--- a/spa/docx/41.content.docx
+++ b/spa/docx/41.content.docx
@@ -11,6 +11,15 @@
         <w:pStyle w:val="Heading2"/>
       </w:pPr>
       <w:r>
+        <w:t>Resource: Notas de Estudio (Tyndale)</w:t>
+      </w:r>
+      <w:r/>
+    </w:p>
+    <w:p>
+      <w:pPr>
+        <w:pStyle w:val="Heading2"/>
+      </w:pPr>
+      <w:r>
         <w:t>License Information</w:t>
       </w:r>
       <w:r/>
@@ -21,7 +30,7 @@
         <w:rPr>
           <w:b/>
         </w:rPr>
-        <w:t>Study Notes (Tyndale)</w:t>
+        <w:t>Notas de Estudio (Tyndale)</w:t>
       </w:r>
       <w:r>
         <w:t xml:space="preserve"> (Spanish) is based on</w:t>
@@ -74,7 +83,7 @@
         <w:pStyle w:val="Heading1"/>
       </w:pPr>
       <w:r>
-        <w:t>Study Notes (Tyndale)</w:t>
+        <w:t>Notas de Estudio (Tyndale)</w:t>
       </w:r>
     </w:p>
     <w:p>
@@ -83,6 +92,51 @@
           <w:headerReference w:type="even" r:id="rId8"/>
           <w:headerReference w:type="default" r:id="rId9"/>
           <w:footerReference w:type="default" r:id="rId10"/>
+          <w:footnotePr>
+            <w:numRestart w:val="eachSect"/>
+          </w:footnotePr>
+          <w:type w:val="continuous"/>
+          <w:pgSz w:w="12240" w:h="15840" w:code="1"/>
+          <w:pgMar w:top="1440" w:right="1440" w:bottom="1440" w:left="1440" w:header="504" w:footer="504" w:gutter="0"/>
+          <w:cols w:space="708"/>
+          <w:titlePg/>
+          <w:docGrid w:linePitch="360"/>
+        </w:sectPr>
+      </w:pPr>
+    </w:p>
+    <w:p>
+      <w:r/>
+    </w:p>
+    <w:p>
+      <w:pPr>
+        <w:pStyle w:val="Heading2"/>
+      </w:pPr>
+      <w:r>
+        <w:t>MRK</w:t>
+      </w:r>
+      <w:r/>
+    </w:p>
+    <w:p>
+      <w:r/>
+      <w:r>
+        <w:rPr>
+          <w:i/>
+        </w:rPr>
+        <w:t>Marcos 1:1, Marcos 1:2–3, Marcos 1:2–8, Marcos 1:3, Marcos 1:4, Marcos 1:5, Marcos 1:6, Marcos 1:7, Marcos 1:8, Marcos 1:9, Marcos 1:10, Marcos 1:11, Marcos 1:12–13, Marcos 1:14, Marcos 1:14–15, Marcos 1:15, Marcos 1:16–20, Marcos 1:17, Marcos 1:19–20, Marcos 1:21, Marcos 1:21–28, Marcos 1:22, Marcos 1:23–24, Marcos 1:25, Marcos 1:26, Marcos 1:27–28, Marcos 1:29–30, Marcos 1:31, Marcos 1:32–34, Marcos 1:33, Marcos 1:34, Marcos 1:35, Marcos 1:38–39, Marcos 1:40, Marcos 1:41, Marcos 1:43–45, Marcos 2:1, Marcos 2:1–12, Marcos 2:1–3.6, Marcos 2:4, Marcos 2:5, Marcos 2:6–7, Marcos 2:9–11, Marcos 2:12, Marcos 2:13–15, Marcos 2:13–17, Marcos 2:16, Marcos 2:17, Marcos 2:18–22, Marcos 2:19–20, Marcos 2:21–22, Marcos 2:23–28, Marcos 2:25–26, Marcos 2:27–28, Marcos 3:1–2, Marcos 3:1–6, Marcos 3:3–4, Marcos 3:5–6, Marcos 3:7–12, Marcos 3:9, Marcos 3:10, Marcos 3:11–12, Marcos 3:13–19, Marcos 3:14–15, Marcos 3:16–18, Marcos 3:17, Marcos 3:18, Marcos 3:19, Marcos 3:20, Marcos 3:20–35, Marcos 3:21, Marcos 3:22, Marcos 3:23–27, Marcos 3:27, Marcos 3:28–30, Marcos 3:31–35, Marcos 3:33–34, Marcos 3:35, Marcos 4:1, Marcos 4:1–34, Marcos 4:2, Marcos 4:3–9, Marcos 4:10, Marcos 4:11–12, Marcos 4:13, Marcos 4:14–20, Marcos 4:21, Marcos 4:21–25, Marcos 4:22–23, Marcos 4:24, Marcos 4:26–29, Marcos 4:26–34, Marcos 4:29, Marcos 4:30–32, Mark 4:33–34, Marcos 4:35–41, Marcos 4:35–5.43, Marcos 4:38, Marcos 4:39–40, Marcos 4:41, Marcos 5:1, Marcos 5:1–20, Marcos 5:2–5, Marcos 5:6–8, Marcos 5:9, Marcos 5:10–13, Marcos 5:15–16, Marcos 5:17, Marcos 5:18, Marcos 5:19–20, Marcos 5:21–22, Marcos 5:21–43, Marcos 5:23, Marcos 5:24–34, Marcos 5:27–29, Marcos 5:33–34, Marcos 5:35–43, Marcos 5:36, Marcos 5:37, Marcos 5:38, Marcos 5:39, Marcos 5:40, Marcos 5:41, Marcos 5:42, Marcos 5:43, Marcos 6:1–2, Marcos 6:1–6, Marcos 6:3–4, Marcos 6:5–6, Marcos 6:6, Marcos 6:6–8.21, Marcos 6:7, Mark 6:7–13, Marcos 6:8–9, Marcos 6:10, Marcos 6:11, Marcos 6:12–13, Marcos 6:14, Marcos 6:14–29, Marcos 6:15, Marcos 6:17, Marcos 6:18, Marcos 6:19–28, Marcos 6:22, Marcos 6:29, Marcos 6:30, Marcos 6:30–44, Marcos 6:31–33, Marcos 6:34, Marcos 6:35–36, Marcos 6:37, Marcos 6:41, Marcos 6:42–44, Marcos 6:45–46, Marcos 6:45–52, Marcos 6:48, Marcos 6:49–50, Marcos 6:51, Marcos 6:52, Marcos 6:53, Marcos 6:53–56, Marcos 6:56, Marcos 7:1, Marcos 7:1–23, Marcos 7:2–4, Marcos 7:5, Marcos 7:6–8, Marcos 7:9–13, Marcos 7:11–12, Marcos 7:13, Marcos 7:14–23, Marcos 7:20–22, Marcos 7:24, Marcos 7:24–30, Marcos 7:25–26, Marcos 7:27–28, Marcos 7:29–30, Marcos 7:31–37, Marcos 7:33, Marcos 7:34, Marcos 7:36–37, Marcos 8:1–3, Marcos 8:1–10, Marcos 8:4, Marcos 8:5, Marcos 8:6–7, Marcos 8:8, Marcos 8:10–13, Marcos 8:11, Marcos 8:12, Marcos 8:14, Marcos 8:14–21, Marcos 8:15, Marcos 8:16, Marcos 8:17–20, Marcos 8:19–20, Marcos 8:21, Marcos 8:22–26, Marcos 8:23, Marcos 8:24–25, Marcos 8:26, Marcos 8:27–28, Marcos 8:27–38, Marcos 8:27–9.1, Marcos 8:29–30, Marcos 8:31, Marcos 8:31–38, Marcos 8:32, Marcos 8:33, Marcos 8:34–38, Marcos 8:35, Marcos 8:36–37, Marcos 8:38, Marcos 9:1, Marcos 9:2–8, Marcos 9:4, Marcos 9:5–6, Marcos 9:7, Marcos 9:8, Marcos 9:9, Marcos 9:10, Marcos 9:11, Marcos 9:12, Marcos 9:13, Marcos 9:14, Marcos 9:14–29, Marcos 9:15, Marcos 9:18, Marcos 9:19, Marcos 9:20, Marcos 9:21–22, Marcos 9:23, Marcos 9:24, Marcos 9:25, Marcos 9:26–27, Marcos 9:28–29, Marcos 9:30–10.31, Marcos 9:31, Marcos 9:32, Marcos 9:33–34, Marcos 9:33–50, Marcos 9:35, Marcos 9:36–37, Marcos 9:38–41, Marcos 9:40, Marcos 9:42–50, Marcos 9:43, Marcos 9:43–48, Marcos 9:48, Marcos 9:49–50, Marcos 10:1–2, Marcos 10:3, Marcos 10:4, Marcos 10:5–9, Marcos 10:10, Marcos 10:11–12, Marcos 10:13, Marcos 10:13–16, Marcos 10:14–15, Marcos 10:17, Marcos 10:17–31, Marcos 10:18, Marcos 10:19, Marcos 10:20, Marcos 10:21, Marcos 10:22, Marcos 10:23–27, Marcos 10:24, Marcos 10:25, Marcos 10:26, Marcos 10:27, Marcos 10:28, Marcos 10:29–30, Marcos 10:31, Mark 10:32–34, Marcos 10:33, Marcos 10:35–45, Marcos 10:37, Mark 10:38, Marcos 10:39, Marcos 10:40, Marcos 10:41, Marcos 10:42–44, Marcos 10:45, Marcos 10:46, Marcos 10:46–52, Marcos 10:47–48, Marcos 10:50, Marcos 10:51, Marcos 10:52, Marcos 11:1, Marcos 11:1–13.37, Marcos 11:2–3, Marcos 11:3, Marcos 11:4–6, Marcos 11:7–8, Marcos 11:9–10, Marcos 11:11, Marcos 11:12–25, Marcos 11:13–14, Marcos 11:15–16, Marcos 11:15–19, Marcos 11:16, Marcos 11:17, Marcos 11:18, Marcos 11:19, Marcos 11:20–21, Marcos 11:22–23, Marcos 11:24–25, Marcos 11:27, Marcos 11:27–33, Marcos 11:28, Marcos 11:29–30, Marcos 11:31–32, Marcos 11:33, Marcos 12:1, Marcos 12:1–12, Marcos 12:2–5, Marcos 12:6, Marcos 12:7, Marcos 12:8, Marcos 12:9, Marcos 12:10–11, Marcos 12:12, Marcos 12:13–17, Marcos 12:14, Marcos 12:15, Marcos 12:16, Marcos 12:17, Marcos 12:18, Marcos 12:18–27, Marcos 12:19, Marcos 12:24–27, Marcos 12:28, Marcos 12:28–34, Marcos 12:29–31, Marcos 12:32–33, Marcos 12:34, Marcos 12:35–37, Marcos 12:36, Marcos 12:38–39, Marcos 12:40, Marcos 12:41–42, Marcos 12:41–44, Marcos 12:43–44, Marcos 13:1, Marcos 13:1–37, Marcos 13:2, Marcos 13:3–4, Marcos 13:5–6, Marcos 13:5–23, Marcos 13:7, Marcos 13:9, Marcos 13:10, Marcos 13:11, Marcos 13:12–13, Marcos 13:14, Marcos 13:14–20, Marcos 13:15–16, Marcos 13:17, Marcos 13:18, Marcos 13:19, Marcos 13:20, Marcos 13:21–23, Marcos 13:24–25, Marcos 13:24–27, Marcos 13:27, Marcos 13:28–31, Marcos 13:29, Marcos 13:30, Marcos 13:31, Marcos 13:32, Marcos 13:32–37, Marcos 13:33–37, Marcos 13:34–35, Marcos 13:37, Marcos 14:1–2, Marcos 14:1–16.8, Marcos 14:3–9, Marcos 14:4–5, Marcos 14:6–8, Marcos 14:8, Marcos 14:9, Marcos 14:10–11, Marcos 14:12, Marcos 14:12–32, Marcos 14:13–15, Marcos 14:17, Marcos 14:18, Marcos 14:19, Marcos 14:21, Marcos 14:22–25, Marcos 14:24, Marcos 14:25, Marcos 14:26–27, Marcos 14:28, Marcos 14:29–31, Marcos 14:32, Marcos 14:33–34, Marcos 14:35–36, Marcos 14:37–38, Marcos 14:41–42, Marcos 14:43, Marcos 14:44–45, Marcos 14:47, Marcos 14:49, Marcos 14:50, Marcos 14:51–52, Marcos 14:53–54, Marcos 14:53–65, Marcos 14:55–59, Marcos 14:60–61, Marcos 14:62, Marcos 14:63–64, Marcos 14:65, Marcos 14:66–72, Marcos 14:67, Marcos 14:68, Marcos 14:69–70, Marcos 14:71, Marcos 14:72, Marcos 15:1, Marcos 15:1–15, Marcos 15:2, Marcos 15:3–5, Marcos 15:6–8, Marcos 15:9–14, Marcos 15:15, Marcos 15:16, Marcos 15:16–41, Marcos 15:17, Marcos 15:18, Marcos 15:21–22, Marcos 15:23, Marcos 15:24, Marcos 15:25, Marcos 15:26, Marcos 15:27, Marcos 15:29–32, Marcos 15:32, Marcos 15:33, Marcos 15:34, Marcos 15:35–36, Marcos 15:37, Marcos 15:38, Marcos 15:39, Marcos 15:40–41, Marcos 15:43–45, Marcos 15:46, Marcos 16:1, Marcos 16:3–4, Marcos 16:7, Marcos 16:8, Marcos 16:9–20</w:t>
+      </w:r>
+      <w:r/>
+    </w:p>
+    <w:p>
+      <w:r/>
+      <w:r>
+        <w:t xml:space="preserve"> </w:t>
+      </w:r>
+      <w:r/>
+      <w:r/>
+    </w:p>
+    <w:p>
+      <w:pPr>
+        <w:sectPr>
           <w:footnotePr>
             <w:numRestart w:val="eachSect"/>
           </w:footnotePr>

--- a/spa/docx/41.content.docx
+++ b/spa/docx/41.content.docx
@@ -163,13 +163,6 @@
         <w:rPr>
           <w:lang w:val="es_ES" w:bidi="es_ES"/>
         </w:rPr>
-      </w:r>
-      <w:r>
-        <w:rPr>
-          <w:i/>
-          <w:lang w:val="es_ES" w:bidi="es_ES"/>
-        </w:rPr>
-        <w:t>Marcos 1:1, Marcos 1:2–3, Marcos 1:2–8, Marcos 1:3, Marcos 1:4, Marcos 1:5, Marcos 1:6, Marcos 1:7, Marcos 1:8, Marcos 1:9, Marcos 1:10, Marcos 1:11, Marcos 1:12–13, Marcos 1:14, Marcos 1:14–15, Marcos 1:15, Marcos 1:16–20, Marcos 1:17, Marcos 1:19–20, Marcos 1:21, Marcos 1:21–28, Marcos 1:22, Marcos 1:23–24, Marcos 1:25, Marcos 1:26, Marcos 1:27–28, Marcos 1:29–30, Marcos 1:31, Marcos 1:32–34, Marcos 1:33, Marcos 1:34, Marcos 1:35, Marcos 1:38–39, Marcos 1:40, Marcos 1:41, Marcos 1:43–45, Marcos 2:1, Marcos 2:1–12, Marcos 2:1–3.6, Marcos 2:4, Marcos 2:5, Marcos 2:6–7, Marcos 2:9–11, Marcos 2:12, Marcos 2:13–15, Marcos 2:13–17, Marcos 2:16, Marcos 2:17, Marcos 2:18–22, Marcos 2:19–20, Marcos 2:21–22, Marcos 2:23–28, Marcos 2:25–26, Marcos 2:27–28, Marcos 3:1–2, Marcos 3:1–6, Marcos 3:3–4, Marcos 3:5–6, Marcos 3:7–12, Marcos 3:9, Marcos 3:10, Marcos 3:11–12, Marcos 3:13–19, Marcos 3:14–15, Marcos 3:16–18, Marcos 3:17, Marcos 3:18, Marcos 3:19, Marcos 3:20, Marcos 3:20–35, Marcos 3:21, Marcos 3:22, Marcos 3:23–27, Marcos 3:27, Marcos 3:28–30, Marcos 3:31–35, Marcos 3:33–34, Marcos 3:35, Marcos 4:1, Marcos 4:1–34, Marcos 4:2, Marcos 4:3–9, Marcos 4:10, Marcos 4:11–12, Marcos 4:13, Marcos 4:14–20, Marcos 4:21, Marcos 4:21–25, Marcos 4:22–23, Marcos 4:24, Marcos 4:26–29, Marcos 4:26–34, Marcos 4:29, Marcos 4:30–32, Mark 4:33–34, Marcos 4:35–41, Marcos 4:35–5.43, Marcos 4:38, Marcos 4:39–40, Marcos 4:41, Marcos 5:1, Marcos 5:1–20, Marcos 5:2–5, Marcos 5:6–8, Marcos 5:9, Marcos 5:10–13, Marcos 5:15–16, Marcos 5:17, Marcos 5:18, Marcos 5:19–20, Marcos 5:21–22, Marcos 5:21–43, Marcos 5:23, Marcos 5:24–34, Marcos 5:27–29, Marcos 5:33–34, Marcos 5:35–43, Marcos 5:36, Marcos 5:37, Marcos 5:38, Marcos 5:39, Marcos 5:40, Marcos 5:41, Marcos 5:42, Marcos 5:43, Marcos 6:1–2, Marcos 6:1–6, Marcos 6:3–4, Marcos 6:5–6, Marcos 6:6, Marcos 6:6–8.21, Marcos 6:7, Mark 6:7–13, Marcos 6:8–9, Marcos 6:10, Marcos 6:11, Marcos 6:12–13, Marcos 6:14, Marcos 6:14–29, Marcos 6:15, Marcos 6:17, Marcos 6:18, Marcos 6:19–28, Marcos 6:22, Marcos 6:29, Marcos 6:30, Marcos 6:30–44, Marcos 6:31–33, Marcos 6:34, Marcos 6:35–36, Marcos 6:37, Marcos 6:41, Marcos 6:42–44, Marcos 6:45–46, Marcos 6:45–52, Marcos 6:48, Marcos 6:49–50, Marcos 6:51, Marcos 6:52, Marcos 6:53, Marcos 6:53–56, Marcos 6:56, Marcos 7:1, Marcos 7:1–23, Marcos 7:2–4, Marcos 7:5, Marcos 7:6–8, Marcos 7:9–13, Marcos 7:11–12, Marcos 7:13, Marcos 7:14–23, Marcos 7:20–22, Marcos 7:24, Marcos 7:24–30, Marcos 7:25–26, Marcos 7:27–28, Marcos 7:29–30, Marcos 7:31–37, Marcos 7:33, Marcos 7:34, Marcos 7:36–37, Marcos 8:1–3, Marcos 8:1–10, Marcos 8:4, Marcos 8:5, Marcos 8:6–7, Marcos 8:8, Marcos 8:10–13, Marcos 8:11, Marcos 8:12, Marcos 8:14, Marcos 8:14–21, Marcos 8:15, Marcos 8:16, Marcos 8:17–20, Marcos 8:19–20, Marcos 8:21, Marcos 8:22–26, Marcos 8:23, Marcos 8:24–25, Marcos 8:26, Marcos 8:27–28, Marcos 8:27–38, Marcos 8:27–9.1, Marcos 8:29–30, Marcos 8:31, Marcos 8:31–38, Marcos 8:32, Marcos 8:33, Marcos 8:34–38, Marcos 8:35, Marcos 8:36–37, Marcos 8:38, Marcos 9:1, Marcos 9:2–8, Marcos 9:4, Marcos 9:5–6, Marcos 9:7, Marcos 9:8, Marcos 9:9, Marcos 9:10, Marcos 9:11, Marcos 9:12, Marcos 9:13, Marcos 9:14, Marcos 9:14–29, Marcos 9:15, Marcos 9:18, Marcos 9:19, Marcos 9:20, Marcos 9:21–22, Marcos 9:23, Marcos 9:24, Marcos 9:25, Marcos 9:26–27, Marcos 9:28–29, Marcos 9:30–10.31, Marcos 9:31, Marcos 9:32, Marcos 9:33–34, Marcos 9:33–50, Marcos 9:35, Marcos 9:36–37, Marcos 9:38–41, Marcos 9:40, Marcos 9:42–50, Marcos 9:43, Marcos 9:43–48, Marcos 9:48, Marcos 9:49–50, Marcos 10:1–2, Marcos 10:3, Marcos 10:4, Marcos 10:5–9, Marcos 10:10, Marcos 10:11–12, Marcos 10:13, Marcos 10:13–16, Marcos 10:14–15, Marcos 10:17, Marcos 10:17–31, Marcos 10:18, Marcos 10:19, Marcos 10:20, Marcos 10:21, Marcos 10:22, Marcos 10:23–27, Marcos 10:24, Marcos 10:25, Marcos 10:26, Marcos 10:27, Marcos 10:28, Marcos 10:29–30, Marcos 10:31, Mark 10:32–34, Marcos 10:33, Marcos 10:35–45, Marcos 10:37, Mark 10:38, Marcos 10:39, Marcos 10:40, Marcos 10:41, Marcos 10:42–44, Marcos 10:45, Marcos 10:46, Marcos 10:46–52, Marcos 10:47–48, Marcos 10:50, Marcos 10:51, Marcos 10:52, Marcos 11:1, Marcos 11:1–13.37, Marcos 11:2–3, Marcos 11:3, Marcos 11:4–6, Marcos 11:7–8, Marcos 11:9–10, Marcos 11:11, Marcos 11:12–25, Marcos 11:13–14, Marcos 11:15–16, Marcos 11:15–19, Marcos 11:16, Marcos 11:17, Marcos 11:18, Marcos 11:19, Marcos 11:20–21, Marcos 11:22–23, Marcos 11:24–25, Marcos 11:27, Marcos 11:27–33, Marcos 11:28, Marcos 11:29–30, Marcos 11:31–32, Marcos 11:33, Marcos 12:1, Marcos 12:1–12, Marcos 12:2–5, Marcos 12:6, Marcos 12:7, Marcos 12:8, Marcos 12:9, Marcos 12:10–11, Marcos 12:12, Marcos 12:13–17, Marcos 12:14, Marcos 12:15, Marcos 12:16, Marcos 12:17, Marcos 12:18, Marcos 12:18–27, Marcos 12:19, Marcos 12:24–27, Marcos 12:28, Marcos 12:28–34, Marcos 12:29–31, Marcos 12:32–33, Marcos 12:34, Marcos 12:35–37, Marcos 12:36, Marcos 12:38–39, Marcos 12:40, Marcos 12:41–42, Marcos 12:41–44, Marcos 12:43–44, Marcos 13:1, Marcos 13:1–37, Marcos 13:2, Marcos 13:3–4, Marcos 13:5–6, Marcos 13:5–23, Marcos 13:7, Marcos 13:9, Marcos 13:10, Marcos 13:11, Marcos 13:12–13, Marcos 13:14, Marcos 13:14–20, Marcos 13:15–16, Marcos 13:17, Marcos 13:18, Marcos 13:19, Marcos 13:20, Marcos 13:21–23, Marcos 13:24–25, Marcos 13:24–27, Marcos 13:27, Marcos 13:28–31, Marcos 13:29, Marcos 13:30, Marcos 13:31, Marcos 13:32, Marcos 13:32–37, Marcos 13:33–37, Marcos 13:34–35, Marcos 13:37, Marcos 14:1–2, Marcos 14:1–16.8, Marcos 14:3–9, Marcos 14:4–5, Marcos 14:6–8, Marcos 14:8, Marcos 14:9, Marcos 14:10–11, Marcos 14:12, Marcos 14:12–32, Marcos 14:13–15, Marcos 14:17, Marcos 14:18, Marcos 14:19, Marcos 14:21, Marcos 14:22–25, Marcos 14:24, Marcos 14:25, Marcos 14:26–27, Marcos 14:28, Marcos 14:29–31, Marcos 14:32, Marcos 14:33–34, Marcos 14:35–36, Marcos 14:37–38, Marcos 14:41–42, Marcos 14:43, Marcos 14:44–45, Marcos 14:47, Marcos 14:49, Marcos 14:50, Marcos 14:51–52, Marcos 14:53–54, Marcos 14:53–65, Marcos 14:55–59, Marcos 14:60–61, Marcos 14:62, Marcos 14:63–64, Marcos 14:65, Marcos 14:66–72, Marcos 14:67, Marcos 14:68, Marcos 14:69–70, Marcos 14:71, Marcos 14:72, Marcos 15:1, Marcos 15:1–15, Marcos 15:2, Marcos 15:3–5, Marcos 15:6–8, Marcos 15:9–14, Marcos 15:15, Marcos 15:16, Marcos 15:16–41, Marcos 15:17, Marcos 15:18, Marcos 15:21–22, Marcos 15:23, Marcos 15:24, Marcos 15:25, Marcos 15:26, Marcos 15:27, Marcos 15:29–32, Marcos 15:32, Marcos 15:33, Marcos 15:34, Marcos 15:35–36, Marcos 15:37, Marcos 15:38, Marcos 15:39, Marcos 15:40–41, Marcos 15:43–45, Marcos 15:46, Marcos 16:1, Marcos 16:3–4, Marcos 16:7, Marcos 16:8, Marcos 16:9–20</w:t>
       </w:r>
       <w:r>
         <w:rPr>

--- a/spa/docx/41.content.docx
+++ b/spa/docx/41.content.docx
@@ -150,19 +150,6 @@
           <w:lang w:val="es_ES" w:bidi="es_ES"/>
         </w:rPr>
         <w:t>MRK</w:t>
-      </w:r>
-      <w:r>
-        <w:rPr>
-          <w:lang w:val="es_ES" w:bidi="es_ES"/>
-        </w:rPr>
-      </w:r>
-    </w:p>
-    <w:p>
-      <w:pPr/>
-      <w:r>
-        <w:rPr>
-          <w:lang w:val="es_ES" w:bidi="es_ES"/>
-        </w:rPr>
       </w:r>
       <w:r>
         <w:rPr>

--- a/spa/docx/41.content.docx
+++ b/spa/docx/41.content.docx
@@ -19,7 +19,7 @@
         <w:rPr>
           <w:lang w:val="es_ES" w:bidi="es_ES"/>
         </w:rPr>
-        <w:t>Resource: Notas de Estudio (Tyndale)</w:t>
+        <w:t>Resource: Tyndale Open Study Notes</w:t>
       </w:r>
       <w:r>
         <w:rPr>
@@ -112,7 +112,7 @@
         <w:rPr>
           <w:lang w:val="es_ES" w:bidi="es_ES"/>
         </w:rPr>
-        <w:t>Notas de Estudio (Tyndale)</w:t>
+        <w:t>Tyndale Open Study Notes</w:t>
       </w:r>
     </w:p>
     <w:p>

--- a/spa/docx/41.content.docx
+++ b/spa/docx/41.content.docx
@@ -31762,7 +31762,7 @@
         <w:rPr>
           <w:lang w:val="es_ES" w:bidi="es_ES"/>
         </w:rPr>
-        <w:t xml:space="preserve">Cualquiera que fuera la experiencia que experimentarían Santiago y Juan, Jesús no tenía la autoridad para concederles su petición. Sólo Dios el Padre podía hacerlo. (ver también </w:t>
+        <w:t xml:space="preserve">Jesús no accedió a su petición. Esos lugares pertenecen a aquellos para quienes Dios Padre los ha preparado (véase también </w:t>
       </w:r>
       <w:hyperlink r:id="rId689">
         <w:r>

--- a/spa/docx/41.content.docx
+++ b/spa/docx/41.content.docx
@@ -43546,33 +43546,20 @@
         <w:rPr>
           <w:lang w:val="es_ES" w:bidi="es_ES"/>
         </w:rPr>
-        <w:t xml:space="preserve">), esta cláusula claramente se refiere a algo inapropiado que sucede en el templo en Jerusalén. • (¡Lector, presta atención!): Marcos alertó a sus lectores originales para que prestaran atención a su descripción de esta señal, lo que indica que la expresión requería un pensamiento y discernimiento cuidadosos. Los lectores de Marcos debían buscar una señal similar a lo que había sucedido en la época de Antíoco Epífanes. • Aunque la frase "objeto sacrílego que causa profanación" es gramaticalmente neutra, la palabra </w:t>
+        <w:t>), esta cláusula claramente se refiere a algo inapropiado que sucede en el templo en Jerusalén. • (¡Lector, presta atención!): Marcos alertó a sus lectores originales para que prestaran atención a su descripción de esta señal, lo que indica que la expresión requería un pensamiento y discernimiento cuidadosos. Los lectores de Marcos debían buscar una señal similar a lo que había sucedido en la época de Antíoco Epífanes. • Aunque la frase "objeto sacrílego que causa profanación" es gramaticalmente neutra, en el texto griego la palabra "de pie" (</w:t>
       </w:r>
       <w:r>
         <w:rPr>
           <w:i/>
           <w:lang w:val="es_ES" w:bidi="es_ES"/>
         </w:rPr>
-        <w:t>"</w:t>
-      </w:r>
-      <w:r>
-        <w:rPr>
-          <w:lang w:val="es_ES" w:bidi="es_ES"/>
-        </w:rPr>
-        <w:t>de pie</w:t>
-      </w:r>
-      <w:r>
-        <w:rPr>
-          <w:i/>
-          <w:lang w:val="es_ES" w:bidi="es_ES"/>
-        </w:rPr>
-        <w:t>"</w:t>
-      </w:r>
-      <w:r>
-        <w:rPr>
-          <w:lang w:val="es_ES" w:bidi="es_ES"/>
-        </w:rPr>
-        <w:t xml:space="preserve"> es gramaticalmente masculina, por lo que se refiere a una persona y no a una cosa. Las sugerencias sobre quién podría haber sido incluyen: (1) el emperador Calígula, quien en el 39–40 d.C. intentó erigir una estatua de sí mismo en el templo (Josefo, </w:t>
+        <w:t>hestēkóta</w:t>
+      </w:r>
+      <w:r>
+        <w:rPr>
+          <w:lang w:val="es_ES" w:bidi="es_ES"/>
+        </w:rPr>
+        <w:t xml:space="preserve">) es gramaticalmente masculina. Esto podría sugerir que se refiere a una persona detrás del acto, pero no es algo certero. La frase también puede referirse a una cosa o un evento. Las sugerencias sobre quién podría haber sido incluyen: (1) el emperador Calígula, quien en el 39–40 d.C. intentó erigir una estatua de sí mismo en el templo (Josefo, </w:t>
       </w:r>
       <w:r>
         <w:rPr>

--- a/spa/docx/41.content.docx
+++ b/spa/docx/41.content.docx
@@ -28603,7 +28603,25 @@
         <w:rPr>
           <w:lang w:val="es_ES" w:bidi="es_ES"/>
         </w:rPr>
-        <w:t xml:space="preserve"> refiriéndose al Valle de Hinnom, que era frontera de Jerusalén al suroeste. Era un vertedero de basura para la ciudad, y la quema continua de desechos allí se convirtió en una metáfora del lugar final de juicio para los malos.</w:t>
+        <w:t xml:space="preserve"> refiriéndose al Valle de Hinnom, que era frontera de Jerusalén al suroeste. Se convirtió en una metáfora del infierno porque los israelitas habían ofrecido a sus hijos como sacrificios allí (</w:t>
+      </w:r>
+      <w:hyperlink r:id="rId628">
+        <w:r>
+          <w:rPr>
+            <w:lang w:val="es_ES" w:bidi="es_ES"/>
+          </w:rPr>
+          <w:rPr>
+            <w:color w:val="0000EE"/>
+            <w:u w:val="single"/>
+          </w:rPr>
+          <w:t>Jer 32.35</w:t>
+        </w:r>
+      </w:hyperlink>
+      <w:r>
+        <w:rPr>
+          <w:lang w:val="es_ES" w:bidi="es_ES"/>
+        </w:rPr>
+        <w:t xml:space="preserve">). </w:t>
       </w:r>
       <w:r>
         <w:rPr>
@@ -28653,7 +28671,7 @@
         </w:rPr>
         <w:t xml:space="preserve">La mayoría de los mejores manuscritos no incluyen </w:t>
       </w:r>
-      <w:hyperlink r:id="rId628">
+      <w:hyperlink r:id="rId629">
         <w:r>
           <w:rPr>
             <w:lang w:val="es_ES" w:bidi="es_ES"/>
@@ -28671,7 +28689,7 @@
         </w:rPr>
         <w:t xml:space="preserve">, </w:t>
       </w:r>
-      <w:hyperlink r:id="rId629">
+      <w:hyperlink r:id="rId630">
         <w:r>
           <w:rPr>
             <w:lang w:val="es_ES" w:bidi="es_ES"/>
@@ -28689,7 +28707,7 @@
         </w:rPr>
         <w:t xml:space="preserve">, pero algunos los incluyen. Estos dos versículos fueron casi seguramente copiados de </w:t>
       </w:r>
-      <w:hyperlink r:id="rId630">
+      <w:hyperlink r:id="rId631">
         <w:r>
           <w:rPr>
             <w:lang w:val="es_ES" w:bidi="es_ES"/>
@@ -28755,7 +28773,7 @@
         </w:rPr>
         <w:t xml:space="preserve">La eternidad del infierno se enfatiza con las frases "nunca muere y nunca se apaga" (cp. </w:t>
       </w:r>
-      <w:hyperlink r:id="rId631">
+      <w:hyperlink r:id="rId632">
         <w:r>
           <w:rPr>
             <w:lang w:val="es_ES" w:bidi="es_ES"/>
@@ -28771,19 +28789,7 @@
         <w:rPr>
           <w:lang w:val="es_ES" w:bidi="es_ES"/>
         </w:rPr>
-        <w:t xml:space="preserve">). El horror del infierno se enfatiza con su descripción como un lugar de fuego eterno, y de descomposición y corrupción donde los gusanos comen todo eternamente. El olor pútrido de la descomposición y la presencia de gusanos en el Valle de Hinom pueden estar detrás de esta imagen (ver </w:t>
-      </w:r>
-      <w:r>
-        <w:rPr>
-          <w:lang w:val="es_ES" w:bidi="es_ES"/>
-        </w:rPr>
-        <w:t>nota de estudio sobre 9:43</w:t>
-      </w:r>
-      <w:r>
-        <w:rPr>
-          <w:lang w:val="es_ES" w:bidi="es_ES"/>
-        </w:rPr>
-        <w:t>). Esta imagen es una advertencia poderosa para que las personas se arrepientan y así escapen del castigo del infierno.</w:t>
+        <w:t>). El horror del infierno se enfatiza con su descripción como un lugar de fuego eterno, y de descomposición y corrupción donde los gusanos comen todo eternamente. Esta imagen es una advertencia poderosa para que las personas se arrepientan y así escapen del castigo del infierno.</w:t>
       </w:r>
       <w:r>
         <w:rPr>
@@ -28845,7 +28851,7 @@
           <w:t xml:space="preserve">1 Pe 1:7, </w:t>
         </w:r>
       </w:hyperlink>
-      <w:hyperlink r:id="rId632">
+      <w:hyperlink r:id="rId633">
         <w:r>
           <w:rPr>
             <w:lang w:val="es_ES" w:bidi="es_ES"/>
@@ -28863,7 +28869,7 @@
         </w:rPr>
         <w:t xml:space="preserve"> </w:t>
       </w:r>
-      <w:hyperlink r:id="rId633">
+      <w:hyperlink r:id="rId634">
         <w:r>
           <w:rPr>
             <w:lang w:val="es_ES" w:bidi="es_ES"/>
@@ -28947,7 +28953,7 @@
         </w:rPr>
         <w:t xml:space="preserve">, </w:t>
       </w:r>
-      <w:hyperlink r:id="rId634">
+      <w:hyperlink r:id="rId635">
         <w:r>
           <w:rPr>
             <w:lang w:val="es_ES" w:bidi="es_ES"/>
@@ -28995,7 +29001,7 @@
           <w:t xml:space="preserve">7:5, </w:t>
         </w:r>
       </w:hyperlink>
-      <w:hyperlink r:id="rId635">
+      <w:hyperlink r:id="rId636">
         <w:r>
           <w:rPr>
             <w:lang w:val="es_ES" w:bidi="es_ES"/>
@@ -29031,7 +29037,7 @@
         </w:rPr>
         <w:t>). Juan el Bautista fue decapitado por su enseñanza de que el divorcio y el nuevo matrimonio de Herodes Antipas eran ilegales (</w:t>
       </w:r>
-      <w:hyperlink r:id="rId636">
+      <w:hyperlink r:id="rId637">
         <w:r>
           <w:rPr>
             <w:lang w:val="es_ES" w:bidi="es_ES"/>
@@ -29049,7 +29055,7 @@
         </w:rPr>
         <w:t xml:space="preserve">), y según el historiador judío Josefo, Juan fue martirizado cerca de la ubicación actual de Jesús al este del río Jordán, en la fortaleza de Herodes Antipas en Maqueronte (ver </w:t>
       </w:r>
-      <w:hyperlink r:id="rId637">
+      <w:hyperlink r:id="rId638">
         <w:r>
           <w:rPr>
             <w:lang w:val="es_ES" w:bidi="es_ES"/>
@@ -29128,7 +29134,7 @@
         </w:rPr>
         <w:t xml:space="preserve">Jesús respondió a la pregunta tramposa de los fariseos con una contra-pregunta (cp. </w:t>
       </w:r>
-      <w:hyperlink r:id="rId638">
+      <w:hyperlink r:id="rId639">
         <w:r>
           <w:rPr>
             <w:lang w:val="es_ES" w:bidi="es_ES"/>
@@ -29194,7 +29200,7 @@
         </w:rPr>
         <w:t xml:space="preserve">Los fariseos citaron lo que Moisés permitió. Hubo mucho debate entre los rabinos sobre lo que constituía el "algo malo" (ver </w:t>
       </w:r>
-      <w:hyperlink r:id="rId639">
+      <w:hyperlink r:id="rId640">
         <w:r>
           <w:rPr>
             <w:lang w:val="es_ES" w:bidi="es_ES"/>
@@ -29273,7 +29279,7 @@
         </w:rPr>
         <w:t>Dios permitió el divorcio como una concesión a los corazones duros de la gente. Pero la voluntad de Dios se expresa más adecuadamente en los pasajes que Jesús cita de la ley de Moisés (</w:t>
       </w:r>
-      <w:hyperlink r:id="rId640">
+      <w:hyperlink r:id="rId641">
         <w:r>
           <w:rPr>
             <w:lang w:val="es_ES" w:bidi="es_ES"/>
@@ -29291,7 +29297,7 @@
         </w:rPr>
         <w:t xml:space="preserve"> </w:t>
       </w:r>
-      <w:hyperlink r:id="rId641">
+      <w:hyperlink r:id="rId642">
         <w:r>
           <w:rPr>
             <w:lang w:val="es_ES" w:bidi="es_ES"/>
@@ -29309,7 +29315,7 @@
         </w:rPr>
         <w:t xml:space="preserve"> ver también </w:t>
       </w:r>
-      <w:hyperlink r:id="rId642">
+      <w:hyperlink r:id="rId643">
         <w:r>
           <w:rPr>
             <w:lang w:val="es_ES" w:bidi="es_ES"/>
@@ -29375,7 +29381,7 @@
         </w:rPr>
         <w:t xml:space="preserve">Jesús a menudo explicaba su enseñanza a sus discípulos en la privacidad de una casa (ver </w:t>
       </w:r>
-      <w:hyperlink r:id="rId643">
+      <w:hyperlink r:id="rId644">
         <w:r>
           <w:rPr>
             <w:lang w:val="es_ES" w:bidi="es_ES"/>
@@ -29405,7 +29411,7 @@
         </w:rPr>
         <w:t xml:space="preserve">, </w:t>
       </w:r>
-      <w:hyperlink r:id="rId644">
+      <w:hyperlink r:id="rId645">
         <w:r>
           <w:rPr>
             <w:lang w:val="es_ES" w:bidi="es_ES"/>
@@ -29471,7 +29477,7 @@
         </w:rPr>
         <w:t xml:space="preserve">"Quien se divorcia . . . y se casa con otra persona comete adulterio": El paralelo en </w:t>
       </w:r>
-      <w:hyperlink r:id="rId645">
+      <w:hyperlink r:id="rId646">
         <w:r>
           <w:rPr>
             <w:lang w:val="es_ES" w:bidi="es_ES"/>
@@ -29489,7 +29495,7 @@
         </w:rPr>
         <w:t xml:space="preserve"> coincide con Marcos y no menciona excepciones a esta prohibición del divorcio, mientras que el relato paralelo de Mateo permite una excepción en casos de infidelidad (</w:t>
       </w:r>
-      <w:hyperlink r:id="rId646">
+      <w:hyperlink r:id="rId647">
         <w:r>
           <w:rPr>
             <w:lang w:val="es_ES" w:bidi="es_ES"/>
@@ -29507,7 +29513,7 @@
         </w:rPr>
         <w:t xml:space="preserve">; véase también </w:t>
       </w:r>
-      <w:hyperlink r:id="rId647">
+      <w:hyperlink r:id="rId648">
         <w:r>
           <w:rPr>
             <w:lang w:val="es_ES" w:bidi="es_ES"/>
@@ -29525,7 +29531,7 @@
         </w:rPr>
         <w:t>). Pablo también permite una excepción si un cónyuge incrédulo abandona el matrimonio (</w:t>
       </w:r>
-      <w:hyperlink r:id="rId648">
+      <w:hyperlink r:id="rId649">
         <w:r>
           <w:rPr>
             <w:lang w:val="es_ES" w:bidi="es_ES"/>
@@ -29543,7 +29549,7 @@
         </w:rPr>
         <w:t>). El relato de Marcos se centra en los principios fundamentales: Dios odia el divorcio (</w:t>
       </w:r>
-      <w:hyperlink r:id="rId642">
+      <w:hyperlink r:id="rId643">
         <w:r>
           <w:rPr>
             <w:lang w:val="es_ES" w:bidi="es_ES"/>
@@ -29622,7 +29628,7 @@
         </w:rPr>
         <w:t>puede referirse a un amplio espectro de edades, desde un niño de doce años (</w:t>
       </w:r>
-      <w:hyperlink r:id="rId649">
+      <w:hyperlink r:id="rId650">
         <w:r>
           <w:rPr>
             <w:lang w:val="es_ES" w:bidi="es_ES"/>
@@ -29640,7 +29646,7 @@
         </w:rPr>
         <w:t>) hasta un bebé de ocho días (</w:t>
       </w:r>
-      <w:hyperlink r:id="rId650">
+      <w:hyperlink r:id="rId651">
         <w:r>
           <w:rPr>
             <w:lang w:val="es_ES" w:bidi="es_ES"/>
@@ -29718,7 +29724,7 @@
         </w:rPr>
         <w:t xml:space="preserve">El amor y la preocupación de Jesús por los niños ya se ha visto en </w:t>
       </w:r>
-      <w:hyperlink r:id="rId651">
+      <w:hyperlink r:id="rId652">
         <w:r>
           <w:rPr>
             <w:lang w:val="es_ES" w:bidi="es_ES"/>
@@ -29730,7 +29736,7 @@
           <w:t xml:space="preserve">5:41–43, </w:t>
         </w:r>
       </w:hyperlink>
-      <w:hyperlink r:id="rId652">
+      <w:hyperlink r:id="rId653">
         <w:r>
           <w:rPr>
             <w:lang w:val="es_ES" w:bidi="es_ES"/>
@@ -29748,7 +29754,7 @@
         </w:rPr>
         <w:t xml:space="preserve">, </w:t>
       </w:r>
-      <w:hyperlink r:id="rId653">
+      <w:hyperlink r:id="rId654">
         <w:r>
           <w:rPr>
             <w:lang w:val="es_ES" w:bidi="es_ES"/>
@@ -29827,7 +29833,7 @@
         </w:rPr>
         <w:t xml:space="preserve"> </w:t>
       </w:r>
-      <w:hyperlink r:id="rId654">
+      <w:hyperlink r:id="rId655">
         <w:r>
           <w:rPr>
             <w:lang w:val="es_ES" w:bidi="es_ES"/>
@@ -29893,7 +29899,7 @@
         </w:rPr>
         <w:t>El hombre rico (</w:t>
       </w:r>
-      <w:hyperlink r:id="rId655">
+      <w:hyperlink r:id="rId656">
         <w:r>
           <w:rPr>
             <w:lang w:val="es_ES" w:bidi="es_ES"/>
@@ -29911,7 +29917,7 @@
         </w:rPr>
         <w:t>) era un joven gobernante (</w:t>
       </w:r>
-      <w:hyperlink r:id="rId656">
+      <w:hyperlink r:id="rId657">
         <w:r>
           <w:rPr>
             <w:lang w:val="es_ES" w:bidi="es_ES"/>
@@ -29929,7 +29935,7 @@
         </w:rPr>
         <w:t xml:space="preserve">; </w:t>
       </w:r>
-      <w:hyperlink r:id="rId657">
+      <w:hyperlink r:id="rId658">
         <w:r>
           <w:rPr>
             <w:lang w:val="es_ES" w:bidi="es_ES"/>
@@ -29947,7 +29953,7 @@
         </w:rPr>
         <w:t xml:space="preserve">) que mostró respeto hacia Jesús al arrodillarse y llamar a Jesús "buen maestro". "Maestro" es un título frecuente para Jesús en Marcos (ver </w:t>
       </w:r>
-      <w:hyperlink r:id="rId658">
+      <w:hyperlink r:id="rId659">
         <w:r>
           <w:rPr>
             <w:lang w:val="es_ES" w:bidi="es_ES"/>
@@ -29965,7 +29971,7 @@
         </w:rPr>
         <w:t xml:space="preserve"> </w:t>
       </w:r>
-      <w:hyperlink r:id="rId659">
+      <w:hyperlink r:id="rId660">
         <w:r>
           <w:rPr>
             <w:lang w:val="es_ES" w:bidi="es_ES"/>
@@ -30001,7 +30007,7 @@
         </w:rPr>
         <w:t xml:space="preserve">, </w:t>
       </w:r>
-      <w:hyperlink r:id="rId660">
+      <w:hyperlink r:id="rId661">
         <w:r>
           <w:rPr>
             <w:lang w:val="es_ES" w:bidi="es_ES"/>
@@ -30019,7 +30025,7 @@
         </w:rPr>
         <w:t xml:space="preserve"> </w:t>
       </w:r>
-      <w:hyperlink r:id="rId661">
+      <w:hyperlink r:id="rId662">
         <w:r>
           <w:rPr>
             <w:lang w:val="es_ES" w:bidi="es_ES"/>
@@ -30037,7 +30043,7 @@
         </w:rPr>
         <w:t xml:space="preserve">, </w:t>
       </w:r>
-      <w:hyperlink r:id="rId662">
+      <w:hyperlink r:id="rId663">
         <w:r>
           <w:rPr>
             <w:lang w:val="es_ES" w:bidi="es_ES"/>
@@ -30073,7 +30079,7 @@
         </w:rPr>
         <w:t xml:space="preserve">, </w:t>
       </w:r>
-      <w:hyperlink r:id="rId663">
+      <w:hyperlink r:id="rId664">
         <w:r>
           <w:rPr>
             <w:lang w:val="es_ES" w:bidi="es_ES"/>
@@ -30091,7 +30097,7 @@
         </w:rPr>
         <w:t xml:space="preserve">, </w:t>
       </w:r>
-      <w:hyperlink r:id="rId664">
+      <w:hyperlink r:id="rId665">
         <w:r>
           <w:rPr>
             <w:lang w:val="es_ES" w:bidi="es_ES"/>
@@ -30109,7 +30115,7 @@
         </w:rPr>
         <w:t xml:space="preserve"> </w:t>
       </w:r>
-      <w:hyperlink r:id="rId665">
+      <w:hyperlink r:id="rId666">
         <w:r>
           <w:rPr>
             <w:lang w:val="es_ES" w:bidi="es_ES"/>
@@ -30127,7 +30133,7 @@
         </w:rPr>
         <w:t xml:space="preserve"> </w:t>
       </w:r>
-      <w:hyperlink r:id="rId666">
+      <w:hyperlink r:id="rId667">
         <w:r>
           <w:rPr>
             <w:lang w:val="es_ES" w:bidi="es_ES"/>
@@ -30193,7 +30199,7 @@
         </w:rPr>
         <w:t xml:space="preserve">La historia del hombre rico continúa los temas del discipulado comenzados en </w:t>
       </w:r>
-      <w:hyperlink r:id="rId644">
+      <w:hyperlink r:id="rId645">
         <w:r>
           <w:rPr>
             <w:lang w:val="es_ES" w:bidi="es_ES"/>
@@ -30325,7 +30331,7 @@
         </w:rPr>
         <w:t xml:space="preserve">La respuesta de Jesús parece extraña a los cristianos que están familiarizados con la enseñanza de Pablo sobre este tema (por ejemplo, </w:t>
       </w:r>
-      <w:hyperlink r:id="rId667">
+      <w:hyperlink r:id="rId668">
         <w:r>
           <w:rPr>
             <w:lang w:val="es_ES" w:bidi="es_ES"/>
@@ -30343,7 +30349,7 @@
         </w:rPr>
         <w:t xml:space="preserve"> </w:t>
       </w:r>
-      <w:hyperlink r:id="rId668">
+      <w:hyperlink r:id="rId669">
         <w:r>
           <w:rPr>
             <w:lang w:val="es_ES" w:bidi="es_ES"/>
@@ -30361,7 +30367,7 @@
         </w:rPr>
         <w:t>). Al nombrar cinco de los diez Mandamientos, Jesús no estaba implicando que el hombre pudiera ganar la vida eterna cumpliéndolos; le estaba diciendo cuáles son los estándares de Dios y permitiendo que el hombre evaluara su propio desempeño. Amar verdaderamente a Dios con todo el corazón, alma, mente y fuerzas, y al prójimo como a uno mismo (</w:t>
       </w:r>
-      <w:hyperlink r:id="rId669">
+      <w:hyperlink r:id="rId670">
         <w:r>
           <w:rPr>
             <w:lang w:val="es_ES" w:bidi="es_ES"/>
@@ -30397,7 +30403,7 @@
         </w:rPr>
         <w:t xml:space="preserve"> </w:t>
       </w:r>
-      <w:hyperlink r:id="rId670">
+      <w:hyperlink r:id="rId671">
         <w:r>
           <w:rPr>
             <w:lang w:val="es_ES" w:bidi="es_ES"/>
@@ -30415,7 +30421,7 @@
         </w:rPr>
         <w:t>), y guardar sus mandamientos (</w:t>
       </w:r>
-      <w:hyperlink r:id="rId671">
+      <w:hyperlink r:id="rId672">
         <w:r>
           <w:rPr>
             <w:lang w:val="es_ES" w:bidi="es_ES"/>
@@ -30433,7 +30439,7 @@
         </w:rPr>
         <w:t xml:space="preserve">; </w:t>
       </w:r>
-      <w:hyperlink r:id="rId672">
+      <w:hyperlink r:id="rId673">
         <w:r>
           <w:rPr>
             <w:lang w:val="es_ES" w:bidi="es_ES"/>
@@ -30451,7 +30457,7 @@
         </w:rPr>
         <w:t xml:space="preserve"> </w:t>
       </w:r>
-      <w:hyperlink r:id="rId673">
+      <w:hyperlink r:id="rId674">
         <w:r>
           <w:rPr>
             <w:lang w:val="es_ES" w:bidi="es_ES"/>
@@ -30535,7 +30541,7 @@
         </w:rPr>
         <w:t xml:space="preserve">), pero no fue arrogante, como indica la falta de cualquier reprensión (cf. </w:t>
       </w:r>
-      <w:hyperlink r:id="rId674">
+      <w:hyperlink r:id="rId675">
         <w:r>
           <w:rPr>
             <w:lang w:val="es_ES" w:bidi="es_ES"/>
@@ -30547,7 +30553,7 @@
           <w:t xml:space="preserve">Mc 12:13–17, </w:t>
         </w:r>
       </w:hyperlink>
-      <w:hyperlink r:id="rId675">
+      <w:hyperlink r:id="rId676">
         <w:r>
           <w:rPr>
             <w:lang w:val="es_ES" w:bidi="es_ES"/>
@@ -30901,7 +30907,7 @@
         </w:rPr>
         <w:t>Este versículo tiende a interpretarse de una de dos maneras: (1) Aunque la salvación por el propio esfuerzo es imposible, por la gracia de Dios las personas pueden ser salvadas a través de la fe (</w:t>
       </w:r>
-      <w:hyperlink r:id="rId676">
+      <w:hyperlink r:id="rId677">
         <w:r>
           <w:rPr>
             <w:lang w:val="es_ES" w:bidi="es_ES"/>
@@ -30985,7 +30991,7 @@
         </w:rPr>
         <w:t xml:space="preserve"> </w:t>
       </w:r>
-      <w:hyperlink r:id="rId677">
+      <w:hyperlink r:id="rId678">
         <w:r>
           <w:rPr>
             <w:lang w:val="es_ES" w:bidi="es_ES"/>
@@ -31138,7 +31144,7 @@
         </w:rPr>
         <w:t xml:space="preserve">"Pero muchos … los más grandes entonces": La cuenta termina con un proverbio, contrastando la manera en que Dios entiende la vida y cómo la gente generalmente la entiende (para dichos similares, ver </w:t>
       </w:r>
-      <w:hyperlink r:id="rId678">
+      <w:hyperlink r:id="rId679">
         <w:r>
           <w:rPr>
             <w:lang w:val="es_ES" w:bidi="es_ES"/>
@@ -31156,7 +31162,7 @@
         </w:rPr>
         <w:t xml:space="preserve"> </w:t>
       </w:r>
-      <w:hyperlink r:id="rId679">
+      <w:hyperlink r:id="rId680">
         <w:r>
           <w:rPr>
             <w:lang w:val="es_ES" w:bidi="es_ES"/>
@@ -31174,7 +31180,7 @@
         </w:rPr>
         <w:t>). Para aquellos con ojos para ver y oídos para oír (</w:t>
       </w:r>
-      <w:hyperlink r:id="rId680">
+      <w:hyperlink r:id="rId681">
         <w:r>
           <w:rPr>
             <w:lang w:val="es_ES" w:bidi="es_ES"/>
@@ -31186,7 +31192,7 @@
           <w:t xml:space="preserve">Mc 4:9–12, </w:t>
         </w:r>
       </w:hyperlink>
-      <w:hyperlink r:id="rId681">
+      <w:hyperlink r:id="rId682">
         <w:r>
           <w:rPr>
             <w:lang w:val="es_ES" w:bidi="es_ES"/>
@@ -31300,7 +31306,7 @@
         </w:rPr>
         <w:t>Los principales sacerdotes y los maestros de la ley religiosa fueron los agentes humanos que cumplieron el propósito de Dios a través de su odio hacia Jesús. No tenían el derecho de imponer la pena capital (</w:t>
       </w:r>
-      <w:hyperlink r:id="rId682">
+      <w:hyperlink r:id="rId683">
         <w:r>
           <w:rPr>
             <w:lang w:val="es_ES" w:bidi="es_ES"/>
@@ -31366,7 +31372,7 @@
         </w:rPr>
         <w:t>Después de la tercera predicción de Jesús sobre su sufrimiento (</w:t>
       </w:r>
-      <w:hyperlink r:id="rId683">
+      <w:hyperlink r:id="rId684">
         <w:r>
           <w:rPr>
             <w:lang w:val="es_ES" w:bidi="es_ES"/>
@@ -31384,7 +31390,7 @@
         </w:rPr>
         <w:t xml:space="preserve">) viene otro ejemplo del fracaso de los discípulos (ver </w:t>
       </w:r>
-      <w:hyperlink r:id="rId684">
+      <w:hyperlink r:id="rId685">
         <w:r>
           <w:rPr>
             <w:lang w:val="es_ES" w:bidi="es_ES"/>
@@ -31402,7 +31408,7 @@
         </w:rPr>
         <w:t xml:space="preserve">; </w:t>
       </w:r>
-      <w:hyperlink r:id="rId685">
+      <w:hyperlink r:id="rId686">
         <w:r>
           <w:rPr>
             <w:lang w:val="es_ES" w:bidi="es_ES"/>
@@ -31438,7 +31444,7 @@
         </w:rPr>
         <w:t>) y la respuesta de Jesús a ellos (</w:t>
       </w:r>
-      <w:hyperlink r:id="rId686">
+      <w:hyperlink r:id="rId687">
         <w:r>
           <w:rPr>
             <w:lang w:val="es_ES" w:bidi="es_ES"/>
@@ -31456,7 +31462,7 @@
         </w:rPr>
         <w:t>). Luego Jesús explica a los otros discípulos lo que significan la grandeza y el liderazgo en el reino de Dios (</w:t>
       </w:r>
-      <w:hyperlink r:id="rId687">
+      <w:hyperlink r:id="rId688">
         <w:r>
           <w:rPr>
             <w:lang w:val="es_ES" w:bidi="es_ES"/>
@@ -31636,7 +31642,7 @@
         </w:rPr>
         <w:t>Santiago y Juan bebieron de hecho un vaso amargo . . . de sufrimiento por Jesús. Santiago murió por su fe (</w:t>
       </w:r>
-      <w:hyperlink r:id="rId688">
+      <w:hyperlink r:id="rId689">
         <w:r>
           <w:rPr>
             <w:lang w:val="es_ES" w:bidi="es_ES"/>
@@ -31764,7 +31770,7 @@
         </w:rPr>
         <w:t xml:space="preserve">Jesús no accedió a su petición. Esos lugares pertenecen a aquellos para quienes Dios Padre los ha preparado (véase también </w:t>
       </w:r>
-      <w:hyperlink r:id="rId689">
+      <w:hyperlink r:id="rId690">
         <w:r>
           <w:rPr>
             <w:lang w:val="es_ES" w:bidi="es_ES"/>
@@ -31830,7 +31836,7 @@
         </w:rPr>
         <w:t>los otros diez discípulos . . . estaban indignados: tal vez querían los lugares especiales que Santiago y Juan pidieron para ellos mismos. Todos los discípulos de Jesús necesitaban una nueva comprensión de lo que significa el liderazgo en el Reino de Dios (</w:t>
       </w:r>
-      <w:hyperlink r:id="rId690">
+      <w:hyperlink r:id="rId691">
         <w:r>
           <w:rPr>
             <w:lang w:val="es_ES" w:bidi="es_ES"/>
@@ -31932,7 +31938,7 @@
         </w:rPr>
         <w:t xml:space="preserve">; </w:t>
       </w:r>
-      <w:hyperlink r:id="rId691">
+      <w:hyperlink r:id="rId692">
         <w:r>
           <w:rPr>
             <w:lang w:val="es_ES" w:bidi="es_ES"/>
@@ -31986,7 +31992,7 @@
         </w:rPr>
         <w:t xml:space="preserve">; </w:t>
       </w:r>
-      <w:hyperlink r:id="rId692">
+      <w:hyperlink r:id="rId693">
         <w:r>
           <w:rPr>
             <w:lang w:val="es_ES" w:bidi="es_ES"/>
@@ -32052,7 +32058,7 @@
         </w:rPr>
         <w:t xml:space="preserve">Jesús ofreció su propio ejemplo para demostrar lo que significa el liderazgo en el Reino de Dios. • Jesús entiende su muerte como un rescate. Un rescate era un pago que se hacía para liberar a un esclavo o cautivo. • La expresión "por muchos" es probablemente una alusión a </w:t>
       </w:r>
-      <w:hyperlink r:id="rId693">
+      <w:hyperlink r:id="rId694">
         <w:r>
           <w:rPr>
             <w:lang w:val="es_ES" w:bidi="es_ES"/>
@@ -32096,7 +32102,7 @@
         </w:rPr>
         <w:t xml:space="preserve"> (cp. </w:t>
       </w:r>
-      <w:hyperlink r:id="rId694">
+      <w:hyperlink r:id="rId695">
         <w:r>
           <w:rPr>
             <w:lang w:val="es_ES" w:bidi="es_ES"/>
@@ -32114,7 +32120,7 @@
         </w:rPr>
         <w:t xml:space="preserve">, </w:t>
       </w:r>
-      <w:hyperlink r:id="rId695">
+      <w:hyperlink r:id="rId696">
         <w:r>
           <w:rPr>
             <w:lang w:val="es_ES" w:bidi="es_ES"/>
@@ -32132,7 +32138,7 @@
         </w:rPr>
         <w:t>). Jesús murió como el substituto de todos. Más tarde, Jesús hablaría de su sangre como derramada por muchos (</w:t>
       </w:r>
-      <w:hyperlink r:id="rId670">
+      <w:hyperlink r:id="rId671">
         <w:r>
           <w:rPr>
             <w:lang w:val="es_ES" w:bidi="es_ES"/>
@@ -32210,7 +32216,7 @@
         </w:rPr>
         <w:t xml:space="preserve">: el viaje que Jesús comenzó en </w:t>
       </w:r>
-      <w:hyperlink r:id="rId696">
+      <w:hyperlink r:id="rId697">
         <w:r>
           <w:rPr>
             <w:lang w:val="es_ES" w:bidi="es_ES"/>
@@ -32306,7 +32312,7 @@
         </w:rPr>
         <w:t xml:space="preserve">, “Características Literarias”). También es un puente hacia la entrada de Jesús en Jerusalén como el Mesías de Israel en </w:t>
       </w:r>
-      <w:hyperlink r:id="rId697">
+      <w:hyperlink r:id="rId698">
         <w:r>
           <w:rPr>
             <w:lang w:val="es_ES" w:bidi="es_ES"/>
@@ -32324,7 +32330,7 @@
         </w:rPr>
         <w:t>. La confesión de Bartimeo (Jesús, Hijo de David) prepara al lector para la confesión del pueblo a la llegada de Jesús a Jerusalén (</w:t>
       </w:r>
-      <w:hyperlink r:id="rId698">
+      <w:hyperlink r:id="rId699">
         <w:r>
           <w:rPr>
             <w:lang w:val="es_ES" w:bidi="es_ES"/>
@@ -32390,7 +32396,7 @@
         </w:rPr>
         <w:t>Bartimeo escuchó: la gran fama de Jesús se había extendido a Jericó, incluso a áreas gentiles (</w:t>
       </w:r>
-      <w:hyperlink r:id="rId699">
+      <w:hyperlink r:id="rId700">
         <w:r>
           <w:rPr>
             <w:lang w:val="es_ES" w:bidi="es_ES"/>
@@ -32408,7 +32414,7 @@
         </w:rPr>
         <w:t>). • Jesús, Hijo de David: Marcos no explica cómo Bartimeo conocía la ascendencia davídica de Jesús. Quizás sabía que Jesús era el Mesías. Sin embargo, el hombre ciego no asociaba este título con objetivos políticos o militares como lo hacía la gran mayoría de la gente en su época. En cambio, Bartimeo se centró en el hecho de que Jesús estaba preocupado por traer el Reino de Dios a los pobres, mutilados, cojos y ciegos, y pidió misericordia y sanación (</w:t>
       </w:r>
-      <w:hyperlink r:id="rId700">
+      <w:hyperlink r:id="rId701">
         <w:r>
           <w:rPr>
             <w:lang w:val="es_ES" w:bidi="es_ES"/>
@@ -32426,7 +32432,7 @@
         </w:rPr>
         <w:t xml:space="preserve">)— lo cual estaba en armonía con la propia comprensión de Jesús (cp. </w:t>
       </w:r>
-      <w:hyperlink r:id="rId701">
+      <w:hyperlink r:id="rId702">
         <w:r>
           <w:rPr>
             <w:lang w:val="es_ES" w:bidi="es_ES"/>
@@ -32625,7 +32631,7 @@
         </w:rPr>
         <w:t xml:space="preserve">; ver </w:t>
       </w:r>
-      <w:hyperlink r:id="rId702">
+      <w:hyperlink r:id="rId703">
         <w:r>
           <w:rPr>
             <w:lang w:val="es_ES" w:bidi="es_ES"/>
@@ -32697,7 +32703,7 @@
         </w:rPr>
         <w:t xml:space="preserve">; </w:t>
       </w:r>
-      <w:hyperlink r:id="rId703">
+      <w:hyperlink r:id="rId704">
         <w:r>
           <w:rPr>
             <w:lang w:val="es_ES" w:bidi="es_ES"/>
@@ -32715,7 +32721,7 @@
         </w:rPr>
         <w:t xml:space="preserve">; </w:t>
       </w:r>
-      <w:hyperlink r:id="rId704">
+      <w:hyperlink r:id="rId705">
         <w:r>
           <w:rPr>
             <w:lang w:val="es_ES" w:bidi="es_ES"/>
@@ -32787,7 +32793,7 @@
         </w:rPr>
         <w:t xml:space="preserve">; </w:t>
       </w:r>
-      <w:hyperlink r:id="rId705">
+      <w:hyperlink r:id="rId706">
         <w:r>
           <w:rPr>
             <w:lang w:val="es_ES" w:bidi="es_ES"/>
@@ -32823,7 +32829,7 @@
         </w:rPr>
         <w:t xml:space="preserve">; </w:t>
       </w:r>
-      <w:hyperlink r:id="rId706">
+      <w:hyperlink r:id="rId707">
         <w:r>
           <w:rPr>
             <w:lang w:val="es_ES" w:bidi="es_ES"/>
@@ -32841,7 +32847,7 @@
         </w:rPr>
         <w:t xml:space="preserve">, </w:t>
       </w:r>
-      <w:hyperlink r:id="rId707">
+      <w:hyperlink r:id="rId708">
         <w:r>
           <w:rPr>
             <w:lang w:val="es_ES" w:bidi="es_ES"/>
@@ -32877,7 +32883,7 @@
         </w:rPr>
         <w:t xml:space="preserve">) por el camino (cp. </w:t>
       </w:r>
-      <w:hyperlink r:id="rId708">
+      <w:hyperlink r:id="rId709">
         <w:r>
           <w:rPr>
             <w:lang w:val="es_ES" w:bidi="es_ES"/>
@@ -32961,7 +32967,7 @@
         </w:rPr>
         <w:t>Jerusalén era la meta de Jesús. Durante la semana anterior a su crucifixión, Jesús, aparentemente, permaneció en Betania con sus discípulos (</w:t>
       </w:r>
-      <w:hyperlink r:id="rId709">
+      <w:hyperlink r:id="rId710">
         <w:r>
           <w:rPr>
             <w:lang w:val="es_ES" w:bidi="es_ES"/>
@@ -32979,7 +32985,7 @@
         </w:rPr>
         <w:t xml:space="preserve">; </w:t>
       </w:r>
-      <w:hyperlink r:id="rId710">
+      <w:hyperlink r:id="rId711">
         <w:r>
           <w:rPr>
             <w:lang w:val="es_ES" w:bidi="es_ES"/>
@@ -32997,7 +33003,7 @@
         </w:rPr>
         <w:t>). • El Monte de los Olivos se asocia frecuentemente con el sitio del juicio final (</w:t>
       </w:r>
-      <w:hyperlink r:id="rId711">
+      <w:hyperlink r:id="rId712">
         <w:r>
           <w:rPr>
             <w:lang w:val="es_ES" w:bidi="es_ES"/>
@@ -33015,7 +33021,7 @@
         </w:rPr>
         <w:t>) y el lugar donde el Mesías se manifestará (</w:t>
       </w:r>
-      <w:hyperlink r:id="rId712">
+      <w:hyperlink r:id="rId713">
         <w:r>
           <w:rPr>
             <w:lang w:val="es_ES" w:bidi="es_ES"/>
@@ -33033,7 +33039,7 @@
         </w:rPr>
         <w:t xml:space="preserve">; </w:t>
       </w:r>
-      <w:hyperlink r:id="rId713">
+      <w:hyperlink r:id="rId714">
         <w:r>
           <w:rPr>
             <w:lang w:val="es_ES" w:bidi="es_ES"/>
@@ -33130,7 +33136,7 @@
         </w:rPr>
         <w:t xml:space="preserve">Esta sección se centra en la relación de Jesús con el Templo de Jerusalén. La disposición geográfica de Marcos sitúa en </w:t>
       </w:r>
-      <w:hyperlink r:id="rId714">
+      <w:hyperlink r:id="rId715">
         <w:r>
           <w:rPr>
             <w:lang w:val="es_ES" w:bidi="es_ES"/>
@@ -33148,7 +33154,7 @@
         </w:rPr>
         <w:t xml:space="preserve"> todos sus relatos de las enseñanzas y acontecimientos de Jesús relacionados con Jerusalén. • La sección concluye (</w:t>
       </w:r>
-      <w:hyperlink r:id="rId715">
+      <w:hyperlink r:id="rId716">
         <w:r>
           <w:rPr>
             <w:lang w:val="es_ES" w:bidi="es_ES"/>
@@ -33166,7 +33172,7 @@
         </w:rPr>
         <w:t xml:space="preserve">) con el segundo discurso extendido de enseñanza de Jesús (ver </w:t>
       </w:r>
-      <w:hyperlink r:id="rId716">
+      <w:hyperlink r:id="rId717">
         <w:r>
           <w:rPr>
             <w:lang w:val="es_ES" w:bidi="es_ES"/>
@@ -33184,7 +33190,7 @@
         </w:rPr>
         <w:t xml:space="preserve">), ahora enfocándose en la destrucción del Templo y en la venida del Hijo del Hombre. Es el clímax de numerosas declaraciones dentro de </w:t>
       </w:r>
-      <w:hyperlink r:id="rId717">
+      <w:hyperlink r:id="rId718">
         <w:r>
           <w:rPr>
             <w:lang w:val="es_ES" w:bidi="es_ES"/>
@@ -33202,7 +33208,7 @@
         </w:rPr>
         <w:t xml:space="preserve"> sobre el juicio divino que estaba a punto de caer sobre Jerusalén y el Templo (ver especialmente </w:t>
       </w:r>
-      <w:hyperlink r:id="rId718">
+      <w:hyperlink r:id="rId719">
         <w:r>
           <w:rPr>
             <w:lang w:val="es_ES" w:bidi="es_ES"/>
@@ -33286,7 +33292,7 @@
         </w:rPr>
         <w:t>Ya ha habido numerosos ejemplos del conocimiento sobrenatural de Jesús (</w:t>
       </w:r>
-      <w:hyperlink r:id="rId719">
+      <w:hyperlink r:id="rId720">
         <w:r>
           <w:rPr>
             <w:lang w:val="es_ES" w:bidi="es_ES"/>
@@ -33322,7 +33328,7 @@
         </w:rPr>
         <w:t xml:space="preserve">; </w:t>
       </w:r>
-      <w:hyperlink r:id="rId720">
+      <w:hyperlink r:id="rId721">
         <w:r>
           <w:rPr>
             <w:lang w:val="es_ES" w:bidi="es_ES"/>
@@ -33340,7 +33346,7 @@
         </w:rPr>
         <w:t xml:space="preserve">, </w:t>
       </w:r>
-      <w:hyperlink r:id="rId721">
+      <w:hyperlink r:id="rId722">
         <w:r>
           <w:rPr>
             <w:lang w:val="es_ES" w:bidi="es_ES"/>
@@ -33394,7 +33400,7 @@
         </w:rPr>
         <w:t>), pero la aceptación de la gente de la respuesta de que "el Señor lo necesita" (</w:t>
       </w:r>
-      <w:hyperlink r:id="rId722">
+      <w:hyperlink r:id="rId723">
         <w:r>
           <w:rPr>
             <w:lang w:val="es_ES" w:bidi="es_ES"/>
@@ -33412,7 +33418,7 @@
         </w:rPr>
         <w:t xml:space="preserve">, </w:t>
       </w:r>
-      <w:hyperlink r:id="rId723">
+      <w:hyperlink r:id="rId724">
         <w:r>
           <w:rPr>
             <w:lang w:val="es_ES" w:bidi="es_ES"/>
@@ -33430,7 +33436,7 @@
         </w:rPr>
         <w:t xml:space="preserve">) sugiere que Jesús lo había planeado esto de antemano (cp. </w:t>
       </w:r>
-      <w:hyperlink r:id="rId724">
+      <w:hyperlink r:id="rId725">
         <w:r>
           <w:rPr>
             <w:lang w:val="es_ES" w:bidi="es_ES"/>
@@ -33448,7 +33454,7 @@
         </w:rPr>
         <w:t xml:space="preserve">). Jesús había planeado intencionalmente entrar en Jerusalén en cumplimiento de </w:t>
       </w:r>
-      <w:hyperlink r:id="rId725">
+      <w:hyperlink r:id="rId726">
         <w:r>
           <w:rPr>
             <w:lang w:val="es_ES" w:bidi="es_ES"/>
@@ -33557,7 +33563,7 @@
         </w:rPr>
         <w:t xml:space="preserve">; </w:t>
       </w:r>
-      <w:hyperlink r:id="rId726">
+      <w:hyperlink r:id="rId727">
         <w:r>
           <w:rPr>
             <w:lang w:val="es_ES" w:bidi="es_ES"/>
@@ -33575,7 +33581,7 @@
         </w:rPr>
         <w:t xml:space="preserve">; </w:t>
       </w:r>
-      <w:hyperlink r:id="rId727">
+      <w:hyperlink r:id="rId728">
         <w:r>
           <w:rPr>
             <w:lang w:val="es_ES" w:bidi="es_ES"/>
@@ -33593,7 +33599,7 @@
         </w:rPr>
         <w:t xml:space="preserve">; ver también </w:t>
       </w:r>
-      <w:hyperlink r:id="rId728">
+      <w:hyperlink r:id="rId729">
         <w:r>
           <w:rPr>
             <w:lang w:val="es_ES" w:bidi="es_ES"/>
@@ -33611,7 +33617,7 @@
         </w:rPr>
         <w:t xml:space="preserve">; </w:t>
       </w:r>
-      <w:hyperlink r:id="rId729">
+      <w:hyperlink r:id="rId730">
         <w:r>
           <w:rPr>
             <w:lang w:val="es_ES" w:bidi="es_ES"/>
@@ -33629,7 +33635,7 @@
         </w:rPr>
         <w:t xml:space="preserve">), por lo que entenderían que se refiere al Señor Jesucristo, que necesitaba el pollino (ver también </w:t>
       </w:r>
-      <w:hyperlink r:id="rId730">
+      <w:hyperlink r:id="rId731">
         <w:r>
           <w:rPr>
             <w:lang w:val="es_ES" w:bidi="es_ES"/>
@@ -33647,7 +33653,7 @@
         </w:rPr>
         <w:t xml:space="preserve">; </w:t>
       </w:r>
-      <w:hyperlink r:id="rId731">
+      <w:hyperlink r:id="rId732">
         <w:r>
           <w:rPr>
             <w:lang w:val="es_ES" w:bidi="es_ES"/>
@@ -33785,7 +33791,7 @@
         </w:rPr>
         <w:t xml:space="preserve"> él": Cp. </w:t>
       </w:r>
-      <w:hyperlink r:id="rId725">
+      <w:hyperlink r:id="rId726">
         <w:r>
           <w:rPr>
             <w:lang w:val="es_ES" w:bidi="es_ES"/>
@@ -33803,7 +33809,7 @@
         </w:rPr>
         <w:t xml:space="preserve">; algunas de las personas sin duda entendieron que estaban presenciando la llegada del Mesías. • Los discípulos hicieron un asiento para Jesús con sus vestiduras exteriores y otros extendieron vestiduras y ramas de árboles cercanos en un camino honorario para que Jesús cabalgara hacia Jerusalén (ver </w:t>
       </w:r>
-      <w:hyperlink r:id="rId732">
+      <w:hyperlink r:id="rId733">
         <w:r>
           <w:rPr>
             <w:lang w:val="es_ES" w:bidi="es_ES"/>
@@ -33821,7 +33827,7 @@
         </w:rPr>
         <w:t xml:space="preserve">; </w:t>
       </w:r>
-      <w:hyperlink r:id="rId733">
+      <w:hyperlink r:id="rId734">
         <w:r>
           <w:rPr>
             <w:lang w:val="es_ES" w:bidi="es_ES"/>
@@ -33913,7 +33919,7 @@
         </w:rPr>
         <w:t xml:space="preserve"> ya no se usaba literalmente como un grito de rescate de los enemigos, sino que se había convertido en una expresión idiomática de alegría y júbilo (cp. “¡Alabado sea el Señor!” como se usa hoy en día). Para las personas, era la bienvenida exuberante (</w:t>
       </w:r>
-      <w:hyperlink r:id="rId734">
+      <w:hyperlink r:id="rId735">
         <w:r>
           <w:rPr>
             <w:lang w:val="es_ES" w:bidi="es_ES"/>
@@ -33931,7 +33937,7 @@
         </w:rPr>
         <w:t>) de un famoso peregrino, el profeta de Galilea (</w:t>
       </w:r>
-      <w:hyperlink r:id="rId735">
+      <w:hyperlink r:id="rId736">
         <w:r>
           <w:rPr>
             <w:lang w:val="es_ES" w:bidi="es_ES"/>
@@ -33949,7 +33955,7 @@
         </w:rPr>
         <w:t>). El milagro de resucitar a Lázaro de entre los muertos puede haber contribuido a la emoción del día (</w:t>
       </w:r>
-      <w:hyperlink r:id="rId736">
+      <w:hyperlink r:id="rId737">
         <w:r>
           <w:rPr>
             <w:lang w:val="es_ES" w:bidi="es_ES"/>
@@ -34033,7 +34039,7 @@
         </w:rPr>
         <w:t>El relato termina sorprendentemente: la multitud exuberante desaparece y la entrada de Jesús en el Templo es anticlimática en comparación con su aproximación. Aparentemente, en la mente de la gente, no había ocurrido nada importante. La mirada de Jesús prepara al lector para el juicio de Dios sobre el Templo (</w:t>
       </w:r>
-      <w:hyperlink r:id="rId737">
+      <w:hyperlink r:id="rId738">
         <w:r>
           <w:rPr>
             <w:lang w:val="es_ES" w:bidi="es_ES"/>
@@ -34099,7 +34105,7 @@
         </w:rPr>
         <w:t xml:space="preserve">En los Evangelios sinópticos, la entrada mesiánica de Jesús en Jerusalén está íntimamente asociada con la limpieza del Templo (ver </w:t>
       </w:r>
-      <w:hyperlink r:id="rId737">
+      <w:hyperlink r:id="rId738">
         <w:r>
           <w:rPr>
             <w:lang w:val="es_ES" w:bidi="es_ES"/>
@@ -34117,7 +34123,7 @@
         </w:rPr>
         <w:t xml:space="preserve"> cp. </w:t>
       </w:r>
-      <w:hyperlink r:id="rId738">
+      <w:hyperlink r:id="rId739">
         <w:r>
           <w:rPr>
             <w:lang w:val="es_ES" w:bidi="es_ES"/>
@@ -34135,7 +34141,7 @@
         </w:rPr>
         <w:t xml:space="preserve"> </w:t>
       </w:r>
-      <w:hyperlink r:id="rId739">
+      <w:hyperlink r:id="rId740">
         <w:r>
           <w:rPr>
             <w:lang w:val="es_ES" w:bidi="es_ES"/>
@@ -34153,7 +34159,7 @@
         </w:rPr>
         <w:t>). En Juan, sin embargo, el relato de la limpieza se registra al principio del ministerio de Jesús (</w:t>
       </w:r>
-      <w:hyperlink r:id="rId740">
+      <w:hyperlink r:id="rId741">
         <w:r>
           <w:rPr>
             <w:lang w:val="es_ES" w:bidi="es_ES"/>
@@ -34171,7 +34177,7 @@
         </w:rPr>
         <w:t>). No está claro si hubo dos limpiezas separadas del Templo (un evento temprano registrado en Juan y este evento posterior registrado en Mateo, Marcos y Lucas) o solo una limpieza registrada en diferentes lugares por Juan y los escritores sinópticos. • En el relato de Marcos, la maldición de la higuera (</w:t>
       </w:r>
-      <w:hyperlink r:id="rId741">
+      <w:hyperlink r:id="rId742">
         <w:r>
           <w:rPr>
             <w:lang w:val="es_ES" w:bidi="es_ES"/>
@@ -34189,7 +34195,7 @@
         </w:rPr>
         <w:t xml:space="preserve">, </w:t>
       </w:r>
-      <w:hyperlink r:id="rId742">
+      <w:hyperlink r:id="rId743">
         <w:r>
           <w:rPr>
             <w:lang w:val="es_ES" w:bidi="es_ES"/>
@@ -34220,7 +34226,7 @@
         </w:rPr>
         <w:t xml:space="preserve"> (principio y fin) alrededor de la limpieza del Templo (</w:t>
       </w:r>
-      <w:hyperlink r:id="rId743">
+      <w:hyperlink r:id="rId744">
         <w:r>
           <w:rPr>
             <w:lang w:val="es_ES" w:bidi="es_ES"/>
@@ -34298,7 +34304,7 @@
         </w:rPr>
         <w:t>: Jesús no maldijo la higuera simplemente porque carecía de fruto. En su lugar, estaba realizando un acto de señal profética como los de los profetas anteriores (</w:t>
       </w:r>
-      <w:hyperlink r:id="rId744">
+      <w:hyperlink r:id="rId745">
         <w:r>
           <w:rPr>
             <w:lang w:val="es_ES" w:bidi="es_ES"/>
@@ -34316,7 +34322,7 @@
         </w:rPr>
         <w:t xml:space="preserve">; </w:t>
       </w:r>
-      <w:hyperlink r:id="rId745">
+      <w:hyperlink r:id="rId746">
         <w:r>
           <w:rPr>
             <w:lang w:val="es_ES" w:bidi="es_ES"/>
@@ -34334,7 +34340,7 @@
         </w:rPr>
         <w:t xml:space="preserve">; </w:t>
       </w:r>
-      <w:hyperlink r:id="rId746">
+      <w:hyperlink r:id="rId747">
         <w:r>
           <w:rPr>
             <w:lang w:val="es_ES" w:bidi="es_ES"/>
@@ -34352,7 +34358,7 @@
         </w:rPr>
         <w:t xml:space="preserve">; </w:t>
       </w:r>
-      <w:hyperlink r:id="rId747">
+      <w:hyperlink r:id="rId748">
         <w:r>
           <w:rPr>
             <w:lang w:val="es_ES" w:bidi="es_ES"/>
@@ -34418,7 +34424,7 @@
         </w:rPr>
         <w:t xml:space="preserve">Cuando regresaron: al entrar en el Templo, Jesús se sintió intensamente perturbado por la compra y venta de animales para el sacrificio y por el intercambio de dinero. Eso era supervisado por sacerdotes, que eran los únicos que podían certificar que una posible ofrenda era aceptable. La práctica de vender animales para el sacrificio tenía como objetivo asegurar que solo se utilizaran animales sin defectos en el servicio del Templo. Se facilitaba instalando mesas de cambio en áreas alrededor de Jerusalén, pero las mesas de cambio se instalaban dentro del Templo en el quince de Adar, el mes anterior a la Pascua. Generalmente, la tasa de cambio implicaba una comisión de entre el 4 y el 8 por ciento. Debido al gran número de medios siclos (ver </w:t>
       </w:r>
-      <w:hyperlink r:id="rId748">
+      <w:hyperlink r:id="rId749">
         <w:r>
           <w:rPr>
             <w:lang w:val="es_ES" w:bidi="es_ES"/>
@@ -34436,7 +34442,7 @@
         </w:rPr>
         <w:t>) y sacrificios involucrados, el intercambio de dinero y la venta de animales para el sacrificio eran bastante rentables. La literatura judía de la época era intensamente crítica con los sacerdotes por acumular grandes riquezas robando a los pobres. Jesús no se oponía al Templo ni atacaba el sistema sacrificial (</w:t>
       </w:r>
-      <w:hyperlink r:id="rId749">
+      <w:hyperlink r:id="rId750">
         <w:r>
           <w:rPr>
             <w:lang w:val="es_ES" w:bidi="es_ES"/>
@@ -34454,7 +34460,7 @@
         </w:rPr>
         <w:t xml:space="preserve">; </w:t>
       </w:r>
-      <w:hyperlink r:id="rId750">
+      <w:hyperlink r:id="rId751">
         <w:r>
           <w:rPr>
             <w:lang w:val="es_ES" w:bidi="es_ES"/>
@@ -34472,7 +34478,7 @@
         </w:rPr>
         <w:t xml:space="preserve">, </w:t>
       </w:r>
-      <w:hyperlink r:id="rId751">
+      <w:hyperlink r:id="rId752">
         <w:r>
           <w:rPr>
             <w:lang w:val="es_ES" w:bidi="es_ES"/>
@@ -34490,7 +34496,7 @@
         </w:rPr>
         <w:t xml:space="preserve">; </w:t>
       </w:r>
-      <w:hyperlink r:id="rId752">
+      <w:hyperlink r:id="rId753">
         <w:r>
           <w:rPr>
             <w:lang w:val="es_ES" w:bidi="es_ES"/>
@@ -34508,7 +34514,7 @@
         </w:rPr>
         <w:t xml:space="preserve">; </w:t>
       </w:r>
-      <w:hyperlink r:id="rId753">
+      <w:hyperlink r:id="rId754">
         <w:r>
           <w:rPr>
             <w:lang w:val="es_ES" w:bidi="es_ES"/>
@@ -34526,7 +34532,7 @@
         </w:rPr>
         <w:t xml:space="preserve">; </w:t>
       </w:r>
-      <w:hyperlink r:id="rId754">
+      <w:hyperlink r:id="rId755">
         <w:r>
           <w:rPr>
             <w:lang w:val="es_ES" w:bidi="es_ES"/>
@@ -34544,7 +34550,7 @@
         </w:rPr>
         <w:t xml:space="preserve">; </w:t>
       </w:r>
-      <w:hyperlink r:id="rId755">
+      <w:hyperlink r:id="rId756">
         <w:r>
           <w:rPr>
             <w:lang w:val="es_ES" w:bidi="es_ES"/>
@@ -34745,7 +34751,7 @@
         </w:rPr>
         <w:t xml:space="preserve">Jesús citó </w:t>
       </w:r>
-      <w:hyperlink r:id="rId756">
+      <w:hyperlink r:id="rId757">
         <w:r>
           <w:rPr>
             <w:lang w:val="es_ES" w:bidi="es_ES"/>
@@ -34763,7 +34769,7 @@
         </w:rPr>
         <w:t xml:space="preserve"> y </w:t>
       </w:r>
-      <w:hyperlink r:id="rId757">
+      <w:hyperlink r:id="rId758">
         <w:r>
           <w:rPr>
             <w:lang w:val="es_ES" w:bidi="es_ES"/>
@@ -34961,7 +34967,7 @@
         </w:rPr>
         <w:t>: Presumiblemente regresaron a Betania (</w:t>
       </w:r>
-      <w:hyperlink r:id="rId758">
+      <w:hyperlink r:id="rId759">
         <w:r>
           <w:rPr>
             <w:lang w:val="es_ES" w:bidi="es_ES"/>
@@ -34979,7 +34985,7 @@
         </w:rPr>
         <w:t xml:space="preserve">; </w:t>
       </w:r>
-      <w:hyperlink r:id="rId759">
+      <w:hyperlink r:id="rId760">
         <w:r>
           <w:rPr>
             <w:lang w:val="es_ES" w:bidi="es_ES"/>
@@ -35093,7 +35099,7 @@
         </w:rPr>
         <w:t>La importancia de las palabras de Jesús se enfatiza con su enfático ``Les digo la verdad". • Esta montaña probablemente indica el Monte del Templo, no el Monte de los Olivos. El juicio del Templo es el tema central de (</w:t>
       </w:r>
-      <w:hyperlink r:id="rId718">
+      <w:hyperlink r:id="rId719">
         <w:r>
           <w:rPr>
             <w:lang w:val="es_ES" w:bidi="es_ES"/>
@@ -35111,7 +35117,7 @@
         </w:rPr>
         <w:t>); se volverá a hacer referencia a él en (</w:t>
       </w:r>
-      <w:hyperlink r:id="rId760">
+      <w:hyperlink r:id="rId761">
         <w:r>
           <w:rPr>
             <w:lang w:val="es_ES" w:bidi="es_ES"/>
@@ -35129,7 +35135,7 @@
         </w:rPr>
         <w:t xml:space="preserve"> y extensamente en (</w:t>
       </w:r>
-      <w:hyperlink r:id="rId715">
+      <w:hyperlink r:id="rId716">
         <w:r>
           <w:rPr>
             <w:lang w:val="es_ES" w:bidi="es_ES"/>
@@ -35165,7 +35171,7 @@
         </w:rPr>
         <w:t>) y crucifixión (</w:t>
       </w:r>
-      <w:hyperlink r:id="rId761">
+      <w:hyperlink r:id="rId762">
         <w:r>
           <w:rPr>
             <w:lang w:val="es_ES" w:bidi="es_ES"/>
@@ -35249,7 +35255,7 @@
         </w:rPr>
         <w:t xml:space="preserve"> por la palabra creer. En el primero (</w:t>
       </w:r>
-      <w:hyperlink r:id="rId762">
+      <w:hyperlink r:id="rId763">
         <w:r>
           <w:rPr>
             <w:lang w:val="es_ES" w:bidi="es_ES"/>
@@ -35267,7 +35273,7 @@
         </w:rPr>
         <w:t xml:space="preserve">), se nos dice que recibiremos lo que pedimos (ver </w:t>
       </w:r>
-      <w:hyperlink r:id="rId763">
+      <w:hyperlink r:id="rId764">
         <w:r>
           <w:rPr>
             <w:lang w:val="es_ES" w:bidi="es_ES"/>
@@ -35303,7 +35309,7 @@
         </w:rPr>
         <w:t>. • El perdón es la segunda condición para que la oración sea respondida. Sólo cuando perdonamos a los demás puede ser atendida nuestra oración más importante: que Dios nos perdone. (</w:t>
       </w:r>
-      <w:hyperlink r:id="rId764">
+      <w:hyperlink r:id="rId765">
         <w:r>
           <w:rPr>
             <w:lang w:val="es_ES" w:bidi="es_ES"/>
@@ -35321,7 +35327,7 @@
         </w:rPr>
         <w:t xml:space="preserve">; </w:t>
       </w:r>
-      <w:hyperlink r:id="rId765">
+      <w:hyperlink r:id="rId766">
         <w:r>
           <w:rPr>
             <w:lang w:val="es_ES" w:bidi="es_ES"/>
@@ -35339,7 +35345,7 @@
         </w:rPr>
         <w:t xml:space="preserve">, </w:t>
       </w:r>
-      <w:hyperlink r:id="rId766">
+      <w:hyperlink r:id="rId767">
         <w:r>
           <w:rPr>
             <w:lang w:val="es_ES" w:bidi="es_ES"/>
@@ -35357,7 +35363,7 @@
         </w:rPr>
         <w:t xml:space="preserve">; </w:t>
       </w:r>
-      <w:hyperlink r:id="rId767">
+      <w:hyperlink r:id="rId768">
         <w:r>
           <w:rPr>
             <w:lang w:val="es_ES" w:bidi="es_ES"/>
@@ -35375,7 +35381,7 @@
         </w:rPr>
         <w:t xml:space="preserve">; </w:t>
       </w:r>
-      <w:hyperlink r:id="rId768">
+      <w:hyperlink r:id="rId769">
         <w:r>
           <w:rPr>
             <w:lang w:val="es_ES" w:bidi="es_ES"/>
@@ -35393,7 +35399,7 @@
         </w:rPr>
         <w:t xml:space="preserve">; cp. </w:t>
       </w:r>
-      <w:hyperlink r:id="rId769">
+      <w:hyperlink r:id="rId770">
         <w:r>
           <w:rPr>
             <w:lang w:val="es_ES" w:bidi="es_ES"/>
@@ -35411,7 +35417,7 @@
         </w:rPr>
         <w:t xml:space="preserve">, </w:t>
       </w:r>
-      <w:hyperlink r:id="rId770">
+      <w:hyperlink r:id="rId771">
         <w:r>
           <w:rPr>
             <w:lang w:val="es_ES" w:bidi="es_ES"/>
@@ -35429,7 +35435,7 @@
         </w:rPr>
         <w:t xml:space="preserve">; </w:t>
       </w:r>
-      <w:hyperlink r:id="rId771">
+      <w:hyperlink r:id="rId772">
         <w:r>
           <w:rPr>
             <w:lang w:val="es_ES" w:bidi="es_ES"/>
@@ -35447,7 +35453,7 @@
         </w:rPr>
         <w:t xml:space="preserve">; </w:t>
       </w:r>
-      <w:hyperlink r:id="rId772">
+      <w:hyperlink r:id="rId773">
         <w:r>
           <w:rPr>
             <w:lang w:val="es_ES" w:bidi="es_ES"/>
@@ -35513,7 +35519,7 @@
         </w:rPr>
         <w:t xml:space="preserve">Al regresar de nuevo a Jerusalén (ver </w:t>
       </w:r>
-      <w:hyperlink r:id="rId773">
+      <w:hyperlink r:id="rId774">
         <w:r>
           <w:rPr>
             <w:lang w:val="es_ES" w:bidi="es_ES"/>
@@ -35531,7 +35537,7 @@
         </w:rPr>
         <w:t xml:space="preserve">, </w:t>
       </w:r>
-      <w:hyperlink r:id="rId758">
+      <w:hyperlink r:id="rId759">
         <w:r>
           <w:rPr>
             <w:lang w:val="es_ES" w:bidi="es_ES"/>
@@ -35549,7 +35555,7 @@
         </w:rPr>
         <w:t xml:space="preserve">, </w:t>
       </w:r>
-      <w:hyperlink r:id="rId774">
+      <w:hyperlink r:id="rId775">
         <w:r>
           <w:rPr>
             <w:lang w:val="es_ES" w:bidi="es_ES"/>
@@ -35567,7 +35573,7 @@
         </w:rPr>
         <w:t>), Jesús y los discípulos entraron en el Templo. La repetición frecuente de Jerusalén recuerda a los lectores lo que pronto sucedería allí (</w:t>
       </w:r>
-      <w:hyperlink r:id="rId691">
+      <w:hyperlink r:id="rId692">
         <w:r>
           <w:rPr>
             <w:lang w:val="es_ES" w:bidi="es_ES"/>
@@ -35621,7 +35627,7 @@
         </w:rPr>
         <w:t xml:space="preserve">; </w:t>
       </w:r>
-      <w:hyperlink r:id="rId775">
+      <w:hyperlink r:id="rId776">
         <w:r>
           <w:rPr>
             <w:lang w:val="es_ES" w:bidi="es_ES"/>
@@ -35693,7 +35699,7 @@
         </w:rPr>
         <w:t xml:space="preserve">; </w:t>
       </w:r>
-      <w:hyperlink r:id="rId776">
+      <w:hyperlink r:id="rId777">
         <w:r>
           <w:rPr>
             <w:lang w:val="es_ES" w:bidi="es_ES"/>
@@ -35759,7 +35765,7 @@
         </w:rPr>
         <w:t>Después de la purificación del Templo (</w:t>
       </w:r>
-      <w:hyperlink r:id="rId737">
+      <w:hyperlink r:id="rId738">
         <w:r>
           <w:rPr>
             <w:lang w:val="es_ES" w:bidi="es_ES"/>
@@ -35777,7 +35783,7 @@
         </w:rPr>
         <w:t xml:space="preserve">; </w:t>
       </w:r>
-      <w:hyperlink r:id="rId777">
+      <w:hyperlink r:id="rId778">
         <w:r>
           <w:rPr>
             <w:lang w:val="es_ES" w:bidi="es_ES"/>
@@ -35795,7 +35801,7 @@
         </w:rPr>
         <w:t xml:space="preserve">; </w:t>
       </w:r>
-      <w:hyperlink r:id="rId778">
+      <w:hyperlink r:id="rId779">
         <w:r>
           <w:rPr>
             <w:lang w:val="es_ES" w:bidi="es_ES"/>
@@ -35813,7 +35819,7 @@
         </w:rPr>
         <w:t xml:space="preserve">), los oponentes de Jesús cuestionan su autoridad para hacerlo (ver también </w:t>
       </w:r>
-      <w:hyperlink r:id="rId779">
+      <w:hyperlink r:id="rId780">
         <w:r>
           <w:rPr>
             <w:lang w:val="es_ES" w:bidi="es_ES"/>
@@ -35831,7 +35837,7 @@
         </w:rPr>
         <w:t xml:space="preserve">; </w:t>
       </w:r>
-      <w:hyperlink r:id="rId780">
+      <w:hyperlink r:id="rId781">
         <w:r>
           <w:rPr>
             <w:lang w:val="es_ES" w:bidi="es_ES"/>
@@ -35849,7 +35855,7 @@
         </w:rPr>
         <w:t xml:space="preserve">; cp. </w:t>
       </w:r>
-      <w:hyperlink r:id="rId781">
+      <w:hyperlink r:id="rId782">
         <w:r>
           <w:rPr>
             <w:lang w:val="es_ES" w:bidi="es_ES"/>
@@ -35951,7 +35957,7 @@
         </w:rPr>
         <w:t xml:space="preserve">; </w:t>
       </w:r>
-      <w:hyperlink r:id="rId782">
+      <w:hyperlink r:id="rId783">
         <w:r>
           <w:rPr>
             <w:lang w:val="es_ES" w:bidi="es_ES"/>
@@ -35969,7 +35975,7 @@
         </w:rPr>
         <w:t>), sanar (</w:t>
       </w:r>
-      <w:hyperlink r:id="rId783">
+      <w:hyperlink r:id="rId784">
         <w:r>
           <w:rPr>
             <w:lang w:val="es_ES" w:bidi="es_ES"/>
@@ -35987,7 +35993,7 @@
         </w:rPr>
         <w:t xml:space="preserve">; </w:t>
       </w:r>
-      <w:hyperlink r:id="rId784">
+      <w:hyperlink r:id="rId785">
         <w:r>
           <w:rPr>
             <w:lang w:val="es_ES" w:bidi="es_ES"/>
@@ -36071,7 +36077,7 @@
         </w:rPr>
         <w:t xml:space="preserve">Jesús a menudo respondía a sus oponentes con contra-preguntas (por ejemplo, </w:t>
       </w:r>
-      <w:hyperlink r:id="rId785">
+      <w:hyperlink r:id="rId786">
         <w:r>
           <w:rPr>
             <w:lang w:val="es_ES" w:bidi="es_ES"/>
@@ -36089,7 +36095,7 @@
         </w:rPr>
         <w:t xml:space="preserve">, </w:t>
       </w:r>
-      <w:hyperlink r:id="rId786">
+      <w:hyperlink r:id="rId787">
         <w:r>
           <w:rPr>
             <w:lang w:val="es_ES" w:bidi="es_ES"/>
@@ -36107,7 +36113,7 @@
         </w:rPr>
         <w:t xml:space="preserve">, </w:t>
       </w:r>
-      <w:hyperlink r:id="rId787">
+      <w:hyperlink r:id="rId788">
         <w:r>
           <w:rPr>
             <w:lang w:val="es_ES" w:bidi="es_ES"/>
@@ -36143,7 +36149,7 @@
         </w:rPr>
         <w:t xml:space="preserve">, </w:t>
       </w:r>
-      <w:hyperlink r:id="rId788">
+      <w:hyperlink r:id="rId789">
         <w:r>
           <w:rPr>
             <w:lang w:val="es_ES" w:bidi="es_ES"/>
@@ -36161,7 +36167,7 @@
         </w:rPr>
         <w:t xml:space="preserve">; </w:t>
       </w:r>
-      <w:hyperlink r:id="rId789">
+      <w:hyperlink r:id="rId790">
         <w:r>
           <w:rPr>
             <w:lang w:val="es_ES" w:bidi="es_ES"/>
@@ -36179,7 +36185,7 @@
         </w:rPr>
         <w:t xml:space="preserve">, </w:t>
       </w:r>
-      <w:hyperlink r:id="rId790">
+      <w:hyperlink r:id="rId791">
         <w:r>
           <w:rPr>
             <w:lang w:val="es_ES" w:bidi="es_ES"/>
@@ -36197,7 +36203,7 @@
         </w:rPr>
         <w:t xml:space="preserve">; véase también </w:t>
       </w:r>
-      <w:hyperlink r:id="rId791">
+      <w:hyperlink r:id="rId792">
         <w:r>
           <w:rPr>
             <w:lang w:val="es_ES" w:bidi="es_ES"/>
@@ -36263,7 +36269,7 @@
         </w:rPr>
         <w:t>Jesús claramente puso a sus oponentes en un aprieto, ya que un “sí” o un “no” dañaría su reputación y autoridad ante los ojos del pueblo. Negar la autoridad profética de Juan probablemente enfadaría a la gente. Afirmarla significaría que deberían haber aceptado lo que Juan dijo, incluyendo lo que dijo sobre Jesús. Esta respuesta también respondería a su propia pregunta (</w:t>
       </w:r>
-      <w:hyperlink r:id="rId792">
+      <w:hyperlink r:id="rId793">
         <w:r>
           <w:rPr>
             <w:lang w:val="es_ES" w:bidi="es_ES"/>
@@ -36347,7 +36353,7 @@
         </w:rPr>
         <w:t xml:space="preserve">; </w:t>
       </w:r>
-      <w:hyperlink r:id="rId793">
+      <w:hyperlink r:id="rId794">
         <w:r>
           <w:rPr>
             <w:lang w:val="es_ES" w:bidi="es_ES"/>
@@ -36365,7 +36371,7 @@
         </w:rPr>
         <w:t>), su falta de voluntad para ver (</w:t>
       </w:r>
-      <w:hyperlink r:id="rId794">
+      <w:hyperlink r:id="rId795">
         <w:r>
           <w:rPr>
             <w:lang w:val="es_ES" w:bidi="es_ES"/>
@@ -36485,7 +36491,7 @@
         </w:rPr>
         <w:t xml:space="preserve">). • La descripción inicial de la historia proviene de </w:t>
       </w:r>
-      <w:hyperlink r:id="rId795">
+      <w:hyperlink r:id="rId796">
         <w:r>
           <w:rPr>
             <w:lang w:val="es_ES" w:bidi="es_ES"/>
@@ -36551,6 +36557,72 @@
         </w:rPr>
         <w:t xml:space="preserve">Los eventos de </w:t>
       </w:r>
+      <w:hyperlink r:id="rId797">
+        <w:r>
+          <w:rPr>
+            <w:lang w:val="es_ES" w:bidi="es_ES"/>
+          </w:rPr>
+          <w:rPr>
+            <w:color w:val="0000EE"/>
+            <w:u w:val="single"/>
+          </w:rPr>
+          <w:t>11:27–12:44</w:t>
+        </w:r>
+      </w:hyperlink>
+      <w:r>
+        <w:rPr>
+          <w:lang w:val="es_ES" w:bidi="es_ES"/>
+        </w:rPr>
+        <w:t xml:space="preserve"> tienen lugar en el templo (ver </w:t>
+      </w:r>
+      <w:hyperlink r:id="rId552">
+        <w:r>
+          <w:rPr>
+            <w:lang w:val="es_ES" w:bidi="es_ES"/>
+          </w:rPr>
+          <w:rPr>
+            <w:color w:val="0000EE"/>
+            <w:u w:val="single"/>
+          </w:rPr>
+          <w:t xml:space="preserve">11:27; </w:t>
+        </w:r>
+      </w:hyperlink>
+      <w:hyperlink r:id="rId666">
+        <w:r>
+          <w:rPr>
+            <w:lang w:val="es_ES" w:bidi="es_ES"/>
+          </w:rPr>
+          <w:rPr>
+            <w:color w:val="0000EE"/>
+            <w:u w:val="single"/>
+          </w:rPr>
+          <w:t>13:1</w:t>
+        </w:r>
+      </w:hyperlink>
+      <w:r>
+        <w:rPr>
+          <w:lang w:val="es_ES" w:bidi="es_ES"/>
+        </w:rPr>
+        <w:t>). Esta historia (literalmente parábola) está íntimamente ligada a la pregunta anterior sobre la autoridad de Jesús (</w:t>
+      </w:r>
+      <w:hyperlink r:id="rId798">
+        <w:r>
+          <w:rPr>
+            <w:lang w:val="es_ES" w:bidi="es_ES"/>
+          </w:rPr>
+          <w:rPr>
+            <w:color w:val="0000EE"/>
+            <w:u w:val="single"/>
+          </w:rPr>
+          <w:t>11:27–33</w:t>
+        </w:r>
+      </w:hyperlink>
+      <w:r>
+        <w:rPr>
+          <w:lang w:val="es_ES" w:bidi="es_ES"/>
+        </w:rPr>
+        <w:t xml:space="preserve">) por las palabras introductorias, "Entonces comenzó Jesús a enseñarles". Esta parábola es una respuesta extendida de Jesús a los líderes religiosos. • Jesús pretendía que su público interpretara esta parábola a la luz de </w:t>
+      </w:r>
       <w:hyperlink r:id="rId796">
         <w:r>
           <w:rPr>
@@ -36560,72 +36632,6 @@
             <w:color w:val="0000EE"/>
             <w:u w:val="single"/>
           </w:rPr>
-          <w:t>11:27–12:44</w:t>
-        </w:r>
-      </w:hyperlink>
-      <w:r>
-        <w:rPr>
-          <w:lang w:val="es_ES" w:bidi="es_ES"/>
-        </w:rPr>
-        <w:t xml:space="preserve"> tienen lugar en el templo (ver </w:t>
-      </w:r>
-      <w:hyperlink r:id="rId552">
-        <w:r>
-          <w:rPr>
-            <w:lang w:val="es_ES" w:bidi="es_ES"/>
-          </w:rPr>
-          <w:rPr>
-            <w:color w:val="0000EE"/>
-            <w:u w:val="single"/>
-          </w:rPr>
-          <w:t xml:space="preserve">11:27; </w:t>
-        </w:r>
-      </w:hyperlink>
-      <w:hyperlink r:id="rId665">
-        <w:r>
-          <w:rPr>
-            <w:lang w:val="es_ES" w:bidi="es_ES"/>
-          </w:rPr>
-          <w:rPr>
-            <w:color w:val="0000EE"/>
-            <w:u w:val="single"/>
-          </w:rPr>
-          <w:t>13:1</w:t>
-        </w:r>
-      </w:hyperlink>
-      <w:r>
-        <w:rPr>
-          <w:lang w:val="es_ES" w:bidi="es_ES"/>
-        </w:rPr>
-        <w:t>). Esta historia (literalmente parábola) está íntimamente ligada a la pregunta anterior sobre la autoridad de Jesús (</w:t>
-      </w:r>
-      <w:hyperlink r:id="rId797">
-        <w:r>
-          <w:rPr>
-            <w:lang w:val="es_ES" w:bidi="es_ES"/>
-          </w:rPr>
-          <w:rPr>
-            <w:color w:val="0000EE"/>
-            <w:u w:val="single"/>
-          </w:rPr>
-          <w:t>11:27–33</w:t>
-        </w:r>
-      </w:hyperlink>
-      <w:r>
-        <w:rPr>
-          <w:lang w:val="es_ES" w:bidi="es_ES"/>
-        </w:rPr>
-        <w:t xml:space="preserve">) por las palabras introductorias, "Entonces comenzó Jesús a enseñarles". Esta parábola es una respuesta extendida de Jesús a los líderes religiosos. • Jesús pretendía que su público interpretara esta parábola a la luz de </w:t>
-      </w:r>
-      <w:hyperlink r:id="rId795">
-        <w:r>
-          <w:rPr>
-            <w:lang w:val="es_ES" w:bidi="es_ES"/>
-          </w:rPr>
-          <w:rPr>
-            <w:color w:val="0000EE"/>
-            <w:u w:val="single"/>
-          </w:rPr>
           <w:t>Is 5:1–7</w:t>
         </w:r>
       </w:hyperlink>
@@ -36635,7 +36641,7 @@
         </w:rPr>
         <w:t>, una historia similar de alguien plantando una viña, construyendo una torre de vigilancia, poniendo una cerca alrededor de la viña y cavando un pozo para un lagar. Se hace una pregunta similar: ¿Qué supones que hará el dueño de la viña? (</w:t>
       </w:r>
-      <w:hyperlink r:id="rId760">
+      <w:hyperlink r:id="rId761">
         <w:r>
           <w:rPr>
             <w:lang w:val="es_ES" w:bidi="es_ES"/>
@@ -36653,7 +36659,7 @@
         </w:rPr>
         <w:t xml:space="preserve"> cp. </w:t>
       </w:r>
-      <w:hyperlink r:id="rId798">
+      <w:hyperlink r:id="rId799">
         <w:r>
           <w:rPr>
             <w:lang w:val="es_ES" w:bidi="es_ES"/>
@@ -36671,7 +36677,7 @@
         </w:rPr>
         <w:t>). Isaías identifica específicamente la viña como el pueblo de Israel (</w:t>
       </w:r>
-      <w:hyperlink r:id="rId799">
+      <w:hyperlink r:id="rId800">
         <w:r>
           <w:rPr>
             <w:lang w:val="es_ES" w:bidi="es_ES"/>
@@ -36689,7 +36695,7 @@
         </w:rPr>
         <w:t>); los oyentes de Jesús y los lectores de Marcos habrían entendido de manera similar la historia presente como una alegoría sobre los israelitas. Otros detalles en la historia también están claramente destinados a ser interpretados alegóricamente: Los arrendatarios representan a los líderes de Israel; el dueño representa a Dios; los siervos representan a los profetas del Antiguo Testamento; el hijo amado representa a Jesús, el Hijo de Dios; el asesinato del hijo representa la crucifixión de Jesús; y la entrega de la viña a otros representa el juicio que viene sobre Israel (</w:t>
       </w:r>
-      <w:hyperlink r:id="rId737">
+      <w:hyperlink r:id="rId738">
         <w:r>
           <w:rPr>
             <w:lang w:val="es_ES" w:bidi="es_ES"/>
@@ -36707,7 +36713,7 @@
         </w:rPr>
         <w:t xml:space="preserve">; </w:t>
       </w:r>
-      <w:hyperlink r:id="rId715">
+      <w:hyperlink r:id="rId716">
         <w:r>
           <w:rPr>
             <w:lang w:val="es_ES" w:bidi="es_ES"/>
@@ -36791,7 +36797,7 @@
         </w:rPr>
         <w:t>El tiempo de la cosecha de uvas probablemente se refiere al momento, unos cuatro años después de la siembra, cuando una nueva viña produciría su primera cosecha. La parte del propietario de la cosecha habría sido una cantidad de uvas o vino, dada como salario por el arrendamiento de la viña. • En el Antiguo Testamento, a los profetas frecuentemente se les refiere como siervos (</w:t>
       </w:r>
-      <w:hyperlink r:id="rId800">
+      <w:hyperlink r:id="rId801">
         <w:r>
           <w:rPr>
             <w:lang w:val="es_ES" w:bidi="es_ES"/>
@@ -36803,7 +36809,7 @@
           <w:t xml:space="preserve">Jer 7:25–2, </w:t>
         </w:r>
       </w:hyperlink>
-      <w:hyperlink r:id="rId801">
+      <w:hyperlink r:id="rId802">
         <w:r>
           <w:rPr>
             <w:lang w:val="es_ES" w:bidi="es_ES"/>
@@ -36821,7 +36827,7 @@
         </w:rPr>
         <w:t xml:space="preserve"> </w:t>
       </w:r>
-      <w:hyperlink r:id="rId802">
+      <w:hyperlink r:id="rId803">
         <w:r>
           <w:rPr>
             <w:lang w:val="es_ES" w:bidi="es_ES"/>
@@ -36839,7 +36845,7 @@
         </w:rPr>
         <w:t>); fueron repetidamente maltratados y asesinados por los líderes israelitas (</w:t>
       </w:r>
-      <w:hyperlink r:id="rId803">
+      <w:hyperlink r:id="rId804">
         <w:r>
           <w:rPr>
             <w:lang w:val="es_ES" w:bidi="es_ES"/>
@@ -36851,7 +36857,7 @@
           <w:t xml:space="preserve">1 Re 18:13; </w:t>
         </w:r>
       </w:hyperlink>
-      <w:hyperlink r:id="rId804">
+      <w:hyperlink r:id="rId805">
         <w:r>
           <w:rPr>
             <w:lang w:val="es_ES" w:bidi="es_ES"/>
@@ -36869,7 +36875,7 @@
         </w:rPr>
         <w:t>,</w:t>
       </w:r>
-      <w:hyperlink r:id="rId805">
+      <w:hyperlink r:id="rId806">
         <w:r>
           <w:rPr>
             <w:lang w:val="es_ES" w:bidi="es_ES"/>
@@ -36887,7 +36893,7 @@
         </w:rPr>
         <w:t xml:space="preserve"> </w:t>
       </w:r>
-      <w:hyperlink r:id="rId806">
+      <w:hyperlink r:id="rId807">
         <w:r>
           <w:rPr>
             <w:lang w:val="es_ES" w:bidi="es_ES"/>
@@ -36905,7 +36911,7 @@
         </w:rPr>
         <w:t xml:space="preserve">; </w:t>
       </w:r>
-      <w:hyperlink r:id="rId807">
+      <w:hyperlink r:id="rId808">
         <w:r>
           <w:rPr>
             <w:lang w:val="es_ES" w:bidi="es_ES"/>
@@ -36917,7 +36923,7 @@
           <w:t xml:space="preserve">36:15–16, </w:t>
         </w:r>
       </w:hyperlink>
-      <w:hyperlink r:id="rId808">
+      <w:hyperlink r:id="rId809">
         <w:r>
           <w:rPr>
             <w:lang w:val="es_ES" w:bidi="es_ES"/>
@@ -36929,7 +36935,7 @@
           <w:t xml:space="preserve">Jer 26:20–23, </w:t>
         </w:r>
       </w:hyperlink>
-      <w:hyperlink r:id="rId809">
+      <w:hyperlink r:id="rId810">
         <w:r>
           <w:rPr>
             <w:lang w:val="es_ES" w:bidi="es_ES"/>
@@ -36947,7 +36953,7 @@
         </w:rPr>
         <w:t xml:space="preserve"> ver </w:t>
       </w:r>
-      <w:hyperlink r:id="rId810">
+      <w:hyperlink r:id="rId811">
         <w:r>
           <w:rPr>
             <w:lang w:val="es_ES" w:bidi="es_ES"/>
@@ -36965,7 +36971,7 @@
         </w:rPr>
         <w:t>,</w:t>
       </w:r>
-      <w:hyperlink r:id="rId811">
+      <w:hyperlink r:id="rId812">
         <w:r>
           <w:rPr>
             <w:lang w:val="es_ES" w:bidi="es_ES"/>
@@ -36983,7 +36989,7 @@
         </w:rPr>
         <w:t xml:space="preserve"> </w:t>
       </w:r>
-      <w:hyperlink r:id="rId812">
+      <w:hyperlink r:id="rId813">
         <w:r>
           <w:rPr>
             <w:lang w:val="es_ES" w:bidi="es_ES"/>
@@ -37199,7 +37205,7 @@
         </w:rPr>
         <w:t xml:space="preserve">El argumento de los labradores no nos queda claro, aunque aparentemente era claro para los oyentes originales, sin requerir más explicación (cp. </w:t>
       </w:r>
-      <w:hyperlink r:id="rId813">
+      <w:hyperlink r:id="rId814">
         <w:r>
           <w:rPr>
             <w:lang w:val="es_ES" w:bidi="es_ES"/>
@@ -37217,7 +37223,7 @@
         </w:rPr>
         <w:t xml:space="preserve"> </w:t>
       </w:r>
-      <w:hyperlink r:id="rId814">
+      <w:hyperlink r:id="rId815">
         <w:r>
           <w:rPr>
             <w:lang w:val="es_ES" w:bidi="es_ES"/>
@@ -37295,7 +37301,7 @@
         </w:rPr>
         <w:t xml:space="preserve">: el trato vergonzoso de los labradores hacia el hijo se agrava al ni siquiera enterrar su cuerpo. cp. </w:t>
       </w:r>
-      <w:hyperlink r:id="rId815">
+      <w:hyperlink r:id="rId816">
         <w:r>
           <w:rPr>
             <w:lang w:val="es_ES" w:bidi="es_ES"/>
@@ -37361,7 +37367,7 @@
         </w:rPr>
         <w:t xml:space="preserve">La parábola concluye con dos preguntas retóricas (cp. </w:t>
       </w:r>
-      <w:hyperlink r:id="rId788">
+      <w:hyperlink r:id="rId789">
         <w:r>
           <w:rPr>
             <w:lang w:val="es_ES" w:bidi="es_ES"/>
@@ -37379,7 +37385,7 @@
         </w:rPr>
         <w:t xml:space="preserve"> </w:t>
       </w:r>
-      <w:hyperlink r:id="rId816">
+      <w:hyperlink r:id="rId817">
         <w:r>
           <w:rPr>
             <w:lang w:val="es_ES" w:bidi="es_ES"/>
@@ -37415,7 +37421,7 @@
         </w:rPr>
         <w:t xml:space="preserve"> </w:t>
       </w:r>
-      <w:hyperlink r:id="rId817">
+      <w:hyperlink r:id="rId818">
         <w:r>
           <w:rPr>
             <w:lang w:val="es_ES" w:bidi="es_ES"/>
@@ -37445,7 +37451,7 @@
         </w:rPr>
         <w:t>). La primera corresponde a lo que el “Señor de los Ejércitos Celestiales” dice en la parábola de la viña (</w:t>
       </w:r>
-      <w:hyperlink r:id="rId818">
+      <w:hyperlink r:id="rId819">
         <w:r>
           <w:rPr>
             <w:lang w:val="es_ES" w:bidi="es_ES"/>
@@ -37499,7 +37505,7 @@
         </w:rPr>
         <w:t xml:space="preserve">) por otros más fieles, los lectores de Marcos probablemente habrían entendido que los otros a quienes se les daría la viña serían la iglesia gentil (cf. </w:t>
       </w:r>
-      <w:hyperlink r:id="rId819">
+      <w:hyperlink r:id="rId820">
         <w:r>
           <w:rPr>
             <w:lang w:val="es_ES" w:bidi="es_ES"/>
@@ -37517,7 +37523,7 @@
         </w:rPr>
         <w:t xml:space="preserve"> </w:t>
       </w:r>
-      <w:hyperlink r:id="rId820">
+      <w:hyperlink r:id="rId821">
         <w:r>
           <w:rPr>
             <w:lang w:val="es_ES" w:bidi="es_ES"/>
@@ -37535,7 +37541,7 @@
         </w:rPr>
         <w:t xml:space="preserve">; </w:t>
       </w:r>
-      <w:hyperlink r:id="rId821">
+      <w:hyperlink r:id="rId822">
         <w:r>
           <w:rPr>
             <w:lang w:val="es_ES" w:bidi="es_ES"/>
@@ -37553,7 +37559,7 @@
         </w:rPr>
         <w:t>). Así, la parábola de Jesús se conecta con la próxima destrucción de Jerusalén (</w:t>
       </w:r>
-      <w:hyperlink r:id="rId743">
+      <w:hyperlink r:id="rId744">
         <w:r>
           <w:rPr>
             <w:lang w:val="es_ES" w:bidi="es_ES"/>
@@ -37571,7 +37577,7 @@
         </w:rPr>
         <w:t xml:space="preserve">; </w:t>
       </w:r>
-      <w:hyperlink r:id="rId715">
+      <w:hyperlink r:id="rId716">
         <w:r>
           <w:rPr>
             <w:lang w:val="es_ES" w:bidi="es_ES"/>
@@ -37607,7 +37613,7 @@
         </w:rPr>
         <w:t xml:space="preserve">; </w:t>
       </w:r>
-      <w:hyperlink r:id="rId761">
+      <w:hyperlink r:id="rId762">
         <w:r>
           <w:rPr>
             <w:lang w:val="es_ES" w:bidi="es_ES"/>
@@ -37673,7 +37679,7 @@
         </w:rPr>
         <w:t xml:space="preserve">En su segunda pregunta retórica, Jesús utilizó una cita de </w:t>
       </w:r>
-      <w:hyperlink r:id="rId822">
+      <w:hyperlink r:id="rId823">
         <w:r>
           <w:rPr>
             <w:lang w:val="es_ES" w:bidi="es_ES"/>
@@ -37691,7 +37697,7 @@
         </w:rPr>
         <w:t xml:space="preserve">. La piedra rechazada (el Hijo) se había convertido en la piedra angular del Reino de Dios (cp. </w:t>
       </w:r>
-      <w:hyperlink r:id="rId823">
+      <w:hyperlink r:id="rId824">
         <w:r>
           <w:rPr>
             <w:lang w:val="es_ES" w:bidi="es_ES"/>
@@ -37703,7 +37709,7 @@
           <w:t xml:space="preserve">Hechos 4:11, </w:t>
         </w:r>
       </w:hyperlink>
-      <w:hyperlink r:id="rId824">
+      <w:hyperlink r:id="rId825">
         <w:r>
           <w:rPr>
             <w:lang w:val="es_ES" w:bidi="es_ES"/>
@@ -37721,7 +37727,7 @@
         </w:rPr>
         <w:t xml:space="preserve"> </w:t>
       </w:r>
-      <w:hyperlink r:id="rId825">
+      <w:hyperlink r:id="rId826">
         <w:r>
           <w:rPr>
             <w:lang w:val="es_ES" w:bidi="es_ES"/>
@@ -37739,7 +37745,7 @@
         </w:rPr>
         <w:t>). La frase se entiende tradicionalmente como la piedra angular enterrada que es parte de la fundación, pero podría ser la piedra angular en la cima de un edificio que marca su finalización. Cualquiera que sea la piedra a la que se refiere, era la más importante. A pesar de la mala intención de los constructores, los líderes religiosos, todo lo que hicieron fue de acuerdo con la voluntad de Dios (</w:t>
       </w:r>
-      <w:hyperlink r:id="rId826">
+      <w:hyperlink r:id="rId827">
         <w:r>
           <w:rPr>
             <w:lang w:val="es_ES" w:bidi="es_ES"/>
@@ -37823,7 +37829,7 @@
         </w:rPr>
         <w:t xml:space="preserve">Los líderes religiosos: por segunda vez, la presencia de la multitud frustró sus malas intenciones (ver </w:t>
       </w:r>
-      <w:hyperlink r:id="rId827">
+      <w:hyperlink r:id="rId828">
         <w:r>
           <w:rPr>
             <w:lang w:val="es_ES" w:bidi="es_ES"/>
@@ -37967,7 +37973,7 @@
         </w:rPr>
         <w:t xml:space="preserve">"Tributos": la palabra griega se refiere a un impuesto de capitación o impuesto per cápita; cp. </w:t>
       </w:r>
-      <w:hyperlink r:id="rId828">
+      <w:hyperlink r:id="rId829">
         <w:r>
           <w:rPr>
             <w:lang w:val="es_ES" w:bidi="es_ES"/>
@@ -37985,7 +37991,7 @@
         </w:rPr>
         <w:t xml:space="preserve"> </w:t>
       </w:r>
-      <w:hyperlink r:id="rId829">
+      <w:hyperlink r:id="rId830">
         <w:r>
           <w:rPr>
             <w:lang w:val="es_ES" w:bidi="es_ES"/>
@@ -38160,7 +38166,7 @@
         </w:rPr>
         <w:t xml:space="preserve">"Dad a César lo que es de César": las palabras de Jesús no pueden ser tomadas como las de un zelote anti-romano que se opone a la tributación judía por parte de César. Jesús indica claramente en otros lugares que se oponía a la causa zelote (ver </w:t>
       </w:r>
-      <w:hyperlink r:id="rId830">
+      <w:hyperlink r:id="rId831">
         <w:r>
           <w:rPr>
             <w:lang w:val="es_ES" w:bidi="es_ES"/>
@@ -38178,7 +38184,7 @@
         </w:rPr>
         <w:t xml:space="preserve">, </w:t>
       </w:r>
-      <w:hyperlink r:id="rId831">
+      <w:hyperlink r:id="rId832">
         <w:r>
           <w:rPr>
             <w:lang w:val="es_ES" w:bidi="es_ES"/>
@@ -38196,7 +38202,7 @@
         </w:rPr>
         <w:t xml:space="preserve">, </w:t>
       </w:r>
-      <w:hyperlink r:id="rId832">
+      <w:hyperlink r:id="rId833">
         <w:r>
           <w:rPr>
             <w:lang w:val="es_ES" w:bidi="es_ES"/>
@@ -38214,7 +38220,7 @@
         </w:rPr>
         <w:t xml:space="preserve">; </w:t>
       </w:r>
-      <w:hyperlink r:id="rId833">
+      <w:hyperlink r:id="rId834">
         <w:r>
           <w:rPr>
             <w:lang w:val="es_ES" w:bidi="es_ES"/>
@@ -38352,7 +38358,7 @@
         </w:rPr>
         <w:t xml:space="preserve">). Los saduceos no creían en la resurrección de los muertos (ver </w:t>
       </w:r>
-      <w:hyperlink r:id="rId834">
+      <w:hyperlink r:id="rId835">
         <w:r>
           <w:rPr>
             <w:lang w:val="es_ES" w:bidi="es_ES"/>
@@ -38370,7 +38376,7 @@
         </w:rPr>
         <w:t xml:space="preserve">; </w:t>
       </w:r>
-      <w:hyperlink r:id="rId835">
+      <w:hyperlink r:id="rId836">
         <w:r>
           <w:rPr>
             <w:lang w:val="es_ES" w:bidi="es_ES"/>
@@ -38467,7 +38473,7 @@
         </w:rPr>
         <w:t xml:space="preserve"> el escenario es el templo (</w:t>
       </w:r>
-      <w:hyperlink r:id="rId836">
+      <w:hyperlink r:id="rId837">
         <w:r>
           <w:rPr>
             <w:lang w:val="es_ES" w:bidi="es_ES"/>
@@ -38498,7 +38504,7 @@
         </w:rPr>
         <w:t xml:space="preserve"> </w:t>
       </w:r>
-      <w:hyperlink r:id="rId837">
+      <w:hyperlink r:id="rId838">
         <w:r>
           <w:rPr>
             <w:lang w:val="es_ES" w:bidi="es_ES"/>
@@ -38516,7 +38522,7 @@
         </w:rPr>
         <w:t xml:space="preserve"> </w:t>
       </w:r>
-      <w:hyperlink r:id="rId838">
+      <w:hyperlink r:id="rId839">
         <w:r>
           <w:rPr>
             <w:lang w:val="es_ES" w:bidi="es_ES"/>
@@ -38534,7 +38540,7 @@
         </w:rPr>
         <w:t xml:space="preserve">; </w:t>
       </w:r>
-      <w:hyperlink r:id="rId839">
+      <w:hyperlink r:id="rId840">
         <w:r>
           <w:rPr>
             <w:lang w:val="es_ES" w:bidi="es_ES"/>
@@ -38546,7 +38552,7 @@
           <w:t>5:12-</w:t>
         </w:r>
       </w:hyperlink>
-      <w:hyperlink r:id="rId840">
+      <w:hyperlink r:id="rId841">
         <w:r>
           <w:rPr>
             <w:lang w:val="es_ES" w:bidi="es_ES"/>
@@ -38564,7 +38570,7 @@
         </w:rPr>
         <w:t xml:space="preserve"> </w:t>
       </w:r>
-      <w:hyperlink r:id="rId841">
+      <w:hyperlink r:id="rId842">
         <w:r>
           <w:rPr>
             <w:lang w:val="es_ES" w:bidi="es_ES"/>
@@ -38582,7 +38588,7 @@
         </w:rPr>
         <w:t xml:space="preserve">; las excepciones son </w:t>
       </w:r>
-      <w:hyperlink r:id="rId842">
+      <w:hyperlink r:id="rId843">
         <w:r>
           <w:rPr>
             <w:lang w:val="es_ES" w:bidi="es_ES"/>
@@ -38600,7 +38606,7 @@
         </w:rPr>
         <w:t xml:space="preserve">; </w:t>
       </w:r>
-      <w:hyperlink r:id="rId843">
+      <w:hyperlink r:id="rId844">
         <w:r>
           <w:rPr>
             <w:lang w:val="es_ES" w:bidi="es_ES"/>
@@ -38618,7 +38624,7 @@
         </w:rPr>
         <w:t>). • La pregunta de los saduceos (</w:t>
       </w:r>
-      <w:hyperlink r:id="rId844">
+      <w:hyperlink r:id="rId845">
         <w:r>
           <w:rPr>
             <w:lang w:val="es_ES" w:bidi="es_ES"/>
@@ -38636,7 +38642,7 @@
         </w:rPr>
         <w:t>) fue cuidadosamente elaborada y basada en un mandamiento de Moisés (</w:t>
       </w:r>
-      <w:hyperlink r:id="rId845">
+      <w:hyperlink r:id="rId846">
         <w:r>
           <w:rPr>
             <w:lang w:val="es_ES" w:bidi="es_ES"/>
@@ -38654,7 +38660,7 @@
         </w:rPr>
         <w:t xml:space="preserve"> ver </w:t>
       </w:r>
-      <w:hyperlink r:id="rId846">
+      <w:hyperlink r:id="rId847">
         <w:r>
           <w:rPr>
             <w:lang w:val="es_ES" w:bidi="es_ES"/>
@@ -38672,7 +38678,7 @@
         </w:rPr>
         <w:t xml:space="preserve"> </w:t>
       </w:r>
-      <w:hyperlink r:id="rId847">
+      <w:hyperlink r:id="rId848">
         <w:r>
           <w:rPr>
             <w:lang w:val="es_ES" w:bidi="es_ES"/>
@@ -38690,7 +38696,7 @@
         </w:rPr>
         <w:t xml:space="preserve">). Dado que los siete hombres no podían tener a la mujer como esposa en la resurrección, y dado que ninguno de ellos tenía un reclamo especial, los saduceos pensaron que habían demostrado la absurdidad de la doctrina de la resurrección y refutado a los fariseos y a Jesús (cp. </w:t>
       </w:r>
-      <w:hyperlink r:id="rId848">
+      <w:hyperlink r:id="rId849">
         <w:r>
           <w:rPr>
             <w:lang w:val="es_ES" w:bidi="es_ES"/>
@@ -38708,7 +38714,7 @@
         </w:rPr>
         <w:t xml:space="preserve"> </w:t>
       </w:r>
-      <w:hyperlink r:id="rId849">
+      <w:hyperlink r:id="rId850">
         <w:r>
           <w:rPr>
             <w:lang w:val="es_ES" w:bidi="es_ES"/>
@@ -38762,7 +38768,7 @@
         </w:rPr>
         <w:t xml:space="preserve">; </w:t>
       </w:r>
-      <w:hyperlink r:id="rId850">
+      <w:hyperlink r:id="rId851">
         <w:r>
           <w:rPr>
             <w:lang w:val="es_ES" w:bidi="es_ES"/>
@@ -38894,7 +38900,7 @@
         </w:rPr>
         <w:t>La respuesta de Jesús tenía dos elementos. Primero, reprendió la ignorancia de los saduceos sobre las Escrituras (es decir, el Antiguo Testamento), donde la resurrección de los muertos se menciona más claramente en los Profetas (</w:t>
       </w:r>
-      <w:hyperlink r:id="rId851">
+      <w:hyperlink r:id="rId852">
         <w:r>
           <w:rPr>
             <w:lang w:val="es_ES" w:bidi="es_ES"/>
@@ -38912,7 +38918,7 @@
         </w:rPr>
         <w:t xml:space="preserve">; </w:t>
       </w:r>
-      <w:hyperlink r:id="rId852">
+      <w:hyperlink r:id="rId853">
         <w:r>
           <w:rPr>
             <w:lang w:val="es_ES" w:bidi="es_ES"/>
@@ -38930,7 +38936,7 @@
         </w:rPr>
         <w:t>) y los Escritos (</w:t>
       </w:r>
-      <w:hyperlink r:id="rId853">
+      <w:hyperlink r:id="rId854">
         <w:r>
           <w:rPr>
             <w:lang w:val="es_ES" w:bidi="es_ES"/>
@@ -38942,7 +38948,7 @@
           <w:t xml:space="preserve">Job 19:26, </w:t>
         </w:r>
       </w:hyperlink>
-      <w:hyperlink r:id="rId854">
+      <w:hyperlink r:id="rId855">
         <w:r>
           <w:rPr>
             <w:lang w:val="es_ES" w:bidi="es_ES"/>
@@ -38960,7 +38966,7 @@
         </w:rPr>
         <w:t xml:space="preserve">; </w:t>
       </w:r>
-      <w:hyperlink r:id="rId855">
+      <w:hyperlink r:id="rId856">
         <w:r>
           <w:rPr>
             <w:lang w:val="es_ES" w:bidi="es_ES"/>
@@ -38978,7 +38984,7 @@
         </w:rPr>
         <w:t xml:space="preserve">; </w:t>
       </w:r>
-      <w:hyperlink r:id="rId856">
+      <w:hyperlink r:id="rId857">
         <w:r>
           <w:rPr>
             <w:lang w:val="es_ES" w:bidi="es_ES"/>
@@ -38996,7 +39002,7 @@
         </w:rPr>
         <w:t xml:space="preserve"> </w:t>
       </w:r>
-      <w:hyperlink r:id="rId857">
+      <w:hyperlink r:id="rId858">
         <w:r>
           <w:rPr>
             <w:lang w:val="es_ES" w:bidi="es_ES"/>
@@ -39014,7 +39020,7 @@
         </w:rPr>
         <w:t xml:space="preserve">). Sin embargo, los saduceos solo aceptaban la Torá (Génesis—Deuteronomio), así que Jesús les respondió desde la Torá. La referencia a Dios como el Dios de Abraham, el Dios de Isaac y el Dios de Jacob (ver </w:t>
       </w:r>
-      <w:hyperlink r:id="rId858">
+      <w:hyperlink r:id="rId859">
         <w:r>
           <w:rPr>
             <w:lang w:val="es_ES" w:bidi="es_ES"/>
@@ -39032,7 +39038,7 @@
         </w:rPr>
         <w:t xml:space="preserve">, </w:t>
       </w:r>
-      <w:hyperlink r:id="rId859">
+      <w:hyperlink r:id="rId860">
         <w:r>
           <w:rPr>
             <w:lang w:val="es_ES" w:bidi="es_ES"/>
@@ -39050,7 +39056,7 @@
         </w:rPr>
         <w:t>) mostró que el pacto de Dios con los patriarcas no podía ser roto por la muerte. Ellos aún estaban vivos (</w:t>
       </w:r>
-      <w:hyperlink r:id="rId860">
+      <w:hyperlink r:id="rId861">
         <w:r>
           <w:rPr>
             <w:lang w:val="es_ES" w:bidi="es_ES"/>
@@ -39068,7 +39074,7 @@
         </w:rPr>
         <w:t xml:space="preserve">; </w:t>
       </w:r>
-      <w:hyperlink r:id="rId861">
+      <w:hyperlink r:id="rId862">
         <w:r>
           <w:rPr>
             <w:lang w:val="es_ES" w:bidi="es_ES"/>
@@ -39086,7 +39092,7 @@
         </w:rPr>
         <w:t xml:space="preserve"> </w:t>
       </w:r>
-      <w:hyperlink r:id="rId849">
+      <w:hyperlink r:id="rId850">
         <w:r>
           <w:rPr>
             <w:lang w:val="es_ES" w:bidi="es_ES"/>
@@ -39098,7 +39104,7 @@
           <w:t xml:space="preserve">Lucas 16:19–31, </w:t>
         </w:r>
       </w:hyperlink>
-      <w:hyperlink r:id="rId862">
+      <w:hyperlink r:id="rId863">
         <w:r>
           <w:rPr>
             <w:lang w:val="es_ES" w:bidi="es_ES"/>
@@ -39134,7 +39140,7 @@
         </w:rPr>
         <w:t xml:space="preserve"> </w:t>
       </w:r>
-      <w:hyperlink r:id="rId863">
+      <w:hyperlink r:id="rId864">
         <w:r>
           <w:rPr>
             <w:lang w:val="es_ES" w:bidi="es_ES"/>
@@ -39152,7 +39158,7 @@
         </w:rPr>
         <w:t xml:space="preserve"> </w:t>
       </w:r>
-      <w:hyperlink r:id="rId864">
+      <w:hyperlink r:id="rId865">
         <w:r>
           <w:rPr>
             <w:lang w:val="es_ES" w:bidi="es_ES"/>
@@ -39170,7 +39176,7 @@
         </w:rPr>
         <w:t xml:space="preserve"> </w:t>
       </w:r>
-      <w:hyperlink r:id="rId865">
+      <w:hyperlink r:id="rId866">
         <w:r>
           <w:rPr>
             <w:lang w:val="es_ES" w:bidi="es_ES"/>
@@ -39188,7 +39194,7 @@
         </w:rPr>
         <w:t>). Es en este sentido que los creyentes resucitados serán como los ángeles en el cielo. • El argumento de Jesús demuestra su sabiduría ante sus oponentes y afirma la esperanza de la resurrección para sus seguidores. Jesús es “la resurrección y la vida” (</w:t>
       </w:r>
-      <w:hyperlink r:id="rId866">
+      <w:hyperlink r:id="rId867">
         <w:r>
           <w:rPr>
             <w:lang w:val="es_ES" w:bidi="es_ES"/>
@@ -39206,7 +39212,7 @@
         </w:rPr>
         <w:t>); él ha conquistado la muerte y ha asegurado a aquellos que creen en él que “no se perderán, sino que tendrán vida eterna” (</w:t>
       </w:r>
-      <w:hyperlink r:id="rId867">
+      <w:hyperlink r:id="rId868">
         <w:r>
           <w:rPr>
             <w:lang w:val="es_ES" w:bidi="es_ES"/>
@@ -39272,7 +39278,7 @@
         </w:rPr>
         <w:t xml:space="preserve">"De todos los mandamientos": la Torá (Génesis—Deuteronomio) contiene 613 mandamientos separados, y los maestros judíos frecuentemente debatían sobre cuáles eran más importantes que otros. Ningún mandamiento se consideraba sin importancia, pero algunos se reconocían como más fundamentales que otros (ver </w:t>
       </w:r>
-      <w:hyperlink r:id="rId868">
+      <w:hyperlink r:id="rId869">
         <w:r>
           <w:rPr>
             <w:lang w:val="es_ES" w:bidi="es_ES"/>
@@ -39290,7 +39296,7 @@
         </w:rPr>
         <w:t xml:space="preserve">). La respuesta del Rabino Hillel a esta pregunta fue: “Lo que es odioso para ti, no lo hagas a tu prójimo” (Shabat Babilónico 31a; ver también Tobit 4:15). Otras sugerencias incluían </w:t>
       </w:r>
-      <w:hyperlink r:id="rId869">
+      <w:hyperlink r:id="rId870">
         <w:r>
           <w:rPr>
             <w:lang w:val="es_ES" w:bidi="es_ES"/>
@@ -39308,7 +39314,7 @@
         </w:rPr>
         <w:t xml:space="preserve"> </w:t>
       </w:r>
-      <w:hyperlink r:id="rId870">
+      <w:hyperlink r:id="rId871">
         <w:r>
           <w:rPr>
             <w:lang w:val="es_ES" w:bidi="es_ES"/>
@@ -39326,7 +39332,7 @@
         </w:rPr>
         <w:t xml:space="preserve"> </w:t>
       </w:r>
-      <w:hyperlink r:id="rId871">
+      <w:hyperlink r:id="rId872">
         <w:r>
           <w:rPr>
             <w:lang w:val="es_ES" w:bidi="es_ES"/>
@@ -39344,7 +39350,7 @@
         </w:rPr>
         <w:t xml:space="preserve"> </w:t>
       </w:r>
-      <w:hyperlink r:id="rId872">
+      <w:hyperlink r:id="rId873">
         <w:r>
           <w:rPr>
             <w:lang w:val="es_ES" w:bidi="es_ES"/>
@@ -39362,7 +39368,7 @@
         </w:rPr>
         <w:t xml:space="preserve"> </w:t>
       </w:r>
-      <w:hyperlink r:id="rId873">
+      <w:hyperlink r:id="rId874">
         <w:r>
           <w:rPr>
             <w:lang w:val="es_ES" w:bidi="es_ES"/>
@@ -39380,7 +39386,7 @@
         </w:rPr>
         <w:t xml:space="preserve">y </w:t>
       </w:r>
-      <w:hyperlink r:id="rId874">
+      <w:hyperlink r:id="rId875">
         <w:r>
           <w:rPr>
             <w:lang w:val="es_ES" w:bidi="es_ES"/>
@@ -39446,7 +39452,7 @@
         </w:rPr>
         <w:t xml:space="preserve">Después de los tres desafíos hostiles de </w:t>
       </w:r>
-      <w:hyperlink r:id="rId875">
+      <w:hyperlink r:id="rId876">
         <w:r>
           <w:rPr>
             <w:lang w:val="es_ES" w:bidi="es_ES"/>
@@ -39464,7 +39470,7 @@
         </w:rPr>
         <w:t xml:space="preserve">, el lector podría esperar que la siguiente pregunta a Jesús fuera hostil (ver </w:t>
       </w:r>
-      <w:hyperlink r:id="rId792">
+      <w:hyperlink r:id="rId793">
         <w:r>
           <w:rPr>
             <w:lang w:val="es_ES" w:bidi="es_ES"/>
@@ -39500,7 +39506,7 @@
         </w:rPr>
         <w:t>,</w:t>
       </w:r>
-      <w:hyperlink r:id="rId844">
+      <w:hyperlink r:id="rId845">
         <w:r>
           <w:rPr>
             <w:lang w:val="es_ES" w:bidi="es_ES"/>
@@ -39518,7 +39524,7 @@
         </w:rPr>
         <w:t>), pero esta no fue una oposición hostil. Referencias anteriores en Marcos a los maestros de la ley religiosa los han retratado como antagonistas (</w:t>
       </w:r>
-      <w:hyperlink r:id="rId876">
+      <w:hyperlink r:id="rId877">
         <w:r>
           <w:rPr>
             <w:lang w:val="es_ES" w:bidi="es_ES"/>
@@ -39572,7 +39578,7 @@
         </w:rPr>
         <w:t xml:space="preserve"> </w:t>
       </w:r>
-      <w:hyperlink r:id="rId877">
+      <w:hyperlink r:id="rId878">
         <w:r>
           <w:rPr>
             <w:lang w:val="es_ES" w:bidi="es_ES"/>
@@ -39620,7 +39626,7 @@
         </w:rPr>
         <w:t xml:space="preserve"> </w:t>
       </w:r>
-      <w:hyperlink r:id="rId878">
+      <w:hyperlink r:id="rId879">
         <w:r>
           <w:rPr>
             <w:lang w:val="es_ES" w:bidi="es_ES"/>
@@ -39692,7 +39698,7 @@
         </w:rPr>
         <w:t>), y Jesús advertirá a las multitudes contra su hipocresía (</w:t>
       </w:r>
-      <w:hyperlink r:id="rId879">
+      <w:hyperlink r:id="rId880">
         <w:r>
           <w:rPr>
             <w:lang w:val="es_ES" w:bidi="es_ES"/>
@@ -39710,7 +39716,7 @@
         </w:rPr>
         <w:t>), pero este maestro estaba positivamente inclinado hacia Jesús (</w:t>
       </w:r>
-      <w:hyperlink r:id="rId664">
+      <w:hyperlink r:id="rId665">
         <w:r>
           <w:rPr>
             <w:lang w:val="es_ES" w:bidi="es_ES"/>
@@ -39722,7 +39728,7 @@
           <w:t>12:28</w:t>
         </w:r>
       </w:hyperlink>
-      <w:hyperlink r:id="rId880">
+      <w:hyperlink r:id="rId881">
         <w:r>
           <w:rPr>
             <w:lang w:val="es_ES" w:bidi="es_ES"/>
@@ -39734,7 +39740,7 @@
           <w:t xml:space="preserve">, </w:t>
         </w:r>
       </w:hyperlink>
-      <w:hyperlink r:id="rId664">
+      <w:hyperlink r:id="rId665">
         <w:r>
           <w:rPr>
             <w:lang w:val="es_ES" w:bidi="es_ES"/>
@@ -39752,7 +39758,7 @@
         </w:rPr>
         <w:t>) y lo elogió (</w:t>
       </w:r>
-      <w:hyperlink r:id="rId881">
+      <w:hyperlink r:id="rId882">
         <w:r>
           <w:rPr>
             <w:lang w:val="es_ES" w:bidi="es_ES"/>
@@ -39770,7 +39776,7 @@
         </w:rPr>
         <w:t>). Jesús describió la respuesta del hombre a su pregunta como teniendo entendimiento, y Jesús dijo que el hombre no estaba lejos del Reino de Dios (</w:t>
       </w:r>
-      <w:hyperlink r:id="rId882">
+      <w:hyperlink r:id="rId883">
         <w:r>
           <w:rPr>
             <w:lang w:val="es_ES" w:bidi="es_ES"/>
@@ -39836,7 +39842,7 @@
         </w:rPr>
         <w:t xml:space="preserve">La respuesta de Jesús combinó dos mandamientos ampliamente separados de la Torá. • El primero, </w:t>
       </w:r>
-      <w:hyperlink r:id="rId883">
+      <w:hyperlink r:id="rId884">
         <w:r>
           <w:rPr>
             <w:lang w:val="es_ES" w:bidi="es_ES"/>
@@ -39880,7 +39886,7 @@
         </w:rPr>
         <w:t>‘). El primer mandamiento corresponde a la primera parte de los Diez Mandamientos (</w:t>
       </w:r>
-      <w:hyperlink r:id="rId884">
+      <w:hyperlink r:id="rId885">
         <w:r>
           <w:rPr>
             <w:lang w:val="es_ES" w:bidi="es_ES"/>
@@ -39898,7 +39904,7 @@
         </w:rPr>
         <w:t xml:space="preserve">), que se enfoca en la relación de una persona con Dios. • La singularidad de Dios es fundamental para el monoteísmo judío y cristiano y es la base para el mandamiento de amar a Dios con todo el corazón (pensamiento y afecto), alma (deseo y sentimiento), mente (entendimiento) y fuerza (energía y poder). • El segundo mandamiento es de </w:t>
       </w:r>
-      <w:hyperlink r:id="rId885">
+      <w:hyperlink r:id="rId886">
         <w:r>
           <w:rPr>
             <w:lang w:val="es_ES" w:bidi="es_ES"/>
@@ -39916,7 +39922,7 @@
         </w:rPr>
         <w:t>. Corresponde a la segunda parte de los Diez Mandamientos (</w:t>
       </w:r>
-      <w:hyperlink r:id="rId886">
+      <w:hyperlink r:id="rId887">
         <w:r>
           <w:rPr>
             <w:lang w:val="es_ES" w:bidi="es_ES"/>
@@ -39934,7 +39940,7 @@
         </w:rPr>
         <w:t>), que se enfoca en la relación de una persona con otras personas. El segundo mandamiento se basa en la inclinación natural de las personas a cuidarse a sí mismas. La importancia de esto para la iglesia primitiva se puede ver en su repetición frecuente (</w:t>
       </w:r>
-      <w:hyperlink r:id="rId887">
+      <w:hyperlink r:id="rId888">
         <w:r>
           <w:rPr>
             <w:lang w:val="es_ES" w:bidi="es_ES"/>
@@ -39946,7 +39952,7 @@
           <w:t xml:space="preserve">Mt 5:43–44; </w:t>
         </w:r>
       </w:hyperlink>
-      <w:hyperlink r:id="rId888">
+      <w:hyperlink r:id="rId889">
         <w:r>
           <w:rPr>
             <w:lang w:val="es_ES" w:bidi="es_ES"/>
@@ -39982,7 +39988,7 @@
         </w:rPr>
         <w:t xml:space="preserve"> </w:t>
       </w:r>
-      <w:hyperlink r:id="rId889">
+      <w:hyperlink r:id="rId890">
         <w:r>
           <w:rPr>
             <w:lang w:val="es_ES" w:bidi="es_ES"/>
@@ -40000,7 +40006,7 @@
         </w:rPr>
         <w:t xml:space="preserve"> </w:t>
       </w:r>
-      <w:hyperlink r:id="rId890">
+      <w:hyperlink r:id="rId891">
         <w:r>
           <w:rPr>
             <w:lang w:val="es_ES" w:bidi="es_ES"/>
@@ -40018,7 +40024,7 @@
         </w:rPr>
         <w:t xml:space="preserve"> </w:t>
       </w:r>
-      <w:hyperlink r:id="rId891">
+      <w:hyperlink r:id="rId892">
         <w:r>
           <w:rPr>
             <w:lang w:val="es_ES" w:bidi="es_ES"/>
@@ -40145,7 +40151,7 @@
         </w:rPr>
         <w:t xml:space="preserve">El relato termina con Jesús elogiando al maestro de la ley religiosa por reconocer que este doble mandamiento era más importante que las ofrendas quemadas y los sacrificios (ver </w:t>
       </w:r>
-      <w:hyperlink r:id="rId892">
+      <w:hyperlink r:id="rId893">
         <w:r>
           <w:rPr>
             <w:lang w:val="es_ES" w:bidi="es_ES"/>
@@ -40211,7 +40217,7 @@
         </w:rPr>
         <w:t xml:space="preserve">Después de haber respondido a varias preguntas, principalmente de sus oponentes, Jesús ahora hace una pregunta (ver </w:t>
       </w:r>
-      <w:hyperlink r:id="rId893">
+      <w:hyperlink r:id="rId894">
         <w:r>
           <w:rPr>
             <w:lang w:val="es_ES" w:bidi="es_ES"/>
@@ -40229,7 +40235,7 @@
         </w:rPr>
         <w:t xml:space="preserve"> </w:t>
       </w:r>
-      <w:hyperlink r:id="rId894">
+      <w:hyperlink r:id="rId895">
         <w:r>
           <w:rPr>
             <w:lang w:val="es_ES" w:bidi="es_ES"/>
@@ -40247,7 +40253,7 @@
         </w:rPr>
         <w:t xml:space="preserve"> </w:t>
       </w:r>
-      <w:hyperlink r:id="rId895">
+      <w:hyperlink r:id="rId896">
         <w:r>
           <w:rPr>
             <w:lang w:val="es_ES" w:bidi="es_ES"/>
@@ -40265,7 +40271,7 @@
         </w:rPr>
         <w:t xml:space="preserve"> </w:t>
       </w:r>
-      <w:hyperlink r:id="rId896">
+      <w:hyperlink r:id="rId897">
         <w:r>
           <w:rPr>
             <w:lang w:val="es_ES" w:bidi="es_ES"/>
@@ -40283,7 +40289,7 @@
         </w:rPr>
         <w:t xml:space="preserve">). El Mesías era considerado el hijo de David debido a pasajes como </w:t>
       </w:r>
-      <w:hyperlink r:id="rId897">
+      <w:hyperlink r:id="rId898">
         <w:r>
           <w:rPr>
             <w:lang w:val="es_ES" w:bidi="es_ES"/>
@@ -40301,7 +40307,7 @@
         </w:rPr>
         <w:t xml:space="preserve">; </w:t>
       </w:r>
-      <w:hyperlink r:id="rId898">
+      <w:hyperlink r:id="rId899">
         <w:r>
           <w:rPr>
             <w:lang w:val="es_ES" w:bidi="es_ES"/>
@@ -40313,7 +40319,7 @@
           <w:t xml:space="preserve">11:1–5, </w:t>
         </w:r>
       </w:hyperlink>
-      <w:hyperlink r:id="rId899">
+      <w:hyperlink r:id="rId900">
         <w:r>
           <w:rPr>
             <w:lang w:val="es_ES" w:bidi="es_ES"/>
@@ -40331,7 +40337,7 @@
         </w:rPr>
         <w:t xml:space="preserve">; </w:t>
       </w:r>
-      <w:hyperlink r:id="rId900">
+      <w:hyperlink r:id="rId901">
         <w:r>
           <w:rPr>
             <w:lang w:val="es_ES" w:bidi="es_ES"/>
@@ -40349,7 +40355,7 @@
         </w:rPr>
         <w:t xml:space="preserve"> </w:t>
       </w:r>
-      <w:hyperlink r:id="rId901">
+      <w:hyperlink r:id="rId902">
         <w:r>
           <w:rPr>
             <w:lang w:val="es_ES" w:bidi="es_ES"/>
@@ -40367,7 +40373,7 @@
         </w:rPr>
         <w:t xml:space="preserve">; </w:t>
       </w:r>
-      <w:hyperlink r:id="rId902">
+      <w:hyperlink r:id="rId903">
         <w:r>
           <w:rPr>
             <w:lang w:val="es_ES" w:bidi="es_ES"/>
@@ -40385,7 +40391,7 @@
         </w:rPr>
         <w:t>. Con su pregunta, Jesús no negó que el Mesías fuera un descendiente de David (</w:t>
       </w:r>
-      <w:hyperlink r:id="rId903">
+      <w:hyperlink r:id="rId904">
         <w:r>
           <w:rPr>
             <w:lang w:val="es_ES" w:bidi="es_ES"/>
@@ -40403,7 +40409,7 @@
         </w:rPr>
         <w:t xml:space="preserve">; </w:t>
       </w:r>
-      <w:hyperlink r:id="rId698">
+      <w:hyperlink r:id="rId699">
         <w:r>
           <w:rPr>
             <w:lang w:val="es_ES" w:bidi="es_ES"/>
@@ -40421,7 +40427,7 @@
         </w:rPr>
         <w:t xml:space="preserve">; ver </w:t>
       </w:r>
-      <w:hyperlink r:id="rId904">
+      <w:hyperlink r:id="rId905">
         <w:r>
           <w:rPr>
             <w:lang w:val="es_ES" w:bidi="es_ES"/>
@@ -40481,7 +40487,7 @@
           <w:lang w:val="es_ES" w:bidi="es_ES"/>
         </w:rPr>
       </w:r>
-      <w:hyperlink r:id="rId905">
+      <w:hyperlink r:id="rId906">
         <w:r>
           <w:rPr>
             <w:lang w:val="es_ES" w:bidi="es_ES"/>
@@ -40535,7 +40541,7 @@
         </w:rPr>
         <w:t xml:space="preserve">; </w:t>
       </w:r>
-      <w:hyperlink r:id="rId906">
+      <w:hyperlink r:id="rId907">
         <w:r>
           <w:rPr>
             <w:lang w:val="es_ES" w:bidi="es_ES"/>
@@ -40553,7 +40559,7 @@
         </w:rPr>
         <w:t xml:space="preserve"> </w:t>
       </w:r>
-      <w:hyperlink r:id="rId907">
+      <w:hyperlink r:id="rId908">
         <w:r>
           <w:rPr>
             <w:lang w:val="es_ES" w:bidi="es_ES"/>
@@ -40655,7 +40661,7 @@
         </w:rPr>
         <w:t>. Los escribas rompieron los dos mandamientos más grandes (</w:t>
       </w:r>
-      <w:hyperlink r:id="rId669">
+      <w:hyperlink r:id="rId670">
         <w:r>
           <w:rPr>
             <w:lang w:val="es_ES" w:bidi="es_ES"/>
@@ -40686,7 +40692,7 @@
         </w:rPr>
         <w:t xml:space="preserve">” (ver </w:t>
       </w:r>
-      <w:hyperlink r:id="rId908">
+      <w:hyperlink r:id="rId909">
         <w:r>
           <w:rPr>
             <w:lang w:val="es_ES" w:bidi="es_ES"/>
@@ -40752,7 +40758,7 @@
         </w:rPr>
         <w:t>Los maestros de la ley religiosa rompieron el segundo mandamiento al no amar a sus prójimos, como se evidenció al engañar a las viudas y despojarlas de sus propiedades. Claramente estaban engañando a las personas más vulnerables y necesitadas a pesar de la preocupación de Dios por las viudas (</w:t>
       </w:r>
-      <w:hyperlink r:id="rId909">
+      <w:hyperlink r:id="rId910">
         <w:r>
           <w:rPr>
             <w:lang w:val="es_ES" w:bidi="es_ES"/>
@@ -40770,7 +40776,7 @@
         </w:rPr>
         <w:t xml:space="preserve"> </w:t>
       </w:r>
-      <w:hyperlink r:id="rId910">
+      <w:hyperlink r:id="rId911">
         <w:r>
           <w:rPr>
             <w:lang w:val="es_ES" w:bidi="es_ES"/>
@@ -40788,7 +40794,7 @@
         </w:rPr>
         <w:t xml:space="preserve">; </w:t>
       </w:r>
-      <w:hyperlink r:id="rId911">
+      <w:hyperlink r:id="rId912">
         <w:r>
           <w:rPr>
             <w:lang w:val="es_ES" w:bidi="es_ES"/>
@@ -40806,7 +40812,7 @@
         </w:rPr>
         <w:t xml:space="preserve"> </w:t>
       </w:r>
-      <w:hyperlink r:id="rId912">
+      <w:hyperlink r:id="rId913">
         <w:r>
           <w:rPr>
             <w:lang w:val="es_ES" w:bidi="es_ES"/>
@@ -40824,7 +40830,7 @@
         </w:rPr>
         <w:t xml:space="preserve"> </w:t>
       </w:r>
-      <w:hyperlink r:id="rId913">
+      <w:hyperlink r:id="rId914">
         <w:r>
           <w:rPr>
             <w:lang w:val="es_ES" w:bidi="es_ES"/>
@@ -40842,7 +40848,7 @@
         </w:rPr>
         <w:t xml:space="preserve"> </w:t>
       </w:r>
-      <w:hyperlink r:id="rId914">
+      <w:hyperlink r:id="rId915">
         <w:r>
           <w:rPr>
             <w:lang w:val="es_ES" w:bidi="es_ES"/>
@@ -40860,7 +40866,7 @@
         </w:rPr>
         <w:t>) y su repudio a quienes las maltratan (</w:t>
       </w:r>
-      <w:hyperlink r:id="rId915">
+      <w:hyperlink r:id="rId916">
         <w:r>
           <w:rPr>
             <w:lang w:val="es_ES" w:bidi="es_ES"/>
@@ -40878,7 +40884,7 @@
         </w:rPr>
         <w:t xml:space="preserve"> </w:t>
       </w:r>
-      <w:hyperlink r:id="rId916">
+      <w:hyperlink r:id="rId917">
         <w:r>
           <w:rPr>
             <w:lang w:val="es_ES" w:bidi="es_ES"/>
@@ -40896,7 +40902,7 @@
         </w:rPr>
         <w:t xml:space="preserve"> </w:t>
       </w:r>
-      <w:hyperlink r:id="rId917">
+      <w:hyperlink r:id="rId918">
         <w:r>
           <w:rPr>
             <w:lang w:val="es_ES" w:bidi="es_ES"/>
@@ -40914,7 +40920,7 @@
         </w:rPr>
         <w:t xml:space="preserve"> </w:t>
       </w:r>
-      <w:hyperlink r:id="rId918">
+      <w:hyperlink r:id="rId919">
         <w:r>
           <w:rPr>
             <w:lang w:val="es_ES" w:bidi="es_ES"/>
@@ -40932,7 +40938,7 @@
         </w:rPr>
         <w:t xml:space="preserve">). Los escribas llevaban un manto hipócrita de falsa piedad (ver </w:t>
       </w:r>
-      <w:hyperlink r:id="rId919">
+      <w:hyperlink r:id="rId920">
         <w:r>
           <w:rPr>
             <w:lang w:val="es_ES" w:bidi="es_ES"/>
@@ -40950,7 +40956,7 @@
         </w:rPr>
         <w:t xml:space="preserve"> </w:t>
       </w:r>
-      <w:hyperlink r:id="rId920">
+      <w:hyperlink r:id="rId921">
         <w:r>
           <w:rPr>
             <w:lang w:val="es_ES" w:bidi="es_ES"/>
@@ -40968,7 +40974,7 @@
         </w:rPr>
         <w:t>). • "Serán castigados más severamente": en el juicio final (</w:t>
       </w:r>
-      <w:hyperlink r:id="rId921">
+      <w:hyperlink r:id="rId922">
         <w:r>
           <w:rPr>
             <w:lang w:val="es_ES" w:bidi="es_ES"/>
@@ -40986,7 +40992,7 @@
         </w:rPr>
         <w:t xml:space="preserve"> ver </w:t>
       </w:r>
-      <w:hyperlink r:id="rId922">
+      <w:hyperlink r:id="rId923">
         <w:r>
           <w:rPr>
             <w:lang w:val="es_ES" w:bidi="es_ES"/>
@@ -41077,7 +41083,7 @@
         </w:rPr>
         <w:t>, el salario normal de un día de trabajo (</w:t>
       </w:r>
-      <w:hyperlink r:id="rId923">
+      <w:hyperlink r:id="rId924">
         <w:r>
           <w:rPr>
             <w:lang w:val="es_ES" w:bidi="es_ES"/>
@@ -41143,7 +41149,7 @@
         </w:rPr>
         <w:t>Este relato de una pobre viuda destaca el contraste entre los líderes religiosos falsamente piadosos (</w:t>
       </w:r>
-      <w:hyperlink r:id="rId879">
+      <w:hyperlink r:id="rId880">
         <w:r>
           <w:rPr>
             <w:lang w:val="es_ES" w:bidi="es_ES"/>
@@ -41209,7 +41215,7 @@
         </w:rPr>
         <w:t xml:space="preserve">Jesús llamó a sus discípulos para escuchar su enseñanza (ver </w:t>
       </w:r>
-      <w:hyperlink r:id="rId788">
+      <w:hyperlink r:id="rId789">
         <w:r>
           <w:rPr>
             <w:lang w:val="es_ES" w:bidi="es_ES"/>
@@ -41263,7 +41269,7 @@
         </w:rPr>
         <w:t xml:space="preserve">; </w:t>
       </w:r>
-      <w:hyperlink r:id="rId924">
+      <w:hyperlink r:id="rId925">
         <w:r>
           <w:rPr>
             <w:lang w:val="es_ES" w:bidi="es_ES"/>
@@ -41281,7 +41287,7 @@
         </w:rPr>
         <w:t xml:space="preserve">; ver también </w:t>
       </w:r>
-      <w:hyperlink r:id="rId925">
+      <w:hyperlink r:id="rId926">
         <w:r>
           <w:rPr>
             <w:lang w:val="es_ES" w:bidi="es_ES"/>
@@ -41335,7 +41341,7 @@
         </w:rPr>
         <w:t xml:space="preserve"> reveló una diferencia radical entre su forma de pensar y la del mundo. Nadie habría nombrado un edificio en honor a la viuda por su donación de dos pequeñas monedas, pero Jesús y su Padre miran el corazón de la persona (</w:t>
       </w:r>
-      <w:hyperlink r:id="rId926">
+      <w:hyperlink r:id="rId927">
         <w:r>
           <w:rPr>
             <w:lang w:val="es_ES" w:bidi="es_ES"/>
@@ -41353,7 +41359,7 @@
         </w:rPr>
         <w:t>). La viuda estaba haciendo exactamente lo que Jesús le dijo al joven rico que hiciera (</w:t>
       </w:r>
-      <w:hyperlink r:id="rId706">
+      <w:hyperlink r:id="rId707">
         <w:r>
           <w:rPr>
             <w:lang w:val="es_ES" w:bidi="es_ES"/>
@@ -41407,7 +41413,7 @@
         </w:rPr>
         <w:t xml:space="preserve">; </w:t>
       </w:r>
-      <w:hyperlink r:id="rId927">
+      <w:hyperlink r:id="rId928">
         <w:r>
           <w:rPr>
             <w:lang w:val="es_ES" w:bidi="es_ES"/>
@@ -41425,7 +41431,7 @@
         </w:rPr>
         <w:t xml:space="preserve">; </w:t>
       </w:r>
-      <w:hyperlink r:id="rId928">
+      <w:hyperlink r:id="rId929">
         <w:r>
           <w:rPr>
             <w:lang w:val="es_ES" w:bidi="es_ES"/>
@@ -41443,7 +41449,7 @@
         </w:rPr>
         <w:t xml:space="preserve">). Al igual que la mujer de </w:t>
       </w:r>
-      <w:hyperlink r:id="rId710">
+      <w:hyperlink r:id="rId711">
         <w:r>
           <w:rPr>
             <w:lang w:val="es_ES" w:bidi="es_ES"/>
@@ -41461,7 +41467,7 @@
         </w:rPr>
         <w:t>, la pobre viuda amaba a Dios con todo su corazón, alma, mente y fuerzas (</w:t>
       </w:r>
-      <w:hyperlink r:id="rId929">
+      <w:hyperlink r:id="rId930">
         <w:r>
           <w:rPr>
             <w:lang w:val="es_ES" w:bidi="es_ES"/>
@@ -41619,7 +41625,7 @@
         </w:rPr>
         <w:t xml:space="preserve">Este pasaje concluye la sección comenzada en </w:t>
       </w:r>
-      <w:hyperlink r:id="rId773">
+      <w:hyperlink r:id="rId774">
         <w:r>
           <w:rPr>
             <w:lang w:val="es_ES" w:bidi="es_ES"/>
@@ -41637,7 +41643,7 @@
         </w:rPr>
         <w:t>. El fracaso de Israel para producir fruto (</w:t>
       </w:r>
-      <w:hyperlink r:id="rId930">
+      <w:hyperlink r:id="rId931">
         <w:r>
           <w:rPr>
             <w:lang w:val="es_ES" w:bidi="es_ES"/>
@@ -41655,7 +41661,7 @@
         </w:rPr>
         <w:t xml:space="preserve">; </w:t>
       </w:r>
-      <w:hyperlink r:id="rId879">
+      <w:hyperlink r:id="rId880">
         <w:r>
           <w:rPr>
             <w:lang w:val="es_ES" w:bidi="es_ES"/>
@@ -41673,7 +41679,7 @@
         </w:rPr>
         <w:t>) y la hostilidad de sus líderes hacia el ungido de Dios, el Mesías (</w:t>
       </w:r>
-      <w:hyperlink r:id="rId697">
+      <w:hyperlink r:id="rId698">
         <w:r>
           <w:rPr>
             <w:lang w:val="es_ES" w:bidi="es_ES"/>
@@ -41691,7 +41697,7 @@
         </w:rPr>
         <w:t xml:space="preserve"> </w:t>
       </w:r>
-      <w:hyperlink r:id="rId797">
+      <w:hyperlink r:id="rId798">
         <w:r>
           <w:rPr>
             <w:lang w:val="es_ES" w:bidi="es_ES"/>
@@ -41709,7 +41715,7 @@
         </w:rPr>
         <w:t xml:space="preserve"> </w:t>
       </w:r>
-      <w:hyperlink r:id="rId674">
+      <w:hyperlink r:id="rId675">
         <w:r>
           <w:rPr>
             <w:lang w:val="es_ES" w:bidi="es_ES"/>
@@ -41727,7 +41733,7 @@
         </w:rPr>
         <w:t xml:space="preserve">, </w:t>
       </w:r>
-      <w:hyperlink r:id="rId931">
+      <w:hyperlink r:id="rId932">
         <w:r>
           <w:rPr>
             <w:lang w:val="es_ES" w:bidi="es_ES"/>
@@ -41939,7 +41945,7 @@
         </w:rPr>
         <w:t xml:space="preserve">; </w:t>
       </w:r>
-      <w:hyperlink r:id="rId932">
+      <w:hyperlink r:id="rId933">
         <w:r>
           <w:rPr>
             <w:lang w:val="es_ES" w:bidi="es_ES"/>
@@ -41957,7 +41963,7 @@
         </w:rPr>
         <w:t xml:space="preserve">). • La predicción de Jesús provocó dos preguntas de los discípulos. Aunque algunos estudiosos argumentan que la segunda pregunta va más allá de la primera al mirar la venida del Hijo del Hombre al final de los tiempos, es mejor interpretar estas dos preguntas como enfocadas en el tiempo y la señal asociada con la destrucción de Jerusalén y el templo (cp. </w:t>
       </w:r>
-      <w:hyperlink r:id="rId933">
+      <w:hyperlink r:id="rId934">
         <w:r>
           <w:rPr>
             <w:lang w:val="es_ES" w:bidi="es_ES"/>
@@ -41975,7 +41981,7 @@
         </w:rPr>
         <w:t xml:space="preserve"> </w:t>
       </w:r>
-      <w:hyperlink r:id="rId934">
+      <w:hyperlink r:id="rId935">
         <w:r>
           <w:rPr>
             <w:lang w:val="es_ES" w:bidi="es_ES"/>
@@ -41993,7 +41999,7 @@
         </w:rPr>
         <w:t xml:space="preserve">). Estas preguntas surgen naturalmente de la predicción de Jesús en </w:t>
       </w:r>
-      <w:hyperlink r:id="rId935">
+      <w:hyperlink r:id="rId936">
         <w:r>
           <w:rPr>
             <w:lang w:val="es_ES" w:bidi="es_ES"/>
@@ -42059,7 +42065,7 @@
         </w:rPr>
         <w:t>Jesús advirtió a sus seguidores que no se dejaran engañar por los muchos falsos mesías que vendrían diciendo: 'Yo soy el Mesías' y engañarían a muchos para que los siguieran. Estos falsos pretendientes profesarían ser el tan esperado Mesías judío (no Jesús en sí) o hablar en nombre del Mesías. Tales pretendientes incluían a Teudas el Galileo (</w:t>
       </w:r>
-      <w:hyperlink r:id="rId936">
+      <w:hyperlink r:id="rId937">
         <w:r>
           <w:rPr>
             <w:lang w:val="es_ES" w:bidi="es_ES"/>
@@ -42125,7 +42131,7 @@
         </w:rPr>
         <w:t xml:space="preserve">Esta sección a menudo se divide en dos partes, </w:t>
       </w:r>
-      <w:hyperlink r:id="rId937">
+      <w:hyperlink r:id="rId938">
         <w:r>
           <w:rPr>
             <w:lang w:val="es_ES" w:bidi="es_ES"/>
@@ -42143,7 +42149,7 @@
         </w:rPr>
         <w:t xml:space="preserve"> y </w:t>
       </w:r>
-      <w:hyperlink r:id="rId938">
+      <w:hyperlink r:id="rId939">
         <w:r>
           <w:rPr>
             <w:lang w:val="es_ES" w:bidi="es_ES"/>
@@ -42161,7 +42167,7 @@
         </w:rPr>
         <w:t xml:space="preserve">. La primera parte a menudo se interpreta como una descripción de la destrucción de Jerusalén, que ocurrió en el año 70 d.C., mientras que la segunda parte se toma para describir la venida del Hijo del Hombre en el futuro. Sin embargo, es mejor interpretar todo </w:t>
       </w:r>
-      <w:hyperlink r:id="rId939">
+      <w:hyperlink r:id="rId940">
         <w:r>
           <w:rPr>
             <w:lang w:val="es_ES" w:bidi="es_ES"/>
@@ -42179,7 +42185,7 @@
         </w:rPr>
         <w:t xml:space="preserve"> como una descripción de los eventos que rodearon la destrucción de Jerusalén en el año 70 d.C. porque: (1) </w:t>
       </w:r>
-      <w:hyperlink r:id="rId939">
+      <w:hyperlink r:id="rId940">
         <w:r>
           <w:rPr>
             <w:lang w:val="es_ES" w:bidi="es_ES"/>
@@ -42197,6 +42203,150 @@
         </w:rPr>
         <w:t xml:space="preserve"> es la respuesta de Jesús a las dos preguntas (</w:t>
       </w:r>
+      <w:hyperlink r:id="rId941">
+        <w:r>
+          <w:rPr>
+            <w:lang w:val="es_ES" w:bidi="es_ES"/>
+          </w:rPr>
+          <w:rPr>
+            <w:color w:val="0000EE"/>
+            <w:u w:val="single"/>
+          </w:rPr>
+          <w:t>13:4</w:t>
+        </w:r>
+      </w:hyperlink>
+      <w:r>
+        <w:rPr>
+          <w:lang w:val="es_ES" w:bidi="es_ES"/>
+        </w:rPr>
+        <w:t>) que tratan sobre la destrucción de Jerusalén (</w:t>
+      </w:r>
+      <w:hyperlink r:id="rId936">
+        <w:r>
+          <w:rPr>
+            <w:lang w:val="es_ES" w:bidi="es_ES"/>
+          </w:rPr>
+          <w:rPr>
+            <w:color w:val="0000EE"/>
+            <w:u w:val="single"/>
+          </w:rPr>
+          <w:t>13:2</w:t>
+        </w:r>
+      </w:hyperlink>
+      <w:r>
+        <w:rPr>
+          <w:lang w:val="es_ES" w:bidi="es_ES"/>
+        </w:rPr>
+        <w:t>); (2) Los mandatos de huir de Judea (</w:t>
+      </w:r>
+      <w:hyperlink r:id="rId942">
+        <w:r>
+          <w:rPr>
+            <w:lang w:val="es_ES" w:bidi="es_ES"/>
+          </w:rPr>
+          <w:rPr>
+            <w:color w:val="0000EE"/>
+            <w:u w:val="single"/>
+          </w:rPr>
+          <w:t>13:14–16</w:t>
+        </w:r>
+      </w:hyperlink>
+      <w:r>
+        <w:rPr>
+          <w:lang w:val="es_ES" w:bidi="es_ES"/>
+        </w:rPr>
+        <w:t>), el lamento anunciado sobre las mujeres embarazadas y lactantes (</w:t>
+      </w:r>
+      <w:hyperlink r:id="rId943">
+        <w:r>
+          <w:rPr>
+            <w:lang w:val="es_ES" w:bidi="es_ES"/>
+          </w:rPr>
+          <w:rPr>
+            <w:color w:val="0000EE"/>
+            <w:u w:val="single"/>
+          </w:rPr>
+          <w:t>13:17</w:t>
+        </w:r>
+      </w:hyperlink>
+      <w:r>
+        <w:rPr>
+          <w:lang w:val="es_ES" w:bidi="es_ES"/>
+        </w:rPr>
+        <w:t>), y la oración para que no ocurra en invierno (</w:t>
+      </w:r>
+      <w:hyperlink r:id="rId944">
+        <w:r>
+          <w:rPr>
+            <w:lang w:val="es_ES" w:bidi="es_ES"/>
+          </w:rPr>
+          <w:rPr>
+            <w:color w:val="0000EE"/>
+            <w:u w:val="single"/>
+          </w:rPr>
+          <w:t>13:18</w:t>
+        </w:r>
+      </w:hyperlink>
+      <w:r>
+        <w:rPr>
+          <w:lang w:val="es_ES" w:bidi="es_ES"/>
+        </w:rPr>
+        <w:t>) tienen sentido si se refieren a los eventos del año 70 d.C. pero no si se refieren al futuro regreso de Cristo; (3) Tres advertencias en este pasaje (</w:t>
+      </w:r>
+      <w:hyperlink r:id="rId945">
+        <w:r>
+          <w:rPr>
+            <w:lang w:val="es_ES" w:bidi="es_ES"/>
+          </w:rPr>
+          <w:rPr>
+            <w:color w:val="0000EE"/>
+            <w:u w:val="single"/>
+          </w:rPr>
+          <w:t>13:5;</w:t>
+        </w:r>
+      </w:hyperlink>
+      <w:r>
+        <w:rPr>
+          <w:lang w:val="es_ES" w:bidi="es_ES"/>
+        </w:rPr>
+        <w:t xml:space="preserve"> </w:t>
+      </w:r>
+      <w:hyperlink r:id="rId946">
+        <w:r>
+          <w:rPr>
+            <w:lang w:val="es_ES" w:bidi="es_ES"/>
+          </w:rPr>
+          <w:rPr>
+            <w:color w:val="0000EE"/>
+            <w:u w:val="single"/>
+          </w:rPr>
+          <w:t>9;</w:t>
+        </w:r>
+      </w:hyperlink>
+      <w:r>
+        <w:rPr>
+          <w:lang w:val="es_ES" w:bidi="es_ES"/>
+        </w:rPr>
+        <w:t xml:space="preserve"> </w:t>
+      </w:r>
+      <w:hyperlink r:id="rId947">
+        <w:r>
+          <w:rPr>
+            <w:lang w:val="es_ES" w:bidi="es_ES"/>
+          </w:rPr>
+          <w:rPr>
+            <w:color w:val="0000EE"/>
+            <w:u w:val="single"/>
+          </w:rPr>
+          <w:t>23</w:t>
+        </w:r>
+      </w:hyperlink>
+      <w:r>
+        <w:rPr>
+          <w:lang w:val="es_ES" w:bidi="es_ES"/>
+        </w:rPr>
+        <w:t xml:space="preserve">) unen este pasaje e indican que </w:t>
+      </w:r>
       <w:hyperlink r:id="rId940">
         <w:r>
           <w:rPr>
@@ -42206,150 +42356,6 @@
             <w:color w:val="0000EE"/>
             <w:u w:val="single"/>
           </w:rPr>
-          <w:t>13:4</w:t>
-        </w:r>
-      </w:hyperlink>
-      <w:r>
-        <w:rPr>
-          <w:lang w:val="es_ES" w:bidi="es_ES"/>
-        </w:rPr>
-        <w:t>) que tratan sobre la destrucción de Jerusalén (</w:t>
-      </w:r>
-      <w:hyperlink r:id="rId935">
-        <w:r>
-          <w:rPr>
-            <w:lang w:val="es_ES" w:bidi="es_ES"/>
-          </w:rPr>
-          <w:rPr>
-            <w:color w:val="0000EE"/>
-            <w:u w:val="single"/>
-          </w:rPr>
-          <w:t>13:2</w:t>
-        </w:r>
-      </w:hyperlink>
-      <w:r>
-        <w:rPr>
-          <w:lang w:val="es_ES" w:bidi="es_ES"/>
-        </w:rPr>
-        <w:t>); (2) Los mandatos de huir de Judea (</w:t>
-      </w:r>
-      <w:hyperlink r:id="rId941">
-        <w:r>
-          <w:rPr>
-            <w:lang w:val="es_ES" w:bidi="es_ES"/>
-          </w:rPr>
-          <w:rPr>
-            <w:color w:val="0000EE"/>
-            <w:u w:val="single"/>
-          </w:rPr>
-          <w:t>13:14–16</w:t>
-        </w:r>
-      </w:hyperlink>
-      <w:r>
-        <w:rPr>
-          <w:lang w:val="es_ES" w:bidi="es_ES"/>
-        </w:rPr>
-        <w:t>), el lamento anunciado sobre las mujeres embarazadas y lactantes (</w:t>
-      </w:r>
-      <w:hyperlink r:id="rId942">
-        <w:r>
-          <w:rPr>
-            <w:lang w:val="es_ES" w:bidi="es_ES"/>
-          </w:rPr>
-          <w:rPr>
-            <w:color w:val="0000EE"/>
-            <w:u w:val="single"/>
-          </w:rPr>
-          <w:t>13:17</w:t>
-        </w:r>
-      </w:hyperlink>
-      <w:r>
-        <w:rPr>
-          <w:lang w:val="es_ES" w:bidi="es_ES"/>
-        </w:rPr>
-        <w:t>), y la oración para que no ocurra en invierno (</w:t>
-      </w:r>
-      <w:hyperlink r:id="rId943">
-        <w:r>
-          <w:rPr>
-            <w:lang w:val="es_ES" w:bidi="es_ES"/>
-          </w:rPr>
-          <w:rPr>
-            <w:color w:val="0000EE"/>
-            <w:u w:val="single"/>
-          </w:rPr>
-          <w:t>13:18</w:t>
-        </w:r>
-      </w:hyperlink>
-      <w:r>
-        <w:rPr>
-          <w:lang w:val="es_ES" w:bidi="es_ES"/>
-        </w:rPr>
-        <w:t>) tienen sentido si se refieren a los eventos del año 70 d.C. pero no si se refieren al futuro regreso de Cristo; (3) Tres advertencias en este pasaje (</w:t>
-      </w:r>
-      <w:hyperlink r:id="rId944">
-        <w:r>
-          <w:rPr>
-            <w:lang w:val="es_ES" w:bidi="es_ES"/>
-          </w:rPr>
-          <w:rPr>
-            <w:color w:val="0000EE"/>
-            <w:u w:val="single"/>
-          </w:rPr>
-          <w:t>13:5;</w:t>
-        </w:r>
-      </w:hyperlink>
-      <w:r>
-        <w:rPr>
-          <w:lang w:val="es_ES" w:bidi="es_ES"/>
-        </w:rPr>
-        <w:t xml:space="preserve"> </w:t>
-      </w:r>
-      <w:hyperlink r:id="rId945">
-        <w:r>
-          <w:rPr>
-            <w:lang w:val="es_ES" w:bidi="es_ES"/>
-          </w:rPr>
-          <w:rPr>
-            <w:color w:val="0000EE"/>
-            <w:u w:val="single"/>
-          </w:rPr>
-          <w:t>9;</w:t>
-        </w:r>
-      </w:hyperlink>
-      <w:r>
-        <w:rPr>
-          <w:lang w:val="es_ES" w:bidi="es_ES"/>
-        </w:rPr>
-        <w:t xml:space="preserve"> </w:t>
-      </w:r>
-      <w:hyperlink r:id="rId946">
-        <w:r>
-          <w:rPr>
-            <w:lang w:val="es_ES" w:bidi="es_ES"/>
-          </w:rPr>
-          <w:rPr>
-            <w:color w:val="0000EE"/>
-            <w:u w:val="single"/>
-          </w:rPr>
-          <w:t>23</w:t>
-        </w:r>
-      </w:hyperlink>
-      <w:r>
-        <w:rPr>
-          <w:lang w:val="es_ES" w:bidi="es_ES"/>
-        </w:rPr>
-        <w:t xml:space="preserve">) unen este pasaje e indican que </w:t>
-      </w:r>
-      <w:hyperlink r:id="rId939">
-        <w:r>
-          <w:rPr>
-            <w:lang w:val="es_ES" w:bidi="es_ES"/>
-          </w:rPr>
-          <w:rPr>
-            <w:color w:val="0000EE"/>
-            <w:u w:val="single"/>
-          </w:rPr>
           <w:t>13:5–23</w:t>
         </w:r>
       </w:hyperlink>
@@ -42359,7 +42365,7 @@
         </w:rPr>
         <w:t xml:space="preserve"> debe entenderse como una unidad. • Las subdivisiones de esta sección están organizadas como un quiasmo (patrón en X): A: Engañadores afirman ser el Mesías (</w:t>
       </w:r>
-      <w:hyperlink r:id="rId947">
+      <w:hyperlink r:id="rId948">
         <w:r>
           <w:rPr>
             <w:lang w:val="es_ES" w:bidi="es_ES"/>
@@ -42377,7 +42383,7 @@
         </w:rPr>
         <w:t>). B: Hay informes de luchas y desastres naturales (</w:t>
       </w:r>
-      <w:hyperlink r:id="rId948">
+      <w:hyperlink r:id="rId949">
         <w:r>
           <w:rPr>
             <w:lang w:val="es_ES" w:bidi="es_ES"/>
@@ -42395,7 +42401,7 @@
         </w:rPr>
         <w:t>). C: Hay persecución de creyentes (</w:t>
       </w:r>
-      <w:hyperlink r:id="rId949">
+      <w:hyperlink r:id="rId950">
         <w:r>
           <w:rPr>
             <w:lang w:val="es_ES" w:bidi="es_ES"/>
@@ -42413,7 +42419,7 @@
         </w:rPr>
         <w:t>). B': Comienzan las luchas en Judea y la tribulación resultante (</w:t>
       </w:r>
-      <w:hyperlink r:id="rId950">
+      <w:hyperlink r:id="rId951">
         <w:r>
           <w:rPr>
             <w:lang w:val="es_ES" w:bidi="es_ES"/>
@@ -42431,7 +42437,7 @@
         </w:rPr>
         <w:t>). A': Engañadores afirman ser el Mesías (</w:t>
       </w:r>
-      <w:hyperlink r:id="rId951">
+      <w:hyperlink r:id="rId952">
         <w:r>
           <w:rPr>
             <w:lang w:val="es_ES" w:bidi="es_ES"/>
@@ -42581,7 +42587,7 @@
         </w:rPr>
         <w:t xml:space="preserve">; </w:t>
       </w:r>
-      <w:hyperlink r:id="rId677">
+      <w:hyperlink r:id="rId678">
         <w:r>
           <w:rPr>
             <w:lang w:val="es_ES" w:bidi="es_ES"/>
@@ -42599,7 +42605,7 @@
         </w:rPr>
         <w:t xml:space="preserve"> </w:t>
       </w:r>
-      <w:hyperlink r:id="rId952">
+      <w:hyperlink r:id="rId953">
         <w:r>
           <w:rPr>
             <w:lang w:val="es_ES" w:bidi="es_ES"/>
@@ -42635,7 +42641,7 @@
         </w:rPr>
         <w:t xml:space="preserve">). Los cristianos judíos serían llevados ante los consejos locales de líderes judíos, que tenían autoridad sobre las comunidades judías. Leemos sobre tal consejo en </w:t>
       </w:r>
-      <w:hyperlink r:id="rId953">
+      <w:hyperlink r:id="rId954">
         <w:r>
           <w:rPr>
             <w:lang w:val="es_ES" w:bidi="es_ES"/>
@@ -42653,7 +42659,7 @@
         </w:rPr>
         <w:t xml:space="preserve"> y probablemente en </w:t>
       </w:r>
-      <w:hyperlink r:id="rId954">
+      <w:hyperlink r:id="rId955">
         <w:r>
           <w:rPr>
             <w:lang w:val="es_ES" w:bidi="es_ES"/>
@@ -42671,7 +42677,7 @@
         </w:rPr>
         <w:t xml:space="preserve"> (ver también </w:t>
       </w:r>
-      <w:hyperlink r:id="rId955">
+      <w:hyperlink r:id="rId956">
         <w:r>
           <w:rPr>
             <w:lang w:val="es_ES" w:bidi="es_ES"/>
@@ -42701,7 +42707,7 @@
         </w:rPr>
         <w:t xml:space="preserve"> los azotes a Pablo en </w:t>
       </w:r>
-      <w:hyperlink r:id="rId956">
+      <w:hyperlink r:id="rId957">
         <w:r>
           <w:rPr>
             <w:lang w:val="es_ES" w:bidi="es_ES"/>
@@ -42719,7 +42725,7 @@
         </w:rPr>
         <w:t xml:space="preserve"> probablemente fueron infligidas en la sinagoga local. • Los seguidores de Jesús también serían susceptibles de juicio ante gobernadores y reyes (ver </w:t>
       </w:r>
-      <w:hyperlink r:id="rId957">
+      <w:hyperlink r:id="rId958">
         <w:r>
           <w:rPr>
             <w:lang w:val="es_ES" w:bidi="es_ES"/>
@@ -42737,7 +42743,7 @@
         </w:rPr>
         <w:t xml:space="preserve">; </w:t>
       </w:r>
-      <w:hyperlink r:id="rId958">
+      <w:hyperlink r:id="rId959">
         <w:r>
           <w:rPr>
             <w:lang w:val="es_ES" w:bidi="es_ES"/>
@@ -42755,7 +42761,7 @@
         </w:rPr>
         <w:t xml:space="preserve">; </w:t>
       </w:r>
-      <w:hyperlink r:id="rId959">
+      <w:hyperlink r:id="rId960">
         <w:r>
           <w:rPr>
             <w:lang w:val="es_ES" w:bidi="es_ES"/>
@@ -42773,7 +42779,7 @@
         </w:rPr>
         <w:t>). Tales juicios se debían a que eran seguidores de Jesús (</w:t>
       </w:r>
-      <w:hyperlink r:id="rId945">
+      <w:hyperlink r:id="rId946">
         <w:r>
           <w:rPr>
             <w:lang w:val="es_ES" w:bidi="es_ES"/>
@@ -42809,7 +42815,7 @@
         </w:rPr>
         <w:t xml:space="preserve">), no por haber cometido verdaderas faltas (ver </w:t>
       </w:r>
-      <w:hyperlink r:id="rId960">
+      <w:hyperlink r:id="rId961">
         <w:r>
           <w:rPr>
             <w:lang w:val="es_ES" w:bidi="es_ES"/>
@@ -42875,7 +42881,7 @@
         </w:rPr>
         <w:t>Estas pruebas (</w:t>
       </w:r>
-      <w:hyperlink r:id="rId945">
+      <w:hyperlink r:id="rId946">
         <w:r>
           <w:rPr>
             <w:lang w:val="es_ES" w:bidi="es_ES"/>
@@ -42893,7 +42899,7 @@
         </w:rPr>
         <w:t>,</w:t>
       </w:r>
-      <w:hyperlink r:id="rId961">
+      <w:hyperlink r:id="rId962">
         <w:r>
           <w:rPr>
             <w:lang w:val="es_ES" w:bidi="es_ES"/>
@@ -42911,7 +42917,7 @@
         </w:rPr>
         <w:t xml:space="preserve">) serían un medio a través del cual las buenas nuevas serían predicadas a todas las naciones. Todo esto ocurriría primero, es decir, antes de la destrucción de Jerusalén. Para entender cómo Pablo creía que las buenas nuevas ya habían sido predicadas a todas las naciones en su época, ver </w:t>
       </w:r>
-      <w:hyperlink r:id="rId962">
+      <w:hyperlink r:id="rId963">
         <w:r>
           <w:rPr>
             <w:lang w:val="es_ES" w:bidi="es_ES"/>
@@ -42929,7 +42935,7 @@
         </w:rPr>
         <w:t xml:space="preserve">; </w:t>
       </w:r>
-      <w:hyperlink r:id="rId963">
+      <w:hyperlink r:id="rId964">
         <w:r>
           <w:rPr>
             <w:lang w:val="es_ES" w:bidi="es_ES"/>
@@ -42947,7 +42953,7 @@
         </w:rPr>
         <w:t>,</w:t>
       </w:r>
-      <w:hyperlink r:id="rId964">
+      <w:hyperlink r:id="rId965">
         <w:r>
           <w:rPr>
             <w:lang w:val="es_ES" w:bidi="es_ES"/>
@@ -42965,7 +42971,7 @@
         </w:rPr>
         <w:t xml:space="preserve"> (ver también </w:t>
       </w:r>
-      <w:hyperlink r:id="rId965">
+      <w:hyperlink r:id="rId966">
         <w:r>
           <w:rPr>
             <w:lang w:val="es_ES" w:bidi="es_ES"/>
@@ -42983,7 +42989,7 @@
         </w:rPr>
         <w:t>,</w:t>
       </w:r>
-      <w:hyperlink r:id="rId966">
+      <w:hyperlink r:id="rId967">
         <w:r>
           <w:rPr>
             <w:lang w:val="es_ES" w:bidi="es_ES"/>
@@ -43001,7 +43007,7 @@
         </w:rPr>
         <w:t xml:space="preserve">; </w:t>
       </w:r>
-      <w:hyperlink r:id="rId967">
+      <w:hyperlink r:id="rId968">
         <w:r>
           <w:rPr>
             <w:lang w:val="es_ES" w:bidi="es_ES"/>
@@ -43019,7 +43025,7 @@
         </w:rPr>
         <w:t xml:space="preserve"> </w:t>
       </w:r>
-      <w:hyperlink r:id="rId968">
+      <w:hyperlink r:id="rId969">
         <w:r>
           <w:rPr>
             <w:lang w:val="es_ES" w:bidi="es_ES"/>
@@ -43037,7 +43043,7 @@
         </w:rPr>
         <w:t>,</w:t>
       </w:r>
-      <w:hyperlink r:id="rId969">
+      <w:hyperlink r:id="rId970">
         <w:r>
           <w:rPr>
             <w:lang w:val="es_ES" w:bidi="es_ES"/>
@@ -43103,7 +43109,7 @@
         </w:rPr>
         <w:t xml:space="preserve">Una palabra de aliento sigue la advertencia de </w:t>
       </w:r>
-      <w:hyperlink r:id="rId945">
+      <w:hyperlink r:id="rId946">
         <w:r>
           <w:rPr>
             <w:lang w:val="es_ES" w:bidi="es_ES"/>
@@ -43121,7 +43127,7 @@
         </w:rPr>
         <w:t xml:space="preserve">. Los seguidores de Jesús no necesitan temer lo que deben decir en estas circunstancias. Los primeros seguidores de Jesús eran generalmente incultos y sin influencia política (ver </w:t>
       </w:r>
-      <w:hyperlink r:id="rId970">
+      <w:hyperlink r:id="rId971">
         <w:r>
           <w:rPr>
             <w:lang w:val="es_ES" w:bidi="es_ES"/>
@@ -43139,7 +43145,7 @@
         </w:rPr>
         <w:t xml:space="preserve">; </w:t>
       </w:r>
-      <w:hyperlink r:id="rId971">
+      <w:hyperlink r:id="rId972">
         <w:r>
           <w:rPr>
             <w:lang w:val="es_ES" w:bidi="es_ES"/>
@@ -43205,7 +43211,7 @@
         </w:rPr>
         <w:t xml:space="preserve">No habría ningún grupo, ni siquiera sus propias familias, a quienes los cristianos perseguidos pudieran huir o recurrir automáticamente en busca de ayuda (ver </w:t>
       </w:r>
-      <w:hyperlink r:id="rId972">
+      <w:hyperlink r:id="rId973">
         <w:r>
           <w:rPr>
             <w:lang w:val="es_ES" w:bidi="es_ES"/>
@@ -43223,7 +43229,7 @@
         </w:rPr>
         <w:t xml:space="preserve">; </w:t>
       </w:r>
-      <w:hyperlink r:id="rId973">
+      <w:hyperlink r:id="rId974">
         <w:r>
           <w:rPr>
             <w:lang w:val="es_ES" w:bidi="es_ES"/>
@@ -43295,7 +43301,7 @@
         </w:rPr>
         <w:t>,</w:t>
       </w:r>
-      <w:hyperlink r:id="rId974">
+      <w:hyperlink r:id="rId975">
         <w:r>
           <w:rPr>
             <w:lang w:val="es_ES" w:bidi="es_ES"/>
@@ -43313,7 +43319,7 @@
         </w:rPr>
         <w:t xml:space="preserve"> </w:t>
       </w:r>
-      <w:hyperlink r:id="rId975">
+      <w:hyperlink r:id="rId976">
         <w:r>
           <w:rPr>
             <w:lang w:val="es_ES" w:bidi="es_ES"/>
@@ -43331,7 +43337,7 @@
         </w:rPr>
         <w:t xml:space="preserve">; </w:t>
       </w:r>
-      <w:hyperlink r:id="rId976">
+      <w:hyperlink r:id="rId977">
         <w:r>
           <w:rPr>
             <w:lang w:val="es_ES" w:bidi="es_ES"/>
@@ -43349,7 +43355,7 @@
         </w:rPr>
         <w:t>,</w:t>
       </w:r>
-      <w:hyperlink r:id="rId977">
+      <w:hyperlink r:id="rId978">
         <w:r>
           <w:rPr>
             <w:lang w:val="es_ES" w:bidi="es_ES"/>
@@ -43367,7 +43373,7 @@
         </w:rPr>
         <w:t>,</w:t>
       </w:r>
-      <w:hyperlink r:id="rId978">
+      <w:hyperlink r:id="rId979">
         <w:r>
           <w:rPr>
             <w:lang w:val="es_ES" w:bidi="es_ES"/>
@@ -43433,7 +43439,7 @@
         </w:rPr>
         <w:t>"El día está llegando cuando verán el objeto sacrílego que causa la profanación": Marcos no explicó qué sería este objeto, pero los lectores judíos del primer siglo estaban familiarizados con el término. El profeta Daniel había predicho que tal objeto estaría en el templo en Jerusalén (</w:t>
       </w:r>
-      <w:hyperlink r:id="rId979">
+      <w:hyperlink r:id="rId980">
         <w:r>
           <w:rPr>
             <w:lang w:val="es_ES" w:bidi="es_ES"/>
@@ -43451,7 +43457,7 @@
         </w:rPr>
         <w:t xml:space="preserve">; </w:t>
       </w:r>
-      <w:hyperlink r:id="rId980">
+      <w:hyperlink r:id="rId981">
         <w:r>
           <w:rPr>
             <w:lang w:val="es_ES" w:bidi="es_ES"/>
@@ -43494,7 +43500,7 @@
         </w:rPr>
         <w:t>: a la luz del contexto histórico y la referencia a Jerusalén (</w:t>
       </w:r>
-      <w:hyperlink r:id="rId935">
+      <w:hyperlink r:id="rId936">
         <w:r>
           <w:rPr>
             <w:lang w:val="es_ES" w:bidi="es_ES"/>
@@ -43512,7 +43518,7 @@
         </w:rPr>
         <w:t>,</w:t>
       </w:r>
-      <w:hyperlink r:id="rId940">
+      <w:hyperlink r:id="rId941">
         <w:r>
           <w:rPr>
             <w:lang w:val="es_ES" w:bidi="es_ES"/>
@@ -43530,7 +43536,7 @@
         </w:rPr>
         <w:t>) y Judea (</w:t>
       </w:r>
-      <w:hyperlink r:id="rId981">
+      <w:hyperlink r:id="rId982">
         <w:r>
           <w:rPr>
             <w:lang w:val="es_ES" w:bidi="es_ES"/>
@@ -43626,7 +43632,7 @@
         </w:rPr>
         <w:t xml:space="preserve"> 6.6.1); (6) la destrucción del templo en sí en el 70 d.C.; o (7) un evento futuro que involucra la venida del anticristo (ver </w:t>
       </w:r>
-      <w:hyperlink r:id="rId982">
+      <w:hyperlink r:id="rId983">
         <w:r>
           <w:rPr>
             <w:lang w:val="es_ES" w:bidi="es_ES"/>
@@ -43657,7 +43663,7 @@
         </w:rPr>
         <w:t xml:space="preserve"> la expresión involucra el templo, su altar y sus rituales sacrificiales. En </w:t>
       </w:r>
-      <w:hyperlink r:id="rId950">
+      <w:hyperlink r:id="rId951">
         <w:r>
           <w:rPr>
             <w:lang w:val="es_ES" w:bidi="es_ES"/>
@@ -43675,7 +43681,7 @@
         </w:rPr>
         <w:t xml:space="preserve">, es una señal para que la gente huya de Judea, y a lo cual se refiere, debe ocurrir mientras aún haya tiempo para huir (es decir, antes de que el ejército romano haya ocupado Judea y sitiado Jerusalén). Las explicaciones 1 y 2 son demasiado precoces para servir como una señal reconocible para huir de Judea, no profanaron realmente el templo, y los cristianos no huyeron de Jerusalén. Las explicaciones </w:t>
       </w:r>
-      <w:hyperlink r:id="rId983">
+      <w:hyperlink r:id="rId984">
         <w:r>
           <w:rPr>
             <w:lang w:val="es_ES" w:bidi="es_ES"/>
@@ -43693,7 +43699,7 @@
         </w:rPr>
         <w:t xml:space="preserve"> ocurrieron demasiado tarde, ya que no habría habido oportunidad de huir después de que Tito entrara en Jerusalén. La explicación 7 no se refiere a la destrucción de Jerusalén en el 70 d.C., que es el tema de </w:t>
       </w:r>
-      <w:hyperlink r:id="rId950">
+      <w:hyperlink r:id="rId951">
         <w:r>
           <w:rPr>
             <w:lang w:val="es_ES" w:bidi="es_ES"/>
@@ -43772,7 +43778,7 @@
         </w:rPr>
         <w:t xml:space="preserve">Jesús ahora dio la señal solicitada en </w:t>
       </w:r>
-      <w:hyperlink r:id="rId940">
+      <w:hyperlink r:id="rId941">
         <w:r>
           <w:rPr>
             <w:lang w:val="es_ES" w:bidi="es_ES"/>
@@ -43790,7 +43796,7 @@
         </w:rPr>
         <w:t xml:space="preserve"> e instruyó a sus seguidores sobre cómo responder cuando la vieran. En </w:t>
       </w:r>
-      <w:hyperlink r:id="rId937">
+      <w:hyperlink r:id="rId938">
         <w:r>
           <w:rPr>
             <w:lang w:val="es_ES" w:bidi="es_ES"/>
@@ -43856,7 +43862,7 @@
         </w:rPr>
         <w:t xml:space="preserve">Una persona que se relaja en el techo de su casa en Judea no debe ni siquiera empacar después de ver esta señal, sino bajar y huir. Del mismo modo, una persona en el campo no debe regresar a casa para recuperar su abrigo. Los creyentes debían huir del ejército romano que se acercaría tan pronto como vieran la señal de </w:t>
       </w:r>
-      <w:hyperlink r:id="rId981">
+      <w:hyperlink r:id="rId982">
         <w:r>
           <w:rPr>
             <w:lang w:val="es_ES" w:bidi="es_ES"/>
@@ -43935,7 +43941,7 @@
         </w:rPr>
         <w:t xml:space="preserve">La intensidad del próximo desastre se ilustra con el sufrimiento de los más vulnerables. En ese día, la alegría de la maternidad (ver </w:t>
       </w:r>
-      <w:hyperlink r:id="rId984">
+      <w:hyperlink r:id="rId985">
         <w:r>
           <w:rPr>
             <w:lang w:val="es_ES" w:bidi="es_ES"/>
@@ -43953,7 +43959,7 @@
         </w:rPr>
         <w:t xml:space="preserve">, </w:t>
       </w:r>
-      <w:hyperlink r:id="rId985">
+      <w:hyperlink r:id="rId986">
         <w:r>
           <w:rPr>
             <w:lang w:val="es_ES" w:bidi="es_ES"/>
@@ -44080,7 +44086,7 @@
         </w:rPr>
         <w:t xml:space="preserve">Mayor angustia en esos días que en cualquier otro momento desde que Dios creó el mundo: tal hipérbole es común en la expresión semítica; aumenta el terror de ese horrible tiempo y no debe tomarse como un análisis estadístico exacto de cómo este sufrimiento se compara con otros desastres. • Y nunca volverá a ser tan grande: los eventos de </w:t>
       </w:r>
-      <w:hyperlink r:id="rId938">
+      <w:hyperlink r:id="rId939">
         <w:r>
           <w:rPr>
             <w:lang w:val="es_ES" w:bidi="es_ES"/>
@@ -44194,7 +44200,7 @@
         </w:rPr>
         <w:t>La sección más amplia (</w:t>
       </w:r>
-      <w:hyperlink r:id="rId939">
+      <w:hyperlink r:id="rId940">
         <w:r>
           <w:rPr>
             <w:lang w:val="es_ES" w:bidi="es_ES"/>
@@ -44212,7 +44218,7 @@
         </w:rPr>
         <w:t xml:space="preserve">) concluye con otra advertencia sobre los falsos mesías. Aquí los impostores están asociados con los eventos del año 70 d.C., mientras que en </w:t>
       </w:r>
-      <w:hyperlink r:id="rId947">
+      <w:hyperlink r:id="rId948">
         <w:r>
           <w:rPr>
             <w:lang w:val="es_ES" w:bidi="es_ES"/>
@@ -44230,7 +44236,7 @@
         </w:rPr>
         <w:t xml:space="preserve"> estaban asociados con el curso normal de los eventos. Junto con los falsos mesías, aparecerían profetas y realizarían señales y maravillas milagrosas (</w:t>
       </w:r>
-      <w:hyperlink r:id="rId986">
+      <w:hyperlink r:id="rId987">
         <w:r>
           <w:rPr>
             <w:lang w:val="es_ES" w:bidi="es_ES"/>
@@ -44266,7 +44272,7 @@
         </w:rPr>
         <w:t xml:space="preserve">), todos lo verán y lo sabrán (ver </w:t>
       </w:r>
-      <w:hyperlink r:id="rId987">
+      <w:hyperlink r:id="rId988">
         <w:r>
           <w:rPr>
             <w:lang w:val="es_ES" w:bidi="es_ES"/>
@@ -44284,7 +44290,7 @@
         </w:rPr>
         <w:t>). • "¡Mirad!" Esta advertencia unifica la sección (</w:t>
       </w:r>
-      <w:hyperlink r:id="rId939">
+      <w:hyperlink r:id="rId940">
         <w:r>
           <w:rPr>
             <w:lang w:val="es_ES" w:bidi="es_ES"/>
@@ -44315,7 +44321,7 @@
         </w:rPr>
         <w:t xml:space="preserve"> 17.10.8) describe el gran daño causado por estos impostores, quienes alentaron al pueblo judío a resistir a los romanos. Nada debería distraer a los cristianos de huir de Judea y Jerusalén cuando vean el objeto sacrílego que causa la profanación. • Para los lectores de Marcos en Roma, el mensaje de Jesús tenía una aplicación diferente. Marcos quería que sus lectores estuvieran atentos a aquellos que prometían cronogramas para el cumplimiento de la profecía. No podían saber el tiempo (</w:t>
       </w:r>
-      <w:hyperlink r:id="rId689">
+      <w:hyperlink r:id="rId690">
         <w:r>
           <w:rPr>
             <w:lang w:val="es_ES" w:bidi="es_ES"/>
@@ -44333,7 +44339,7 @@
         </w:rPr>
         <w:t>), y se prohibió cualquier frenesí sobre la segunda venida de Cristo, sin embargo debían estar alerta (</w:t>
       </w:r>
-      <w:hyperlink r:id="rId988">
+      <w:hyperlink r:id="rId989">
         <w:r>
           <w:rPr>
             <w:lang w:val="es_ES" w:bidi="es_ES"/>
@@ -44351,7 +44357,7 @@
         </w:rPr>
         <w:t>) y prepararse para la persecución (</w:t>
       </w:r>
-      <w:hyperlink r:id="rId949">
+      <w:hyperlink r:id="rId950">
         <w:r>
           <w:rPr>
             <w:lang w:val="es_ES" w:bidi="es_ES"/>
@@ -44369,7 +44375,7 @@
         </w:rPr>
         <w:t xml:space="preserve"> ver </w:t>
       </w:r>
-      <w:hyperlink r:id="rId677">
+      <w:hyperlink r:id="rId678">
         <w:r>
           <w:rPr>
             <w:lang w:val="es_ES" w:bidi="es_ES"/>
@@ -44387,7 +44393,7 @@
         </w:rPr>
         <w:t>) según las palabras de aliento de Jesús (</w:t>
       </w:r>
-      <w:hyperlink r:id="rId961">
+      <w:hyperlink r:id="rId962">
         <w:r>
           <w:rPr>
             <w:lang w:val="es_ES" w:bidi="es_ES"/>
@@ -44471,7 +44477,7 @@
         </w:rPr>
         <w:t>Parte del lenguaje utilizado en el Nuevo Testamento para describir la segunda venida de Jesús, como el “llamado de trompeta de Dios” (</w:t>
       </w:r>
-      <w:hyperlink r:id="rId989">
+      <w:hyperlink r:id="rId990">
         <w:r>
           <w:rPr>
             <w:lang w:val="es_ES" w:bidi="es_ES"/>
@@ -44489,7 +44495,7 @@
         </w:rPr>
         <w:t xml:space="preserve">), parece ser metafórico, y en el Antiguo Testamento, el lenguaje cósmico se usa frecuentemente para describir eventos históricos de manera metafórica (ver </w:t>
       </w:r>
-      <w:hyperlink r:id="rId990">
+      <w:hyperlink r:id="rId991">
         <w:r>
           <w:rPr>
             <w:lang w:val="es_ES" w:bidi="es_ES"/>
@@ -44507,7 +44513,7 @@
         </w:rPr>
         <w:t xml:space="preserve">; </w:t>
       </w:r>
-      <w:hyperlink r:id="rId991">
+      <w:hyperlink r:id="rId992">
         <w:r>
           <w:rPr>
             <w:lang w:val="es_ES" w:bidi="es_ES"/>
@@ -44525,7 +44531,7 @@
         </w:rPr>
         <w:t xml:space="preserve"> </w:t>
       </w:r>
-      <w:hyperlink r:id="rId992">
+      <w:hyperlink r:id="rId993">
         <w:r>
           <w:rPr>
             <w:lang w:val="es_ES" w:bidi="es_ES"/>
@@ -44543,7 +44549,7 @@
         </w:rPr>
         <w:t xml:space="preserve"> </w:t>
       </w:r>
-      <w:hyperlink r:id="rId993">
+      <w:hyperlink r:id="rId994">
         <w:r>
           <w:rPr>
             <w:lang w:val="es_ES" w:bidi="es_ES"/>
@@ -44561,7 +44567,7 @@
         </w:rPr>
         <w:t xml:space="preserve">). Así que es posible que esta imagen se refiera a un evento pasado, como la destrucción de Jerusalén, si ese es el significado de </w:t>
       </w:r>
-      <w:hyperlink r:id="rId906">
+      <w:hyperlink r:id="rId907">
         <w:r>
           <w:rPr>
             <w:lang w:val="es_ES" w:bidi="es_ES"/>
@@ -44579,7 +44585,7 @@
         </w:rPr>
         <w:t xml:space="preserve">. Sin embargo, los escritores del Nuevo Testamento entendieron claramente la venida del Hijo del Hombre como el regreso visible y personal de Jesús en el futuro (ver </w:t>
       </w:r>
-      <w:hyperlink r:id="rId994">
+      <w:hyperlink r:id="rId995">
         <w:r>
           <w:rPr>
             <w:lang w:val="es_ES" w:bidi="es_ES"/>
@@ -44645,7 +44651,7 @@
         </w:rPr>
         <w:t xml:space="preserve">En ese momento, después de la angustia de esos días: muchos estudiosos argumentan que las señales cósmicas de </w:t>
       </w:r>
-      <w:hyperlink r:id="rId995">
+      <w:hyperlink r:id="rId996">
         <w:r>
           <w:rPr>
             <w:lang w:val="es_ES" w:bidi="es_ES"/>
@@ -44681,7 +44687,7 @@
         </w:rPr>
         <w:t xml:space="preserve">, y la reunión de los escogidos de todo el mundo en </w:t>
       </w:r>
-      <w:hyperlink r:id="rId996">
+      <w:hyperlink r:id="rId997">
         <w:r>
           <w:rPr>
             <w:lang w:val="es_ES" w:bidi="es_ES"/>
@@ -44699,7 +44705,7 @@
         </w:rPr>
         <w:t xml:space="preserve"> son formas metafóricas de referirse a la destrucción de Jerusalén en el año 70 d.C. y a la reivindicación del Hijo del Hombre por ese evento. La interpretación tradicional, sin embargo, es que, mientras que el material anterior se refiere a la destrucción de Jerusalén, este pasaje se refiere a la venida del Hijo del Hombre (la parusía) que ocurrirá al final de la historia. Esta interpretación encaja mejor por varias razones: (1) Después de la angustia de esos días significa después de la destrucción de Jerusalén, no durante ella, y en ese tiempo (literalmente "en aquellos días"), podría ocurrir en cualquier momento después de los eventos de </w:t>
       </w:r>
-      <w:hyperlink r:id="rId939">
+      <w:hyperlink r:id="rId940">
         <w:r>
           <w:rPr>
             <w:lang w:val="es_ES" w:bidi="es_ES"/>
@@ -44771,7 +44777,7 @@
         </w:rPr>
         <w:t>); y (3) a la luz del anhelo y la oración de la iglesia primitiva por el regreso del Señor Jesús (</w:t>
       </w:r>
-      <w:hyperlink r:id="rId997">
+      <w:hyperlink r:id="rId998">
         <w:r>
           <w:rPr>
             <w:lang w:val="es_ES" w:bidi="es_ES"/>
@@ -44789,7 +44795,7 @@
         </w:rPr>
         <w:t xml:space="preserve"> </w:t>
       </w:r>
-      <w:hyperlink r:id="rId998">
+      <w:hyperlink r:id="rId999">
         <w:r>
           <w:rPr>
             <w:lang w:val="es_ES" w:bidi="es_ES"/>
@@ -44825,7 +44831,7 @@
         </w:rPr>
         <w:t xml:space="preserve"> como la segunda venida de Jesús, que pondrá fin a la historia tal como la conocemos. Los profetas, Jesús y los escritores de los Evangelios describieron este evento como si se viera a través de un telescopio, y la distancia entre los eventos no está clara; nadie sabe el momento de este evento excepto Dios mismo (</w:t>
       </w:r>
-      <w:hyperlink r:id="rId689">
+      <w:hyperlink r:id="rId690">
         <w:r>
           <w:rPr>
             <w:lang w:val="es_ES" w:bidi="es_ES"/>
@@ -44843,7 +44849,7 @@
         </w:rPr>
         <w:t xml:space="preserve">). Los eventos de </w:t>
       </w:r>
-      <w:hyperlink r:id="rId939">
+      <w:hyperlink r:id="rId940">
         <w:r>
           <w:rPr>
             <w:lang w:val="es_ES" w:bidi="es_ES"/>
@@ -44861,7 +44867,7 @@
         </w:rPr>
         <w:t xml:space="preserve"> y </w:t>
       </w:r>
-      <w:hyperlink r:id="rId906">
+      <w:hyperlink r:id="rId907">
         <w:r>
           <w:rPr>
             <w:lang w:val="es_ES" w:bidi="es_ES"/>
@@ -44927,7 +44933,7 @@
         </w:rPr>
         <w:t xml:space="preserve">El Hijo del Hombre, en su venida, reunirá a su pueblo escogido, aquellos que creen en él y lo siguen, de todo el mundo (ver </w:t>
       </w:r>
-      <w:hyperlink r:id="rId999">
+      <w:hyperlink r:id="rId1000">
         <w:r>
           <w:rPr>
             <w:lang w:val="es_ES" w:bidi="es_ES"/>
@@ -44945,7 +44951,7 @@
         </w:rPr>
         <w:t xml:space="preserve">) y de los confines de la tierra y el cielo (ver </w:t>
       </w:r>
-      <w:hyperlink r:id="rId1000">
+      <w:hyperlink r:id="rId1001">
         <w:r>
           <w:rPr>
             <w:lang w:val="es_ES" w:bidi="es_ES"/>
@@ -44963,7 +44969,7 @@
         </w:rPr>
         <w:t xml:space="preserve">; </w:t>
       </w:r>
-      <w:hyperlink r:id="rId1001">
+      <w:hyperlink r:id="rId1002">
         <w:r>
           <w:rPr>
             <w:lang w:val="es_ES" w:bidi="es_ES"/>
@@ -44981,7 +44987,7 @@
         </w:rPr>
         <w:t xml:space="preserve"> </w:t>
       </w:r>
-      <w:hyperlink r:id="rId1002">
+      <w:hyperlink r:id="rId1003">
         <w:r>
           <w:rPr>
             <w:lang w:val="es_ES" w:bidi="es_ES"/>
@@ -44999,7 +45005,7 @@
         </w:rPr>
         <w:t xml:space="preserve">; </w:t>
       </w:r>
-      <w:hyperlink r:id="rId1003">
+      <w:hyperlink r:id="rId1004">
         <w:r>
           <w:rPr>
             <w:lang w:val="es_ES" w:bidi="es_ES"/>
@@ -45017,7 +45023,7 @@
         </w:rPr>
         <w:t xml:space="preserve">). Esta esperanza se expresa frecuentemente en el Antiguo Testamento (por ejemplo, </w:t>
       </w:r>
-      <w:hyperlink r:id="rId1004">
+      <w:hyperlink r:id="rId1005">
         <w:r>
           <w:rPr>
             <w:lang w:val="es_ES" w:bidi="es_ES"/>
@@ -45035,7 +45041,7 @@
         </w:rPr>
         <w:t xml:space="preserve"> </w:t>
       </w:r>
-      <w:hyperlink r:id="rId1005">
+      <w:hyperlink r:id="rId1006">
         <w:r>
           <w:rPr>
             <w:lang w:val="es_ES" w:bidi="es_ES"/>
@@ -45047,7 +45053,7 @@
           <w:t xml:space="preserve">Is 11:11–16; </w:t>
         </w:r>
       </w:hyperlink>
-      <w:hyperlink r:id="rId1006">
+      <w:hyperlink r:id="rId1007">
         <w:r>
           <w:rPr>
             <w:lang w:val="es_ES" w:bidi="es_ES"/>
@@ -45065,7 +45071,7 @@
         </w:rPr>
         <w:t xml:space="preserve">; </w:t>
       </w:r>
-      <w:hyperlink r:id="rId1007">
+      <w:hyperlink r:id="rId1008">
         <w:r>
           <w:rPr>
             <w:lang w:val="es_ES" w:bidi="es_ES"/>
@@ -45083,7 +45089,7 @@
         </w:rPr>
         <w:t xml:space="preserve">; </w:t>
       </w:r>
-      <w:hyperlink r:id="rId1008">
+      <w:hyperlink r:id="rId1009">
         <w:r>
           <w:rPr>
             <w:lang w:val="es_ES" w:bidi="es_ES"/>
@@ -45101,7 +45107,7 @@
         </w:rPr>
         <w:t xml:space="preserve">; </w:t>
       </w:r>
-      <w:hyperlink r:id="rId1009">
+      <w:hyperlink r:id="rId1010">
         <w:r>
           <w:rPr>
             <w:lang w:val="es_ES" w:bidi="es_ES"/>
@@ -45113,7 +45119,7 @@
           <w:t xml:space="preserve">60:1–9, </w:t>
         </w:r>
       </w:hyperlink>
-      <w:hyperlink r:id="rId1010">
+      <w:hyperlink r:id="rId1011">
         <w:r>
           <w:rPr>
             <w:lang w:val="es_ES" w:bidi="es_ES"/>
@@ -45131,7 +45137,7 @@
         </w:rPr>
         <w:t xml:space="preserve">). Para los lectores de Marcos, este pasaje habría proporcionado ánimo para soportar y permanecer fieles a pesar de las persecuciones predichas en </w:t>
       </w:r>
-      <w:hyperlink r:id="rId949">
+      <w:hyperlink r:id="rId950">
         <w:r>
           <w:rPr>
             <w:lang w:val="es_ES" w:bidi="es_ES"/>
@@ -45167,7 +45173,7 @@
         </w:rPr>
         <w:t xml:space="preserve">; </w:t>
       </w:r>
-      <w:hyperlink r:id="rId907">
+      <w:hyperlink r:id="rId908">
         <w:r>
           <w:rPr>
             <w:lang w:val="es_ES" w:bidi="es_ES"/>
@@ -45179,7 +45185,7 @@
           <w:t xml:space="preserve">13:32–37, </w:t>
         </w:r>
       </w:hyperlink>
-      <w:hyperlink r:id="rId1011">
+      <w:hyperlink r:id="rId1012">
         <w:r>
           <w:rPr>
             <w:lang w:val="es_ES" w:bidi="es_ES"/>
@@ -45197,7 +45203,7 @@
         </w:rPr>
         <w:t xml:space="preserve">; </w:t>
       </w:r>
-      <w:hyperlink r:id="rId1012">
+      <w:hyperlink r:id="rId1013">
         <w:r>
           <w:rPr>
             <w:lang w:val="es_ES" w:bidi="es_ES"/>
@@ -45215,7 +45221,7 @@
         </w:rPr>
         <w:t xml:space="preserve">; </w:t>
       </w:r>
-      <w:hyperlink r:id="rId1013">
+      <w:hyperlink r:id="rId1014">
         <w:r>
           <w:rPr>
             <w:lang w:val="es_ES" w:bidi="es_ES"/>
@@ -45299,7 +45305,7 @@
         </w:rPr>
         <w:t>Este pasaje contiene la lección (literalmente parábola) de la higuera (</w:t>
       </w:r>
-      <w:hyperlink r:id="rId1014">
+      <w:hyperlink r:id="rId1015">
         <w:r>
           <w:rPr>
             <w:lang w:val="es_ES" w:bidi="es_ES"/>
@@ -45317,7 +45323,7 @@
         </w:rPr>
         <w:t>) y dos dichos (</w:t>
       </w:r>
-      <w:hyperlink r:id="rId1015">
+      <w:hyperlink r:id="rId1016">
         <w:r>
           <w:rPr>
             <w:lang w:val="es_ES" w:bidi="es_ES"/>
@@ -45335,7 +45341,7 @@
         </w:rPr>
         <w:t xml:space="preserve">). Está estrechamente vinculado a </w:t>
       </w:r>
-      <w:hyperlink r:id="rId1016">
+      <w:hyperlink r:id="rId1017">
         <w:r>
           <w:rPr>
             <w:lang w:val="es_ES" w:bidi="es_ES"/>
@@ -45353,7 +45359,7 @@
         </w:rPr>
         <w:t xml:space="preserve"> por las palabras "todo esto" o "todas estas cosas" (</w:t>
       </w:r>
-      <w:hyperlink r:id="rId940">
+      <w:hyperlink r:id="rId941">
         <w:r>
           <w:rPr>
             <w:lang w:val="es_ES" w:bidi="es_ES"/>
@@ -45371,7 +45377,7 @@
         </w:rPr>
         <w:t>) y la expresión "cuando veáis" (</w:t>
       </w:r>
-      <w:hyperlink r:id="rId1017">
+      <w:hyperlink r:id="rId1018">
         <w:r>
           <w:rPr>
             <w:lang w:val="es_ES" w:bidi="es_ES"/>
@@ -45389,7 +45395,7 @@
         </w:rPr>
         <w:t xml:space="preserve">; cp. </w:t>
       </w:r>
-      <w:hyperlink r:id="rId981">
+      <w:hyperlink r:id="rId982">
         <w:r>
           <w:rPr>
             <w:lang w:val="es_ES" w:bidi="es_ES"/>
@@ -45455,7 +45461,7 @@
         </w:rPr>
         <w:t xml:space="preserve">"su regreso" (literalmente él/eso está cerca): el griego no tiene sujeto explícito, por lo que la elección entre “él está cerca” o “eso está cerca” depende de si </w:t>
       </w:r>
-      <w:hyperlink r:id="rId933">
+      <w:hyperlink r:id="rId934">
         <w:r>
           <w:rPr>
             <w:lang w:val="es_ES" w:bidi="es_ES"/>
@@ -45473,7 +45479,7 @@
         </w:rPr>
         <w:t xml:space="preserve"> se refiere a </w:t>
       </w:r>
-      <w:hyperlink r:id="rId1016">
+      <w:hyperlink r:id="rId1017">
         <w:r>
           <w:rPr>
             <w:lang w:val="es_ES" w:bidi="es_ES"/>
@@ -45491,7 +45497,7 @@
         </w:rPr>
         <w:t xml:space="preserve"> o a </w:t>
       </w:r>
-      <w:hyperlink r:id="rId906">
+      <w:hyperlink r:id="rId907">
         <w:r>
           <w:rPr>
             <w:lang w:val="es_ES" w:bidi="es_ES"/>
@@ -45509,7 +45515,7 @@
         </w:rPr>
         <w:t xml:space="preserve">. El texto de la NTV lo entiende como refiriéndose al regreso del Hijo del Hombre. Debido a que las palabras en </w:t>
       </w:r>
-      <w:hyperlink r:id="rId940">
+      <w:hyperlink r:id="rId941">
         <w:r>
           <w:rPr>
             <w:lang w:val="es_ES" w:bidi="es_ES"/>
@@ -45527,7 +45533,7 @@
         </w:rPr>
         <w:t xml:space="preserve"> se repiten en </w:t>
       </w:r>
-      <w:hyperlink r:id="rId1017">
+      <w:hyperlink r:id="rId1018">
         <w:r>
           <w:rPr>
             <w:lang w:val="es_ES" w:bidi="es_ES"/>
@@ -45575,7 +45581,7 @@
         </w:rPr>
         <w:t>), otros lo interpretan como refiriéndose a la destrucción de Jerusalén. Así como el brote de la higuera es un heraldo del verano, el sacrilegio desolador (</w:t>
       </w:r>
-      <w:hyperlink r:id="rId981">
+      <w:hyperlink r:id="rId982">
         <w:r>
           <w:rPr>
             <w:lang w:val="es_ES" w:bidi="es_ES"/>
@@ -45689,7 +45695,7 @@
         </w:rPr>
         <w:t xml:space="preserve">Jesús garantizó personalmente lo que había dicho. "Mis palabras" incluyen específicamente lo que Jesús dijo en todo el discurso de </w:t>
       </w:r>
-      <w:hyperlink r:id="rId715">
+      <w:hyperlink r:id="rId716">
         <w:r>
           <w:rPr>
             <w:lang w:val="es_ES" w:bidi="es_ES"/>
@@ -45725,7 +45731,7 @@
         </w:rPr>
         <w:t xml:space="preserve">). Al igual que las Escrituras del Antiguo Testamento (ver </w:t>
       </w:r>
-      <w:hyperlink r:id="rId1018">
+      <w:hyperlink r:id="rId1019">
         <w:r>
           <w:rPr>
             <w:lang w:val="es_ES" w:bidi="es_ES"/>
@@ -45743,7 +45749,7 @@
         </w:rPr>
         <w:t xml:space="preserve">), las palabras de Jesús son eternas. Sus enseñanzas son más perdurables que los elementos fundamentales de la creación. Los elementos básicos de la creación pasarán (ver también </w:t>
       </w:r>
-      <w:hyperlink r:id="rId1019">
+      <w:hyperlink r:id="rId1020">
         <w:r>
           <w:rPr>
             <w:lang w:val="es_ES" w:bidi="es_ES"/>
@@ -45761,7 +45767,7 @@
         </w:rPr>
         <w:t xml:space="preserve"> </w:t>
       </w:r>
-      <w:hyperlink r:id="rId1020">
+      <w:hyperlink r:id="rId1021">
         <w:r>
           <w:rPr>
             <w:lang w:val="es_ES" w:bidi="es_ES"/>
@@ -45779,7 +45785,7 @@
         </w:rPr>
         <w:t xml:space="preserve"> </w:t>
       </w:r>
-      <w:hyperlink r:id="rId1021">
+      <w:hyperlink r:id="rId1022">
         <w:r>
           <w:rPr>
             <w:lang w:val="es_ES" w:bidi="es_ES"/>
@@ -45797,7 +45803,7 @@
         </w:rPr>
         <w:t xml:space="preserve"> </w:t>
       </w:r>
-      <w:hyperlink r:id="rId1022">
+      <w:hyperlink r:id="rId1023">
         <w:r>
           <w:rPr>
             <w:lang w:val="es_ES" w:bidi="es_ES"/>
@@ -45815,7 +45821,7 @@
         </w:rPr>
         <w:t xml:space="preserve"> </w:t>
       </w:r>
-      <w:hyperlink r:id="rId1023">
+      <w:hyperlink r:id="rId1024">
         <w:r>
           <w:rPr>
             <w:lang w:val="es_ES" w:bidi="es_ES"/>
@@ -45833,7 +45839,7 @@
         </w:rPr>
         <w:t xml:space="preserve"> </w:t>
       </w:r>
-      <w:hyperlink r:id="rId1024">
+      <w:hyperlink r:id="rId1025">
         <w:r>
           <w:rPr>
             <w:lang w:val="es_ES" w:bidi="es_ES"/>
@@ -45851,7 +45857,7 @@
         </w:rPr>
         <w:t>,</w:t>
       </w:r>
-      <w:hyperlink r:id="rId1025">
+      <w:hyperlink r:id="rId1026">
         <w:r>
           <w:rPr>
             <w:lang w:val="es_ES" w:bidi="es_ES"/>
@@ -45863,7 +45869,7 @@
           <w:t xml:space="preserve">10, </w:t>
         </w:r>
       </w:hyperlink>
-      <w:hyperlink r:id="rId1026">
+      <w:hyperlink r:id="rId1027">
         <w:r>
           <w:rPr>
             <w:lang w:val="es_ES" w:bidi="es_ES"/>
@@ -45929,7 +45935,7 @@
         </w:rPr>
         <w:t xml:space="preserve">La declaración de que nadie sabe el día ni la hora (cf. </w:t>
       </w:r>
-      <w:hyperlink r:id="rId1027">
+      <w:hyperlink r:id="rId1028">
         <w:r>
           <w:rPr>
             <w:lang w:val="es_ES" w:bidi="es_ES"/>
@@ -45947,7 +45953,7 @@
         </w:rPr>
         <w:t>) introduce la advertencia de estar vigilantes (</w:t>
       </w:r>
-      <w:hyperlink r:id="rId988">
+      <w:hyperlink r:id="rId989">
         <w:r>
           <w:rPr>
             <w:lang w:val="es_ES" w:bidi="es_ES"/>
@@ -45978,7 +45984,7 @@
         </w:rPr>
         <w:t xml:space="preserve"> superior a los ángeles en una jerarquía ascendente que comienza con nadie y termina únicamente con el Padre. La autenticidad de este dicho está asegurada por la limitación que impone al conocimiento del Hijo, algo que la iglesia primitiva probablemente no habría imaginado, en los evangelios apócrifos (alrededor del 150–300 d.C.), la tendencia es exaltar y magnificar los atributos divinos de Jesús (por ejemplo, ver el Evangelio de la Infancia de Tomás). En el milagro de la encarnación, Jesús experimentó limitación (</w:t>
       </w:r>
-      <w:hyperlink r:id="rId1028">
+      <w:hyperlink r:id="rId1029">
         <w:r>
           <w:rPr>
             <w:lang w:val="es_ES" w:bidi="es_ES"/>
@@ -45996,7 +46002,7 @@
         </w:rPr>
         <w:t xml:space="preserve">; </w:t>
       </w:r>
-      <w:hyperlink r:id="rId689">
+      <w:hyperlink r:id="rId690">
         <w:r>
           <w:rPr>
             <w:lang w:val="es_ES" w:bidi="es_ES"/>
@@ -46062,7 +46068,7 @@
         </w:rPr>
         <w:t xml:space="preserve">Así como </w:t>
       </w:r>
-      <w:hyperlink r:id="rId1029">
+      <w:hyperlink r:id="rId1030">
         <w:r>
           <w:rPr>
             <w:lang w:val="es_ES" w:bidi="es_ES"/>
@@ -46080,7 +46086,7 @@
         </w:rPr>
         <w:t xml:space="preserve"> parece retomar el tema de </w:t>
       </w:r>
-      <w:hyperlink r:id="rId939">
+      <w:hyperlink r:id="rId940">
         <w:r>
           <w:rPr>
             <w:lang w:val="es_ES" w:bidi="es_ES"/>
@@ -46098,6 +46104,24 @@
         </w:rPr>
         <w:t xml:space="preserve"> al hablar de la destrucción de Jerusalén, </w:t>
       </w:r>
+      <w:hyperlink r:id="rId908">
+        <w:r>
+          <w:rPr>
+            <w:lang w:val="es_ES" w:bidi="es_ES"/>
+          </w:rPr>
+          <w:rPr>
+            <w:color w:val="0000EE"/>
+            <w:u w:val="single"/>
+          </w:rPr>
+          <w:t>13:32–37</w:t>
+        </w:r>
+      </w:hyperlink>
+      <w:r>
+        <w:rPr>
+          <w:lang w:val="es_ES" w:bidi="es_ES"/>
+        </w:rPr>
+        <w:t xml:space="preserve"> aparentemente retoma el tema de </w:t>
+      </w:r>
       <w:hyperlink r:id="rId907">
         <w:r>
           <w:rPr>
@@ -46107,24 +46131,6 @@
             <w:color w:val="0000EE"/>
             <w:u w:val="single"/>
           </w:rPr>
-          <w:t>13:32–37</w:t>
-        </w:r>
-      </w:hyperlink>
-      <w:r>
-        <w:rPr>
-          <w:lang w:val="es_ES" w:bidi="es_ES"/>
-        </w:rPr>
-        <w:t xml:space="preserve"> aparentemente retoma el tema de </w:t>
-      </w:r>
-      <w:hyperlink r:id="rId906">
-        <w:r>
-          <w:rPr>
-            <w:lang w:val="es_ES" w:bidi="es_ES"/>
-          </w:rPr>
-          <w:rPr>
-            <w:color w:val="0000EE"/>
-            <w:u w:val="single"/>
-          </w:rPr>
           <w:t>13:24–27</w:t>
         </w:r>
       </w:hyperlink>
@@ -46134,7 +46140,7 @@
         </w:rPr>
         <w:t xml:space="preserve"> y habla de la venida del Hijo del Hombre. Una advertencia introductoria contra las especulaciones sobre el fin de los tiempos (</w:t>
       </w:r>
-      <w:hyperlink r:id="rId689">
+      <w:hyperlink r:id="rId690">
         <w:r>
           <w:rPr>
             <w:lang w:val="es_ES" w:bidi="es_ES"/>
@@ -46152,7 +46158,7 @@
         </w:rPr>
         <w:t>) es seguida por una advertencia de estar en guardia porque no se puede conocer el momento del fin (</w:t>
       </w:r>
-      <w:hyperlink r:id="rId1030">
+      <w:hyperlink r:id="rId1031">
         <w:r>
           <w:rPr>
             <w:lang w:val="es_ES" w:bidi="es_ES"/>
@@ -46170,7 +46176,7 @@
         </w:rPr>
         <w:t>). Una historia ilustra la necesidad de estar listos para el regreso del Señor (</w:t>
       </w:r>
-      <w:hyperlink r:id="rId1031">
+      <w:hyperlink r:id="rId1032">
         <w:r>
           <w:rPr>
             <w:lang w:val="es_ES" w:bidi="es_ES"/>
@@ -46188,7 +46194,7 @@
         </w:rPr>
         <w:t>), y su aplicación repite la necesidad de vigilar para que no se les encuentre desprevenidos (</w:t>
       </w:r>
-      <w:hyperlink r:id="rId1032">
+      <w:hyperlink r:id="rId1033">
         <w:r>
           <w:rPr>
             <w:lang w:val="es_ES" w:bidi="es_ES"/>
@@ -46206,7 +46212,7 @@
         </w:rPr>
         <w:t>); la advertencia final también es para la vigilancia (</w:t>
       </w:r>
-      <w:hyperlink r:id="rId1033">
+      <w:hyperlink r:id="rId1034">
         <w:r>
           <w:rPr>
             <w:lang w:val="es_ES" w:bidi="es_ES"/>
@@ -46320,7 +46326,7 @@
         </w:rPr>
         <w:t xml:space="preserve">El punto de la historia no es que el regreso del Señor sea incierto o inesperado (ver </w:t>
       </w:r>
-      <w:hyperlink r:id="rId1034">
+      <w:hyperlink r:id="rId1035">
         <w:r>
           <w:rPr>
             <w:lang w:val="es_ES" w:bidi="es_ES"/>
@@ -46338,7 +46344,7 @@
         </w:rPr>
         <w:t xml:space="preserve">; </w:t>
       </w:r>
-      <w:hyperlink r:id="rId1035">
+      <w:hyperlink r:id="rId1036">
         <w:r>
           <w:rPr>
             <w:lang w:val="es_ES" w:bidi="es_ES"/>
@@ -46356,7 +46362,7 @@
         </w:rPr>
         <w:t xml:space="preserve"> </w:t>
       </w:r>
-      <w:hyperlink r:id="rId1036">
+      <w:hyperlink r:id="rId1037">
         <w:r>
           <w:rPr>
             <w:lang w:val="es_ES" w:bidi="es_ES"/>
@@ -46374,7 +46380,7 @@
         </w:rPr>
         <w:t xml:space="preserve">; </w:t>
       </w:r>
-      <w:hyperlink r:id="rId1037">
+      <w:hyperlink r:id="rId1038">
         <w:r>
           <w:rPr>
             <w:lang w:val="es_ES" w:bidi="es_ES"/>
@@ -46478,7 +46484,7 @@
         </w:rPr>
         <w:t xml:space="preserve">El pasaje, originalmente dirigido a los discípulos (vosotros, ver también </w:t>
       </w:r>
-      <w:hyperlink r:id="rId944">
+      <w:hyperlink r:id="rId945">
         <w:r>
           <w:rPr>
             <w:lang w:val="es_ES" w:bidi="es_ES"/>
@@ -46496,7 +46502,7 @@
         </w:rPr>
         <w:t xml:space="preserve">), también está dirigido a todos los lectores del Evangelio de Marcos (todos). • ¡Manténganse atentos a él! Aunque </w:t>
       </w:r>
-      <w:hyperlink r:id="rId907">
+      <w:hyperlink r:id="rId908">
         <w:r>
           <w:rPr>
             <w:lang w:val="es_ES" w:bidi="es_ES"/>
@@ -46514,7 +46520,7 @@
         </w:rPr>
         <w:t xml:space="preserve"> advierte sobre estar preparados, la iglesia primitiva experimentó esta vigilancia como una anticipación gozosa de “ese maravilloso día cuando se revele la gloria de nuestro gran Dios y Salvador, Jesucristo” (</w:t>
       </w:r>
-      <w:hyperlink r:id="rId1038">
+      <w:hyperlink r:id="rId1039">
         <w:r>
           <w:rPr>
             <w:lang w:val="es_ES" w:bidi="es_ES"/>
@@ -46545,7 +46551,7 @@
         </w:rPr>
         <w:t xml:space="preserve"> (“Ven, Señor,” ver </w:t>
       </w:r>
-      <w:hyperlink r:id="rId997">
+      <w:hyperlink r:id="rId998">
         <w:r>
           <w:rPr>
             <w:lang w:val="es_ES" w:bidi="es_ES"/>
@@ -46557,7 +46563,7 @@
           <w:t xml:space="preserve">1 Cor 16:22, </w:t>
         </w:r>
       </w:hyperlink>
-      <w:hyperlink r:id="rId998">
+      <w:hyperlink r:id="rId999">
         <w:r>
           <w:rPr>
             <w:lang w:val="es_ES" w:bidi="es_ES"/>
@@ -46575,7 +46581,7 @@
         </w:rPr>
         <w:t>) y hoy, todavía “esperamos con ansias su aparición” (</w:t>
       </w:r>
-      <w:hyperlink r:id="rId1039">
+      <w:hyperlink r:id="rId1040">
         <w:r>
           <w:rPr>
             <w:lang w:val="es_ES" w:bidi="es_ES"/>
@@ -46791,6 +46797,73 @@
         </w:rPr>
         <w:t>La historia de Jesús siendo ungido por una mujer en Betania (</w:t>
       </w:r>
+      <w:hyperlink r:id="rId711">
+        <w:r>
+          <w:rPr>
+            <w:lang w:val="es_ES" w:bidi="es_ES"/>
+          </w:rPr>
+          <w:rPr>
+            <w:color w:val="0000EE"/>
+            <w:u w:val="single"/>
+          </w:rPr>
+          <w:t>14:3–9</w:t>
+        </w:r>
+      </w:hyperlink>
+      <w:r>
+        <w:rPr>
+          <w:lang w:val="es_ES" w:bidi="es_ES"/>
+        </w:rPr>
+        <w:t>) prepara la escena para los eventos que seguirán. El relato de Lucas (</w:t>
+      </w:r>
+      <w:hyperlink r:id="rId187">
+        <w:r>
+          <w:rPr>
+            <w:lang w:val="es_ES" w:bidi="es_ES"/>
+          </w:rPr>
+          <w:rPr>
+            <w:color w:val="0000EE"/>
+            <w:u w:val="single"/>
+          </w:rPr>
+          <w:t>Lucas 7:36–50</w:t>
+        </w:r>
+      </w:hyperlink>
+      <w:r>
+        <w:rPr>
+          <w:lang w:val="es_ES" w:bidi="es_ES"/>
+        </w:rPr>
+        <w:t>) es significativamente diferente y podría ser un evento distinto. Este incidente tuvo lugar en Betania</w:t>
+      </w:r>
+      <w:r>
+        <w:rPr>
+          <w:i/>
+          <w:lang w:val="es_ES" w:bidi="es_ES"/>
+        </w:rPr>
+        <w:t>,</w:t>
+      </w:r>
+      <w:r>
+        <w:rPr>
+          <w:lang w:val="es_ES" w:bidi="es_ES"/>
+        </w:rPr>
+        <w:t xml:space="preserve"> a aproximadamente tres kilómetros al este de Jerusalén en la ladera oriental inferior del monte de los Olivos, donde Jesús aparentemente se quedaba cuando estaba en Judea (</w:t>
+      </w:r>
+      <w:hyperlink r:id="rId774">
+        <w:r>
+          <w:rPr>
+            <w:lang w:val="es_ES" w:bidi="es_ES"/>
+          </w:rPr>
+          <w:rPr>
+            <w:color w:val="0000EE"/>
+            <w:u w:val="single"/>
+          </w:rPr>
+          <w:t>Marcos 11:1;</w:t>
+        </w:r>
+      </w:hyperlink>
+      <w:r>
+        <w:rPr>
+          <w:lang w:val="es_ES" w:bidi="es_ES"/>
+        </w:rPr>
+        <w:t xml:space="preserve"> </w:t>
+      </w:r>
       <w:hyperlink r:id="rId710">
         <w:r>
           <w:rPr>
@@ -46800,32 +46873,14 @@
             <w:color w:val="0000EE"/>
             <w:u w:val="single"/>
           </w:rPr>
-          <w:t>14:3–9</w:t>
-        </w:r>
-      </w:hyperlink>
-      <w:r>
-        <w:rPr>
-          <w:lang w:val="es_ES" w:bidi="es_ES"/>
-        </w:rPr>
-        <w:t>) prepara la escena para los eventos que seguirán. El relato de Lucas (</w:t>
-      </w:r>
-      <w:hyperlink r:id="rId187">
-        <w:r>
-          <w:rPr>
-            <w:lang w:val="es_ES" w:bidi="es_ES"/>
-          </w:rPr>
-          <w:rPr>
-            <w:color w:val="0000EE"/>
-            <w:u w:val="single"/>
-          </w:rPr>
-          <w:t>Lucas 7:36–50</w:t>
-        </w:r>
-      </w:hyperlink>
-      <w:r>
-        <w:rPr>
-          <w:lang w:val="es_ES" w:bidi="es_ES"/>
-        </w:rPr>
-        <w:t>) es significativamente diferente y podría ser un evento distinto. Este incidente tuvo lugar en Betania</w:t>
+          <w:t>11–12</w:t>
+        </w:r>
+      </w:hyperlink>
+      <w:r>
+        <w:rPr>
+          <w:lang w:val="es_ES" w:bidi="es_ES"/>
+        </w:rPr>
+        <w:t>). La casa pertenecía a Simón</w:t>
       </w:r>
       <w:r>
         <w:rPr>
@@ -46838,80 +46893,31 @@
         <w:rPr>
           <w:lang w:val="es_ES" w:bidi="es_ES"/>
         </w:rPr>
-        <w:t xml:space="preserve"> a aproximadamente tres kilómetros al este de Jerusalén en la ladera oriental inferior del monte de los Olivos, donde Jesús aparentemente se quedaba cuando estaba en Judea (</w:t>
-      </w:r>
-      <w:hyperlink r:id="rId773">
-        <w:r>
-          <w:rPr>
-            <w:lang w:val="es_ES" w:bidi="es_ES"/>
-          </w:rPr>
-          <w:rPr>
-            <w:color w:val="0000EE"/>
-            <w:u w:val="single"/>
-          </w:rPr>
-          <w:t>Marcos 11:1;</w:t>
-        </w:r>
-      </w:hyperlink>
-      <w:r>
-        <w:rPr>
-          <w:lang w:val="es_ES" w:bidi="es_ES"/>
-        </w:rPr>
-        <w:t xml:space="preserve"> </w:t>
-      </w:r>
-      <w:hyperlink r:id="rId709">
-        <w:r>
-          <w:rPr>
-            <w:lang w:val="es_ES" w:bidi="es_ES"/>
-          </w:rPr>
-          <w:rPr>
-            <w:color w:val="0000EE"/>
-            <w:u w:val="single"/>
-          </w:rPr>
-          <w:t>11–12</w:t>
-        </w:r>
-      </w:hyperlink>
-      <w:r>
-        <w:rPr>
-          <w:lang w:val="es_ES" w:bidi="es_ES"/>
-        </w:rPr>
-        <w:t>). La casa pertenecía a Simón</w:t>
+        <w:t xml:space="preserve"> un ex leproso (los leprosos eran aislados de la sociedad; quizás había sido sanado por Jesús; ver </w:t>
+      </w:r>
+      <w:hyperlink r:id="rId145">
+        <w:r>
+          <w:rPr>
+            <w:lang w:val="es_ES" w:bidi="es_ES"/>
+          </w:rPr>
+          <w:rPr>
+            <w:color w:val="0000EE"/>
+            <w:u w:val="single"/>
+          </w:rPr>
+          <w:t>1:40–45</w:t>
+        </w:r>
+      </w:hyperlink>
+      <w:r>
+        <w:rPr>
+          <w:lang w:val="es_ES" w:bidi="es_ES"/>
+        </w:rPr>
+        <w:t>). • "sentado a la mesa": o comiendo (reclinándose)</w:t>
       </w:r>
       <w:r>
         <w:rPr>
           <w:i/>
           <w:lang w:val="es_ES" w:bidi="es_ES"/>
         </w:rPr>
-        <w:t>,</w:t>
-      </w:r>
-      <w:r>
-        <w:rPr>
-          <w:lang w:val="es_ES" w:bidi="es_ES"/>
-        </w:rPr>
-        <w:t xml:space="preserve"> un ex leproso (los leprosos eran aislados de la sociedad; quizás había sido sanado por Jesús; ver </w:t>
-      </w:r>
-      <w:hyperlink r:id="rId145">
-        <w:r>
-          <w:rPr>
-            <w:lang w:val="es_ES" w:bidi="es_ES"/>
-          </w:rPr>
-          <w:rPr>
-            <w:color w:val="0000EE"/>
-            <w:u w:val="single"/>
-          </w:rPr>
-          <w:t>1:40–45</w:t>
-        </w:r>
-      </w:hyperlink>
-      <w:r>
-        <w:rPr>
-          <w:lang w:val="es_ES" w:bidi="es_ES"/>
-        </w:rPr>
-        <w:t>). • "sentado a la mesa": o comiendo (reclinándose)</w:t>
-      </w:r>
-      <w:r>
-        <w:rPr>
-          <w:i/>
-          <w:lang w:val="es_ES" w:bidi="es_ES"/>
-        </w:rPr>
         <w:t>.</w:t>
       </w:r>
       <w:r>
@@ -46920,7 +46926,7 @@
         </w:rPr>
         <w:t xml:space="preserve"> La comida era un banquete, como lo indica su reclinación. Una mujer (ver </w:t>
       </w:r>
-      <w:hyperlink r:id="rId1040">
+      <w:hyperlink r:id="rId1041">
         <w:r>
           <w:rPr>
             <w:lang w:val="es_ES" w:bidi="es_ES"/>
@@ -46938,7 +46944,7 @@
         </w:rPr>
         <w:t xml:space="preserve">) rompió la parte superior de un frasco sellado de alabastro que contenía perfume caro (nardo puro) y lo derramó todo sobre la cabeza de Jesús (ver </w:t>
       </w:r>
-      <w:hyperlink r:id="rId1041">
+      <w:hyperlink r:id="rId1042">
         <w:r>
           <w:rPr>
             <w:lang w:val="es_ES" w:bidi="es_ES"/>
@@ -46956,7 +46962,7 @@
         </w:rPr>
         <w:t xml:space="preserve">; </w:t>
       </w:r>
-      <w:hyperlink r:id="rId1042">
+      <w:hyperlink r:id="rId1043">
         <w:r>
           <w:rPr>
             <w:lang w:val="es_ES" w:bidi="es_ES"/>
@@ -47022,7 +47028,7 @@
         </w:rPr>
         <w:t xml:space="preserve">Algunos (cp. </w:t>
       </w:r>
-      <w:hyperlink r:id="rId1043">
+      <w:hyperlink r:id="rId1044">
         <w:r>
           <w:rPr>
             <w:lang w:val="es_ES" w:bidi="es_ES"/>
@@ -47040,7 +47046,7 @@
         </w:rPr>
         <w:t xml:space="preserve">; </w:t>
       </w:r>
-      <w:hyperlink r:id="rId1044">
+      <w:hyperlink r:id="rId1045">
         <w:r>
           <w:rPr>
             <w:lang w:val="es_ES" w:bidi="es_ES"/>
@@ -47215,7 +47221,7 @@
         </w:rPr>
         <w:t>Aunque Marcos no da el nombre de la mujer, su acción (</w:t>
       </w:r>
-      <w:hyperlink r:id="rId1045">
+      <w:hyperlink r:id="rId1046">
         <w:r>
           <w:rPr>
             <w:lang w:val="es_ES" w:bidi="es_ES"/>
@@ -47281,7 +47287,7 @@
         </w:rPr>
         <w:t>En marcado contraste con la mujer, Judas Iscariote, uno de los doce discípulos, ofreció traicionar a Jesús por dinero (</w:t>
       </w:r>
-      <w:hyperlink r:id="rId1046">
+      <w:hyperlink r:id="rId1047">
         <w:r>
           <w:rPr>
             <w:lang w:val="es_ES" w:bidi="es_ES"/>
@@ -47299,7 +47305,7 @@
         </w:rPr>
         <w:t xml:space="preserve">; </w:t>
       </w:r>
-      <w:hyperlink r:id="rId1047">
+      <w:hyperlink r:id="rId1048">
         <w:r>
           <w:rPr>
             <w:lang w:val="es_ES" w:bidi="es_ES"/>
@@ -47317,7 +47323,7 @@
         </w:rPr>
         <w:t>,</w:t>
       </w:r>
-      <w:hyperlink r:id="rId1048">
+      <w:hyperlink r:id="rId1049">
         <w:r>
           <w:rPr>
             <w:lang w:val="es_ES" w:bidi="es_ES"/>
@@ -47383,7 +47389,7 @@
         </w:rPr>
         <w:t>El momento en que se sacrifica el cordero de la pascua era al anochecer del dia catorce de Nisán (</w:t>
       </w:r>
-      <w:hyperlink r:id="rId1049">
+      <w:hyperlink r:id="rId1050">
         <w:r>
           <w:rPr>
             <w:lang w:val="es_ES" w:bidi="es_ES"/>
@@ -47449,7 +47455,7 @@
         </w:rPr>
         <w:t>La preparación para la comida de la Pascua (</w:t>
       </w:r>
-      <w:hyperlink r:id="rId1050">
+      <w:hyperlink r:id="rId1051">
         <w:r>
           <w:rPr>
             <w:lang w:val="es_ES" w:bidi="es_ES"/>
@@ -47485,7 +47491,7 @@
         </w:rPr>
         <w:t>). • La Última Cena está asociada con la comida de la Pascua (</w:t>
       </w:r>
-      <w:hyperlink r:id="rId1051">
+      <w:hyperlink r:id="rId1052">
         <w:r>
           <w:rPr>
             <w:lang w:val="es_ES" w:bidi="es_ES"/>
@@ -47497,7 +47503,7 @@
           <w:t>14:12,</w:t>
         </w:r>
       </w:hyperlink>
-      <w:hyperlink r:id="rId666">
+      <w:hyperlink r:id="rId667">
         <w:r>
           <w:rPr>
             <w:lang w:val="es_ES" w:bidi="es_ES"/>
@@ -47509,7 +47515,7 @@
           <w:t>14,</w:t>
         </w:r>
       </w:hyperlink>
-      <w:hyperlink r:id="rId1052">
+      <w:hyperlink r:id="rId1053">
         <w:r>
           <w:rPr>
             <w:lang w:val="es_ES" w:bidi="es_ES"/>
@@ -47521,7 +47527,7 @@
           <w:t xml:space="preserve">16, </w:t>
         </w:r>
       </w:hyperlink>
-      <w:hyperlink r:id="rId1053">
+      <w:hyperlink r:id="rId1054">
         <w:r>
           <w:rPr>
             <w:lang w:val="es_ES" w:bidi="es_ES"/>
@@ -47539,7 +47545,7 @@
         </w:rPr>
         <w:t xml:space="preserve"> </w:t>
       </w:r>
-      <w:hyperlink r:id="rId1054">
+      <w:hyperlink r:id="rId1055">
         <w:r>
           <w:rPr>
             <w:lang w:val="es_ES" w:bidi="es_ES"/>
@@ -47557,7 +47563,7 @@
         </w:rPr>
         <w:t xml:space="preserve">, </w:t>
       </w:r>
-      <w:hyperlink r:id="rId1054">
+      <w:hyperlink r:id="rId1055">
         <w:r>
           <w:rPr>
             <w:lang w:val="es_ES" w:bidi="es_ES"/>
@@ -47575,7 +47581,7 @@
         </w:rPr>
         <w:t>,</w:t>
       </w:r>
-      <w:hyperlink r:id="rId1055">
+      <w:hyperlink r:id="rId1056">
         <w:r>
           <w:rPr>
             <w:lang w:val="es_ES" w:bidi="es_ES"/>
@@ -47593,7 +47599,7 @@
         </w:rPr>
         <w:t>,</w:t>
       </w:r>
-      <w:hyperlink r:id="rId1056">
+      <w:hyperlink r:id="rId1057">
         <w:r>
           <w:rPr>
             <w:lang w:val="es_ES" w:bidi="es_ES"/>
@@ -47611,7 +47617,7 @@
         </w:rPr>
         <w:t xml:space="preserve">; cp. </w:t>
       </w:r>
-      <w:hyperlink r:id="rId1057">
+      <w:hyperlink r:id="rId1058">
         <w:r>
           <w:rPr>
             <w:lang w:val="es_ES" w:bidi="es_ES"/>
@@ -47629,7 +47635,7 @@
         </w:rPr>
         <w:t xml:space="preserve">; </w:t>
       </w:r>
-      <w:hyperlink r:id="rId1058">
+      <w:hyperlink r:id="rId1059">
         <w:r>
           <w:rPr>
             <w:lang w:val="es_ES" w:bidi="es_ES"/>
@@ -47647,7 +47653,7 @@
         </w:rPr>
         <w:t xml:space="preserve">). Muchos peregrinos celebraban la Pascua en Jerusalén, donde se encontraba el templo de Dios (ver </w:t>
       </w:r>
-      <w:hyperlink r:id="rId1059">
+      <w:hyperlink r:id="rId1060">
         <w:r>
           <w:rPr>
             <w:lang w:val="es_ES" w:bidi="es_ES"/>
@@ -47713,7 +47719,7 @@
         </w:rPr>
         <w:t xml:space="preserve">Las instrucciones de Jesús a los discípulos son similares a las de </w:t>
       </w:r>
-      <w:hyperlink r:id="rId1060">
+      <w:hyperlink r:id="rId1061">
         <w:r>
           <w:rPr>
             <w:lang w:val="es_ES" w:bidi="es_ES"/>
@@ -47757,7 +47763,7 @@
         </w:rPr>
         <w:t>. Se necesitaba suficiente vino mezclado con agua para que Jesús y los discípulos pudieran beber cada uno cuatro copas para celebrar la bendición cuádruple de Dios (</w:t>
       </w:r>
-      <w:hyperlink r:id="rId1061">
+      <w:hyperlink r:id="rId1062">
         <w:r>
           <w:rPr>
             <w:lang w:val="es_ES" w:bidi="es_ES"/>
@@ -47836,7 +47842,7 @@
         </w:rPr>
         <w:t xml:space="preserve"> Jesús llegó con los doce al cuarto de huéspedes en el piso de arriba. “Los doce” se refiere a los discípulos de Jesús como grupo; diez llegaron con Jesús, ya que dos de ellos ya estaban allí (</w:t>
       </w:r>
-      <w:hyperlink r:id="rId1062">
+      <w:hyperlink r:id="rId1063">
         <w:r>
           <w:rPr>
             <w:lang w:val="es_ES" w:bidi="es_ES"/>
@@ -47902,7 +47908,7 @@
         </w:rPr>
         <w:t>"Mientras estaban en la mesa": La Pascua se comía en una posición reclinada, al igual que otras comidas de banquete. Durante la comida de Pascua, alguien (generalmente el hijo menor) preguntaba al anfitrión: “¿Por qué esta noche es diferente de otras noches?” El padre o anfitrión entonces contaba las historias de la Pascua y el Éxodo (</w:t>
       </w:r>
-      <w:hyperlink r:id="rId1063">
+      <w:hyperlink r:id="rId1064">
         <w:r>
           <w:rPr>
             <w:lang w:val="es_ES" w:bidi="es_ES"/>
@@ -47920,7 +47926,7 @@
         </w:rPr>
         <w:t>). Los elementos de la comida de Pascua eran simbólicos. El cordero pascual servía como un recordatorio de la sangre de los corderos sacrificiales que protegían los hogares israelitas del ángel de la muerte, que visitó a los primogénitos en Egipto (</w:t>
       </w:r>
-      <w:hyperlink r:id="rId1064">
+      <w:hyperlink r:id="rId1065">
         <w:r>
           <w:rPr>
             <w:lang w:val="es_ES" w:bidi="es_ES"/>
@@ -47938,7 +47944,7 @@
         </w:rPr>
         <w:t>). El pan sin levadura recordaba el éxodo rápido del pueblo de Dios (</w:t>
       </w:r>
-      <w:hyperlink r:id="rId1065">
+      <w:hyperlink r:id="rId1066">
         <w:r>
           <w:rPr>
             <w:lang w:val="es_ES" w:bidi="es_ES"/>
@@ -47956,7 +47962,7 @@
         </w:rPr>
         <w:t xml:space="preserve">, </w:t>
       </w:r>
-      <w:hyperlink r:id="rId1066">
+      <w:hyperlink r:id="rId1067">
         <w:r>
           <w:rPr>
             <w:lang w:val="es_ES" w:bidi="es_ES"/>
@@ -47974,7 +47980,7 @@
         </w:rPr>
         <w:t xml:space="preserve">). El agua salada representaba las lágrimas de su cautiverio y el cruce del mar Rojo, y las hierbas amargas su esclavitud. Las cuatro copas de vino reconocían la promesa cuádruple de Dios en </w:t>
       </w:r>
-      <w:hyperlink r:id="rId1061">
+      <w:hyperlink r:id="rId1062">
         <w:r>
           <w:rPr>
             <w:lang w:val="es_ES" w:bidi="es_ES"/>
@@ -47992,7 +47998,7 @@
         </w:rPr>
         <w:t xml:space="preserve">. • El terrible acto de traicionar a Jesús fue aún más atroz porque el traidor era uno de los que comían con él (ver </w:t>
       </w:r>
-      <w:hyperlink r:id="rId1067">
+      <w:hyperlink r:id="rId1068">
         <w:r>
           <w:rPr>
             <w:lang w:val="es_ES" w:bidi="es_ES"/>
@@ -48010,7 +48016,7 @@
         </w:rPr>
         <w:t xml:space="preserve">; </w:t>
       </w:r>
-      <w:hyperlink r:id="rId1068">
+      <w:hyperlink r:id="rId1069">
         <w:r>
           <w:rPr>
             <w:lang w:val="es_ES" w:bidi="es_ES"/>
@@ -48076,7 +48082,7 @@
         </w:rPr>
         <w:t xml:space="preserve">Los discípulos estaban sorprendidos y tristes, preguntando, ¿Soy yo? Esta es la primera vez que escucharon que Jesús sería traicionado (aunque el lector lo sabe desde </w:t>
       </w:r>
-      <w:hyperlink r:id="rId1069">
+      <w:hyperlink r:id="rId1070">
         <w:r>
           <w:rPr>
             <w:lang w:val="es_ES" w:bidi="es_ES"/>
@@ -48160,7 +48166,7 @@
         </w:rPr>
         <w:t xml:space="preserve">. Jesús previó esta traición como parte del plan divino (cp. </w:t>
       </w:r>
-      <w:hyperlink r:id="rId684">
+      <w:hyperlink r:id="rId685">
         <w:r>
           <w:rPr>
             <w:lang w:val="es_ES" w:bidi="es_ES"/>
@@ -48178,7 +48184,7 @@
         </w:rPr>
         <w:t xml:space="preserve">), pero su traidor fue condenado. Jesús y los escritores del Evangelio no explican cómo la soberanía de Dios y la responsabilidad humana de Judas pueden coexistir, pero ambas se declaran sin compromiso (ver </w:t>
       </w:r>
-      <w:hyperlink r:id="rId1070">
+      <w:hyperlink r:id="rId1071">
         <w:r>
           <w:rPr>
             <w:lang w:val="es_ES" w:bidi="es_ES"/>
@@ -48244,7 +48250,7 @@
         </w:rPr>
         <w:t xml:space="preserve">La Última Cena comenzó con una bendición. En la práctica moderna, los cristianos piden a Dios que bendiga la comida; los judíos en los días de Jesús bendecían a Dios por proporcionar la comida con las palabras, “Bendito eres tú, oh Señor nuestro Dios, Rey del universo, que sacas el pan de la tierra.” • "esto es mi cuerpo... Esto es mi sangre": algunos entienden estas palabras en el sentido de que el pan y el vino se transforman en el mismo cuerpo y sangre de Jesús (transubstanciación); otros, que el pan y el vino siguen siendo pan y vino pero que la presencia real de Jesús se encuentra en ellos (consubstanciación). En estas dos visiones, cuando uno participa en la Cena del Señor, uno realmente come y bebe el cuerpo y la sangre de Jesús. Una tercera visión es que al comer el pan y el vino, los cristianos se alimentan espiritualmente de Jesús. Una cuarta visión es que la comida es principalmente un memorial, y los elementos son simbólicos del sacrificio de Jesús en nuestro favor. Véase también </w:t>
       </w:r>
-      <w:hyperlink r:id="rId1071">
+      <w:hyperlink r:id="rId1072">
         <w:r>
           <w:rPr>
             <w:lang w:val="es_ES" w:bidi="es_ES"/>
@@ -48340,7 +48346,7 @@
         </w:rPr>
         <w:t xml:space="preserve">; </w:t>
       </w:r>
-      <w:hyperlink r:id="rId693">
+      <w:hyperlink r:id="rId694">
         <w:r>
           <w:rPr>
             <w:lang w:val="es_ES" w:bidi="es_ES"/>
@@ -48358,7 +48364,7 @@
         </w:rPr>
         <w:t>). Inició el pacto que Dios ha hecho con su pueblo (</w:t>
       </w:r>
-      <w:hyperlink r:id="rId1072">
+      <w:hyperlink r:id="rId1073">
         <w:r>
           <w:rPr>
             <w:lang w:val="es_ES" w:bidi="es_ES"/>
@@ -48370,7 +48376,7 @@
           <w:t xml:space="preserve">Lucas 22:20, </w:t>
         </w:r>
       </w:hyperlink>
-      <w:hyperlink r:id="rId1073">
+      <w:hyperlink r:id="rId1074">
         <w:r>
           <w:rPr>
             <w:lang w:val="es_ES" w:bidi="es_ES"/>
@@ -48388,7 +48394,7 @@
         </w:rPr>
         <w:t xml:space="preserve"> ver </w:t>
       </w:r>
-      <w:hyperlink r:id="rId1074">
+      <w:hyperlink r:id="rId1075">
         <w:r>
           <w:rPr>
             <w:lang w:val="es_ES" w:bidi="es_ES"/>
@@ -48406,7 +48412,7 @@
         </w:rPr>
         <w:t xml:space="preserve"> </w:t>
       </w:r>
-      <w:hyperlink r:id="rId1075">
+      <w:hyperlink r:id="rId1076">
         <w:r>
           <w:rPr>
             <w:lang w:val="es_ES" w:bidi="es_ES"/>
@@ -48418,7 +48424,7 @@
           <w:t xml:space="preserve">Za 9:11, </w:t>
         </w:r>
       </w:hyperlink>
-      <w:hyperlink r:id="rId1076">
+      <w:hyperlink r:id="rId1077">
         <w:r>
           <w:rPr>
             <w:lang w:val="es_ES" w:bidi="es_ES"/>
@@ -48436,7 +48442,7 @@
         </w:rPr>
         <w:t xml:space="preserve"> </w:t>
       </w:r>
-      <w:hyperlink r:id="rId1077">
+      <w:hyperlink r:id="rId1078">
         <w:r>
           <w:rPr>
             <w:lang w:val="es_ES" w:bidi="es_ES"/>
@@ -48466,7 +48472,7 @@
           <w:t xml:space="preserve">Marcos 10:45, </w:t>
         </w:r>
       </w:hyperlink>
-      <w:hyperlink r:id="rId1078">
+      <w:hyperlink r:id="rId1079">
         <w:r>
           <w:rPr>
             <w:lang w:val="es_ES" w:bidi="es_ES"/>
@@ -48593,7 +48599,7 @@
         </w:rPr>
         <w:t xml:space="preserve"> (</w:t>
       </w:r>
-      <w:hyperlink r:id="rId1079">
+      <w:hyperlink r:id="rId1080">
         <w:r>
           <w:rPr>
             <w:lang w:val="es_ES" w:bidi="es_ES"/>
@@ -48672,7 +48678,7 @@
         </w:rPr>
         <w:t xml:space="preserve"> se encontró con los discípulos en Galilea (ver </w:t>
       </w:r>
-      <w:hyperlink r:id="rId1080">
+      <w:hyperlink r:id="rId1081">
         <w:r>
           <w:rPr>
             <w:lang w:val="es_ES" w:bidi="es_ES"/>
@@ -48690,7 +48696,7 @@
         </w:rPr>
         <w:t xml:space="preserve">), donde fueron perdonados y restaurados (ver </w:t>
       </w:r>
-      <w:hyperlink r:id="rId1081">
+      <w:hyperlink r:id="rId1082">
         <w:r>
           <w:rPr>
             <w:lang w:val="es_ES" w:bidi="es_ES"/>
@@ -48822,7 +48828,7 @@
         </w:rPr>
         <w:t xml:space="preserve">Getsemaní (Arameo, “prensa de aceite”) sigue siendo un olivar hasta el día de hoy. Se le llama un jardín en </w:t>
       </w:r>
-      <w:hyperlink r:id="rId1082">
+      <w:hyperlink r:id="rId1083">
         <w:r>
           <w:rPr>
             <w:lang w:val="es_ES" w:bidi="es_ES"/>
@@ -48840,7 +48846,7 @@
         </w:rPr>
         <w:t xml:space="preserve">, y </w:t>
       </w:r>
-      <w:hyperlink r:id="rId1083">
+      <w:hyperlink r:id="rId1084">
         <w:r>
           <w:rPr>
             <w:lang w:val="es_ES" w:bidi="es_ES"/>
@@ -48906,7 +48912,7 @@
         </w:rPr>
         <w:t>Jesús fue adelante con Pedro, Santiago (Jacobo) y Juan (</w:t>
       </w:r>
-      <w:hyperlink r:id="rId1084">
+      <w:hyperlink r:id="rId1085">
         <w:r>
           <w:rPr>
             <w:lang w:val="es_ES" w:bidi="es_ES"/>
@@ -48924,7 +48930,7 @@
         </w:rPr>
         <w:t xml:space="preserve">; </w:t>
       </w:r>
-      <w:hyperlink r:id="rId1085">
+      <w:hyperlink r:id="rId1086">
         <w:r>
           <w:rPr>
             <w:lang w:val="es_ES" w:bidi="es_ES"/>
@@ -49008,7 +49014,7 @@
         </w:rPr>
         <w:t xml:space="preserve">Jesús cayó al suelo para orar debido a su profunda angustia (ver </w:t>
       </w:r>
-      <w:hyperlink r:id="rId1086">
+      <w:hyperlink r:id="rId1087">
         <w:r>
           <w:rPr>
             <w:lang w:val="es_ES" w:bidi="es_ES"/>
@@ -49026,7 +49032,7 @@
         </w:rPr>
         <w:t xml:space="preserve"> </w:t>
       </w:r>
-      <w:hyperlink r:id="rId1087">
+      <w:hyperlink r:id="rId1088">
         <w:r>
           <w:rPr>
             <w:lang w:val="es_ES" w:bidi="es_ES"/>
@@ -49044,7 +49050,7 @@
         </w:rPr>
         <w:t xml:space="preserve"> </w:t>
       </w:r>
-      <w:hyperlink r:id="rId1088">
+      <w:hyperlink r:id="rId1089">
         <w:r>
           <w:rPr>
             <w:lang w:val="es_ES" w:bidi="es_ES"/>
@@ -49062,7 +49068,7 @@
         </w:rPr>
         <w:t xml:space="preserve">; </w:t>
       </w:r>
-      <w:hyperlink r:id="rId1089">
+      <w:hyperlink r:id="rId1090">
         <w:r>
           <w:rPr>
             <w:lang w:val="es_ES" w:bidi="es_ES"/>
@@ -49093,7 +49099,7 @@
         </w:rPr>
         <w:t xml:space="preserve"> indicando su relación cercana (ver </w:t>
       </w:r>
-      <w:hyperlink r:id="rId1090">
+      <w:hyperlink r:id="rId1091">
         <w:r>
           <w:rPr>
             <w:lang w:val="es_ES" w:bidi="es_ES"/>
@@ -49147,7 +49153,7 @@
         </w:rPr>
         <w:t xml:space="preserve"> </w:t>
       </w:r>
-      <w:hyperlink r:id="rId1091">
+      <w:hyperlink r:id="rId1092">
         <w:r>
           <w:rPr>
             <w:lang w:val="es_ES" w:bidi="es_ES"/>
@@ -49165,7 +49171,7 @@
         </w:rPr>
         <w:t xml:space="preserve"> </w:t>
       </w:r>
-      <w:hyperlink r:id="rId1092">
+      <w:hyperlink r:id="rId1093">
         <w:r>
           <w:rPr>
             <w:lang w:val="es_ES" w:bidi="es_ES"/>
@@ -49231,7 +49237,7 @@
         </w:rPr>
         <w:t xml:space="preserve">"¿Duermes?" La pregunta fue un reproche, porque Jesús sabía que Pedro había estado durmiendo. • Aunque el espíritu está dispuesto a evitar la tentación (ver </w:t>
       </w:r>
-      <w:hyperlink r:id="rId1093">
+      <w:hyperlink r:id="rId1094">
         <w:r>
           <w:rPr>
             <w:lang w:val="es_ES" w:bidi="es_ES"/>
@@ -49249,7 +49255,7 @@
         </w:rPr>
         <w:t xml:space="preserve">, </w:t>
       </w:r>
-      <w:hyperlink r:id="rId1094">
+      <w:hyperlink r:id="rId1095">
         <w:r>
           <w:rPr>
             <w:lang w:val="es_ES" w:bidi="es_ES"/>
@@ -49328,7 +49334,7 @@
         </w:rPr>
         <w:t xml:space="preserve">El contenido de la oración de Jesús probablemente fue el mismo que antes (ver </w:t>
       </w:r>
-      <w:hyperlink r:id="rId1095">
+      <w:hyperlink r:id="rId1096">
         <w:r>
           <w:rPr>
             <w:lang w:val="es_ES" w:bidi="es_ES"/>
@@ -49346,7 +49352,7 @@
         </w:rPr>
         <w:t>,</w:t>
       </w:r>
-      <w:hyperlink r:id="rId1096">
+      <w:hyperlink r:id="rId1097">
         <w:r>
           <w:rPr>
             <w:lang w:val="es_ES" w:bidi="es_ES"/>
@@ -49382,7 +49388,7 @@
         </w:rPr>
         <w:t xml:space="preserve">, </w:t>
       </w:r>
-      <w:hyperlink r:id="rId1097">
+      <w:hyperlink r:id="rId1098">
         <w:r>
           <w:rPr>
             <w:lang w:val="es_ES" w:bidi="es_ES"/>
@@ -49400,7 +49406,7 @@
         </w:rPr>
         <w:t>). • Las palabras dormir y descansar pueden interpretarse como un mandato, como en la NTV. Otros lo toman como una exclamación (“¡Están durmiendo y descansando!”). Y aún otros lo toman como una pregunta retórica (“¿Están durmiendo y descansando?”). • "la hora ha llegado": la pasión de Jesús había comenzado, la hora de derramar la sangre del cordero sacrificial (</w:t>
       </w:r>
-      <w:hyperlink r:id="rId670">
+      <w:hyperlink r:id="rId671">
         <w:r>
           <w:rPr>
             <w:lang w:val="es_ES" w:bidi="es_ES"/>
@@ -49418,7 +49424,7 @@
         </w:rPr>
         <w:t>). Esta declaración coincidió con la llegada de Judas y la multitud armada que buscaba aprehender a Jesús. Él fue entregado en manos de pecadores por quienes voluntariamente fue a la cruz (</w:t>
       </w:r>
-      <w:hyperlink r:id="rId1098">
+      <w:hyperlink r:id="rId1099">
         <w:r>
           <w:rPr>
             <w:lang w:val="es_ES" w:bidi="es_ES"/>
@@ -49454,7 +49460,7 @@
         </w:rPr>
         <w:t xml:space="preserve">; </w:t>
       </w:r>
-      <w:hyperlink r:id="rId1099">
+      <w:hyperlink r:id="rId1100">
         <w:r>
           <w:rPr>
             <w:lang w:val="es_ES" w:bidi="es_ES"/>
@@ -49556,7 +49562,7 @@
         </w:rPr>
         <w:t xml:space="preserve">). Aunque querían evitar un conflicto, la multitud era lo suficientemente grande como para sofocar cualquier resistencia de Jesús o sus seguidores (cp. </w:t>
       </w:r>
-      <w:hyperlink r:id="rId1100">
+      <w:hyperlink r:id="rId1101">
         <w:r>
           <w:rPr>
             <w:lang w:val="es_ES" w:bidi="es_ES"/>
@@ -49574,7 +49580,7 @@
         </w:rPr>
         <w:t xml:space="preserve">; </w:t>
       </w:r>
-      <w:hyperlink r:id="rId1101">
+      <w:hyperlink r:id="rId1102">
         <w:r>
           <w:rPr>
             <w:lang w:val="es_ES" w:bidi="es_ES"/>
@@ -49640,7 +49646,7 @@
         </w:rPr>
         <w:t xml:space="preserve">Getsemaní estaba oscuro, y Jesús era personalmente desconocido para la mayoría de la multitud enviada para apresarlo (ver </w:t>
       </w:r>
-      <w:hyperlink r:id="rId1102">
+      <w:hyperlink r:id="rId1103">
         <w:r>
           <w:rPr>
             <w:lang w:val="es_ES" w:bidi="es_ES"/>
@@ -49671,7 +49677,7 @@
         </w:rPr>
         <w:t xml:space="preserve"> una forma común de saludo (</w:t>
       </w:r>
-      <w:hyperlink r:id="rId1103">
+      <w:hyperlink r:id="rId1104">
         <w:r>
           <w:rPr>
             <w:lang w:val="es_ES" w:bidi="es_ES"/>
@@ -49683,7 +49689,7 @@
           <w:t xml:space="preserve">1 Sam 10:1, </w:t>
         </w:r>
       </w:hyperlink>
-      <w:hyperlink r:id="rId1104">
+      <w:hyperlink r:id="rId1105">
         <w:r>
           <w:rPr>
             <w:lang w:val="es_ES" w:bidi="es_ES"/>
@@ -49701,7 +49707,7 @@
         </w:rPr>
         <w:t xml:space="preserve"> </w:t>
       </w:r>
-      <w:hyperlink r:id="rId1105">
+      <w:hyperlink r:id="rId1106">
         <w:r>
           <w:rPr>
             <w:lang w:val="es_ES" w:bidi="es_ES"/>
@@ -49767,7 +49773,7 @@
         </w:rPr>
         <w:t xml:space="preserve">Uno de los hombres con Jesús (Pedro, ver </w:t>
       </w:r>
-      <w:hyperlink r:id="rId1106">
+      <w:hyperlink r:id="rId1107">
         <w:r>
           <w:rPr>
             <w:lang w:val="es_ES" w:bidi="es_ES"/>
@@ -49785,7 +49791,7 @@
         </w:rPr>
         <w:t xml:space="preserve">) intentó una defensa apresurada cortando la oreja del esclavo del sumo sacerdote (ver </w:t>
       </w:r>
-      <w:hyperlink r:id="rId1107">
+      <w:hyperlink r:id="rId1108">
         <w:r>
           <w:rPr>
             <w:lang w:val="es_ES" w:bidi="es_ES"/>
@@ -49851,7 +49857,7 @@
         </w:rPr>
         <w:t xml:space="preserve">Pero todo estaba ocurriendo de manera que se cumpliese lo que las Escrituras dicen sobre Jesús. Marcos así tranquilizó a sus lectores de que estos eventos eran parte del plan divino de Dios. Ver </w:t>
       </w:r>
-      <w:hyperlink r:id="rId1108">
+      <w:hyperlink r:id="rId1109">
         <w:r>
           <w:rPr>
             <w:lang w:val="es_ES" w:bidi="es_ES"/>
@@ -49917,7 +49923,7 @@
         </w:rPr>
         <w:t>Como Jesús había predicho solo unas horas antes (</w:t>
       </w:r>
-      <w:hyperlink r:id="rId1109">
+      <w:hyperlink r:id="rId1110">
         <w:r>
           <w:rPr>
             <w:lang w:val="es_ES" w:bidi="es_ES"/>
@@ -50031,7 +50037,7 @@
         </w:rPr>
         <w:t>Los principales sacerdotes, los ancianos y los maestros de la ley religiosa no eran sinónimos del “consejo supremo” (</w:t>
       </w:r>
-      <w:hyperlink r:id="rId1110">
+      <w:hyperlink r:id="rId1111">
         <w:r>
           <w:rPr>
             <w:lang w:val="es_ES" w:bidi="es_ES"/>
@@ -50049,7 +50055,7 @@
         </w:rPr>
         <w:t xml:space="preserve">; </w:t>
       </w:r>
-      <w:hyperlink r:id="rId776">
+      <w:hyperlink r:id="rId777">
         <w:r>
           <w:rPr>
             <w:lang w:val="es_ES" w:bidi="es_ES"/>
@@ -50080,7 +50086,7 @@
         </w:rPr>
         <w:t xml:space="preserve"> donde se reunía el Sanedrín. El escenario está listo para la negación de Pedro (</w:t>
       </w:r>
-      <w:hyperlink r:id="rId1097">
+      <w:hyperlink r:id="rId1098">
         <w:r>
           <w:rPr>
             <w:lang w:val="es_ES" w:bidi="es_ES"/>
@@ -50211,38 +50217,38 @@
         </w:rPr>
         <w:t xml:space="preserve"> (ver </w:t>
       </w:r>
+      <w:hyperlink r:id="rId1112">
+        <w:r>
+          <w:rPr>
+            <w:lang w:val="es_ES" w:bidi="es_ES"/>
+          </w:rPr>
+          <w:rPr>
+            <w:color w:val="0000EE"/>
+            <w:u w:val="single"/>
+          </w:rPr>
+          <w:t>Hechos 23:6–10</w:t>
+        </w:r>
+      </w:hyperlink>
+      <w:r>
+        <w:rPr>
+          <w:lang w:val="es_ES" w:bidi="es_ES"/>
+        </w:rPr>
+        <w:t xml:space="preserve">); (4) las reglas encontradas en </w:t>
+      </w:r>
+      <w:r>
+        <w:rPr>
+          <w:i/>
+          <w:lang w:val="es_ES" w:bidi="es_ES"/>
+        </w:rPr>
+        <w:t>Mishná Sanedrín</w:t>
+      </w:r>
+      <w:r>
+        <w:rPr>
+          <w:lang w:val="es_ES" w:bidi="es_ES"/>
+        </w:rPr>
+        <w:t xml:space="preserve"> a veces entran en conflicto con lo que escribió el historiador judío Josefo; (5) las leyes existentes de conducta no necesariamente se seguían, Jesús estaba siendo juzgado por un tribunal falso, en el que la sentencia estaba predeterminada y solo se buscaba la acusación para llevarla a cabo (</w:t>
+      </w:r>
       <w:hyperlink r:id="rId1111">
-        <w:r>
-          <w:rPr>
-            <w:lang w:val="es_ES" w:bidi="es_ES"/>
-          </w:rPr>
-          <w:rPr>
-            <w:color w:val="0000EE"/>
-            <w:u w:val="single"/>
-          </w:rPr>
-          <w:t>Hechos 23:6–10</w:t>
-        </w:r>
-      </w:hyperlink>
-      <w:r>
-        <w:rPr>
-          <w:lang w:val="es_ES" w:bidi="es_ES"/>
-        </w:rPr>
-        <w:t xml:space="preserve">); (4) las reglas encontradas en </w:t>
-      </w:r>
-      <w:r>
-        <w:rPr>
-          <w:i/>
-          <w:lang w:val="es_ES" w:bidi="es_ES"/>
-        </w:rPr>
-        <w:t>Mishná Sanedrín</w:t>
-      </w:r>
-      <w:r>
-        <w:rPr>
-          <w:lang w:val="es_ES" w:bidi="es_ES"/>
-        </w:rPr>
-        <w:t xml:space="preserve"> a veces entran en conflicto con lo que escribió el historiador judío Josefo; (5) las leyes existentes de conducta no necesariamente se seguían, Jesús estaba siendo juzgado por un tribunal falso, en el que la sentencia estaba predeterminada y solo se buscaba la acusación para llevarla a cabo (</w:t>
-      </w:r>
-      <w:hyperlink r:id="rId1110">
         <w:r>
           <w:rPr>
             <w:lang w:val="es_ES" w:bidi="es_ES"/>
@@ -50334,7 +50340,7 @@
         </w:rPr>
         <w:t>El juicio tuvo lugar ante todo el consejo supremo (griego Sanedrín), que tenía setenta miembros y estaba dirigido por el sumo sacerdote. Los Evangelios retratan un juicio formal: hubo una búsqueda de testigos (</w:t>
       </w:r>
-      <w:hyperlink r:id="rId1110">
+      <w:hyperlink r:id="rId1111">
         <w:r>
           <w:rPr>
             <w:lang w:val="es_ES" w:bidi="es_ES"/>
@@ -50352,7 +50358,7 @@
         </w:rPr>
         <w:t>), testimonio de testigos presenciales (</w:t>
       </w:r>
-      <w:hyperlink r:id="rId1112">
+      <w:hyperlink r:id="rId1113">
         <w:r>
           <w:rPr>
             <w:lang w:val="es_ES" w:bidi="es_ES"/>
@@ -50370,7 +50376,7 @@
         </w:rPr>
         <w:t>), Jesús siendo puesto bajo juramento (</w:t>
       </w:r>
-      <w:hyperlink r:id="rId1113">
+      <w:hyperlink r:id="rId1114">
         <w:r>
           <w:rPr>
             <w:lang w:val="es_ES" w:bidi="es_ES"/>
@@ -50388,7 +50394,7 @@
         </w:rPr>
         <w:t>), a Jesús se le permite defenderse (</w:t>
       </w:r>
-      <w:hyperlink r:id="rId1114">
+      <w:hyperlink r:id="rId1115">
         <w:r>
           <w:rPr>
             <w:lang w:val="es_ES" w:bidi="es_ES"/>
@@ -50406,7 +50412,7 @@
         </w:rPr>
         <w:t>), el sumo sacerdote rasgando su manto (</w:t>
       </w:r>
-      <w:hyperlink r:id="rId1115">
+      <w:hyperlink r:id="rId1116">
         <w:r>
           <w:rPr>
             <w:lang w:val="es_ES" w:bidi="es_ES"/>
@@ -50424,7 +50430,7 @@
         </w:rPr>
         <w:t>) y el veredicto final del Sanedrín (</w:t>
       </w:r>
-      <w:hyperlink r:id="rId1116">
+      <w:hyperlink r:id="rId1117">
         <w:r>
           <w:rPr>
             <w:lang w:val="es_ES" w:bidi="es_ES"/>
@@ -50442,7 +50448,7 @@
         </w:rPr>
         <w:t xml:space="preserve">). Esto no significa que fuera un juicio justo: la decisión de condenar a muerte a Jesús ya había sido tomada. No se buscaba evidencia para determinar la verdad, sino para obtener un veredicto de culpabilidad y una sentencia de muerte. • Falsos testigos dando falso testimonio tergiversaron lo que Jesús dijo sobre la destrucción y reconstrucción del templo (ver </w:t>
       </w:r>
-      <w:hyperlink r:id="rId761">
+      <w:hyperlink r:id="rId762">
         <w:r>
           <w:rPr>
             <w:lang w:val="es_ES" w:bidi="es_ES"/>
@@ -50454,7 +50460,7 @@
           <w:t xml:space="preserve">15:29, </w:t>
         </w:r>
       </w:hyperlink>
-      <w:hyperlink r:id="rId1117">
+      <w:hyperlink r:id="rId1118">
         <w:r>
           <w:rPr>
             <w:lang w:val="es_ES" w:bidi="es_ES"/>
@@ -50472,7 +50478,7 @@
         </w:rPr>
         <w:t xml:space="preserve"> </w:t>
       </w:r>
-      <w:hyperlink r:id="rId1118">
+      <w:hyperlink r:id="rId1119">
         <w:r>
           <w:rPr>
             <w:lang w:val="es_ES" w:bidi="es_ES"/>
@@ -50599,7 +50605,7 @@
         </w:rPr>
         <w:t>Como los falsos testigos no lograron ponerse de acuerdo (</w:t>
       </w:r>
-      <w:hyperlink r:id="rId1119">
+      <w:hyperlink r:id="rId1120">
         <w:r>
           <w:rPr>
             <w:lang w:val="es_ES" w:bidi="es_ES"/>
@@ -50785,7 +50791,7 @@
         </w:rPr>
         <w:t>), y por los discípulos (</w:t>
       </w:r>
-      <w:hyperlink r:id="rId1120">
+      <w:hyperlink r:id="rId1121">
         <w:r>
           <w:rPr>
             <w:lang w:val="es_ES" w:bidi="es_ES"/>
@@ -50816,7 +50822,7 @@
         </w:rPr>
         <w:t xml:space="preserve"> lo cual predecía su resurrección y ascensión (</w:t>
       </w:r>
-      <w:hyperlink r:id="rId1121">
+      <w:hyperlink r:id="rId1122">
         <w:r>
           <w:rPr>
             <w:lang w:val="es_ES" w:bidi="es_ES"/>
@@ -50828,7 +50834,7 @@
           <w:t xml:space="preserve">Lucas 24:50–51, </w:t>
         </w:r>
       </w:hyperlink>
-      <w:hyperlink r:id="rId994">
+      <w:hyperlink r:id="rId995">
         <w:r>
           <w:rPr>
             <w:lang w:val="es_ES" w:bidi="es_ES"/>
@@ -50846,7 +50852,7 @@
         </w:rPr>
         <w:t xml:space="preserve">ver </w:t>
       </w:r>
-      <w:hyperlink r:id="rId1122">
+      <w:hyperlink r:id="rId1123">
         <w:r>
           <w:rPr>
             <w:lang w:val="es_ES" w:bidi="es_ES"/>
@@ -50864,7 +50870,7 @@
         </w:rPr>
         <w:t xml:space="preserve"> </w:t>
       </w:r>
-      <w:hyperlink r:id="rId1123">
+      <w:hyperlink r:id="rId1124">
         <w:r>
           <w:rPr>
             <w:lang w:val="es_ES" w:bidi="es_ES"/>
@@ -50948,7 +50954,7 @@
         </w:rPr>
         <w:t xml:space="preserve"> (ver </w:t>
       </w:r>
-      <w:hyperlink r:id="rId1124">
+      <w:hyperlink r:id="rId1125">
         <w:r>
           <w:rPr>
             <w:lang w:val="es_ES" w:bidi="es_ES"/>
@@ -50966,7 +50972,7 @@
         </w:rPr>
         <w:t xml:space="preserve">). Sin embargo, Marcos no está necesariamente repitiendo las palabras exactas que Jesús dijo en su juicio (cp. </w:t>
       </w:r>
-      <w:hyperlink r:id="rId1125">
+      <w:hyperlink r:id="rId1126">
         <w:r>
           <w:rPr>
             <w:lang w:val="es_ES" w:bidi="es_ES"/>
@@ -50978,7 +50984,7 @@
           <w:t xml:space="preserve">Mt 26:64, </w:t>
         </w:r>
       </w:hyperlink>
-      <w:hyperlink r:id="rId1126">
+      <w:hyperlink r:id="rId1127">
         <w:r>
           <w:rPr>
             <w:lang w:val="es_ES" w:bidi="es_ES"/>
@@ -50996,7 +51002,7 @@
         </w:rPr>
         <w:t xml:space="preserve">), por lo que estas palabras podrían simplemente estar indicando la respuesta afirmativa de Jesús a la pregunta del sumo sacerdote. Él era el Mesías, el Hijo de Dios. Durante la segunda revuelta judía contra Roma, Bar Kokhba (132–135 d.C.) afirmó ser el Mesías, y no se consideró blasfemo. La identificación de Jesús como el Hijo del Hombre no pudo haber sido considerada blasfema, ya que tenemos más de cincuenta instancias antes del juicio de Jesús en las que usó este título, y nunca se levantó el cargo de blasfemia. Sin embargo, fue demasiado para el sumo sacerdote y el Sanedrín cuando Jesús claramente afirmó ser el Hijo del Hombre de </w:t>
       </w:r>
-      <w:hyperlink r:id="rId1127">
+      <w:hyperlink r:id="rId1128">
         <w:r>
           <w:rPr>
             <w:lang w:val="es_ES" w:bidi="es_ES"/>
@@ -51014,7 +51020,7 @@
         </w:rPr>
         <w:t xml:space="preserve"> viniendo en el nombre de Dios para juzgar al mundo. Esta declaración también se sumó al hecho de que, durante su ministerio, Jesús perdonó pecados (</w:t>
       </w:r>
-      <w:hyperlink r:id="rId1128">
+      <w:hyperlink r:id="rId1129">
         <w:r>
           <w:rPr>
             <w:lang w:val="es_ES" w:bidi="es_ES"/>
@@ -51032,7 +51038,7 @@
         </w:rPr>
         <w:t xml:space="preserve">; </w:t>
       </w:r>
-      <w:hyperlink r:id="rId1129">
+      <w:hyperlink r:id="rId1130">
         <w:r>
           <w:rPr>
             <w:lang w:val="es_ES" w:bidi="es_ES"/>
@@ -51050,7 +51056,7 @@
         </w:rPr>
         <w:t>), afirmó ser el Hijo de Dios (</w:t>
       </w:r>
-      <w:hyperlink r:id="rId1130">
+      <w:hyperlink r:id="rId1131">
         <w:r>
           <w:rPr>
             <w:lang w:val="es_ES" w:bidi="es_ES"/>
@@ -51086,7 +51092,7 @@
         </w:rPr>
         <w:t>), y afirmó ser Señor del Sábado (</w:t>
       </w:r>
-      <w:hyperlink r:id="rId726">
+      <w:hyperlink r:id="rId727">
         <w:r>
           <w:rPr>
             <w:lang w:val="es_ES" w:bidi="es_ES"/>
@@ -51104,7 +51110,7 @@
         </w:rPr>
         <w:t>). Ya convencidos de que Jesús debía ser condenado a muerte, los líderes religiosos ahora pronunciaron el veredicto de culpabilidad predeterminado (</w:t>
       </w:r>
-      <w:hyperlink r:id="rId1110">
+      <w:hyperlink r:id="rId1111">
         <w:r>
           <w:rPr>
             <w:lang w:val="es_ES" w:bidi="es_ES"/>
@@ -51170,7 +51176,7 @@
         </w:rPr>
         <w:t xml:space="preserve">"escupir": ver </w:t>
       </w:r>
-      <w:hyperlink r:id="rId850">
+      <w:hyperlink r:id="rId851">
         <w:r>
           <w:rPr>
             <w:lang w:val="es_ES" w:bidi="es_ES"/>
@@ -51206,7 +51212,7 @@
         </w:rPr>
         <w:t>,</w:t>
       </w:r>
-      <w:hyperlink r:id="rId1131">
+      <w:hyperlink r:id="rId1132">
         <w:r>
           <w:rPr>
             <w:lang w:val="es_ES" w:bidi="es_ES"/>
@@ -51224,7 +51230,7 @@
         </w:rPr>
         <w:t xml:space="preserve">; </w:t>
       </w:r>
-      <w:hyperlink r:id="rId1132">
+      <w:hyperlink r:id="rId1133">
         <w:r>
           <w:rPr>
             <w:lang w:val="es_ES" w:bidi="es_ES"/>
@@ -51260,7 +51266,7 @@
         </w:rPr>
         <w:t>. • Un abuso similar seguiría su juicio ante Poncio Pilato (</w:t>
       </w:r>
-      <w:hyperlink r:id="rId1133">
+      <w:hyperlink r:id="rId1134">
         <w:r>
           <w:rPr>
             <w:lang w:val="es_ES" w:bidi="es_ES"/>
@@ -51392,7 +51398,7 @@
         </w:rPr>
         <w:t>El título "Jesús de Nazaret" podría haber sido despectivo, ya que los judeanos tenían una baja opinión de los galileos (</w:t>
       </w:r>
-      <w:hyperlink r:id="rId1134">
+      <w:hyperlink r:id="rId1135">
         <w:r>
           <w:rPr>
             <w:lang w:val="es_ES" w:bidi="es_ES"/>
@@ -51410,7 +51416,7 @@
         </w:rPr>
         <w:t xml:space="preserve">; </w:t>
       </w:r>
-      <w:hyperlink r:id="rId1135">
+      <w:hyperlink r:id="rId1136">
         <w:r>
           <w:rPr>
             <w:lang w:val="es_ES" w:bidi="es_ES"/>
@@ -51428,7 +51434,7 @@
         </w:rPr>
         <w:t>,</w:t>
       </w:r>
-      <w:hyperlink r:id="rId1136">
+      <w:hyperlink r:id="rId1137">
         <w:r>
           <w:rPr>
             <w:lang w:val="es_ES" w:bidi="es_ES"/>
@@ -51542,7 +51548,7 @@
         </w:rPr>
         <w:t xml:space="preserve">La sirvienta repitió su acusación a otros transeúntes. Los demás pensaron que Pedro era seguidor de Jesús porque era galileo (ver </w:t>
       </w:r>
-      <w:hyperlink r:id="rId1137">
+      <w:hyperlink r:id="rId1138">
         <w:r>
           <w:rPr>
             <w:lang w:val="es_ES" w:bidi="es_ES"/>
@@ -51560,7 +51566,7 @@
         </w:rPr>
         <w:t xml:space="preserve">; cp. </w:t>
       </w:r>
-      <w:hyperlink r:id="rId1138">
+      <w:hyperlink r:id="rId1139">
         <w:r>
           <w:rPr>
             <w:lang w:val="es_ES" w:bidi="es_ES"/>
@@ -51771,7 +51777,7 @@
         </w:rPr>
         <w:t xml:space="preserve"> y se reanuda en este punto. • Dado que el consejo supremo carecía de autoridad para instituir la pena capital (</w:t>
       </w:r>
-      <w:hyperlink r:id="rId682">
+      <w:hyperlink r:id="rId683">
         <w:r>
           <w:rPr>
             <w:lang w:val="es_ES" w:bidi="es_ES"/>
@@ -51885,7 +51891,7 @@
         </w:rPr>
         <w:t>La frase "rey de los Judíos" es el equivalente gentil del título judío, “Rey de Israel” (</w:t>
       </w:r>
-      <w:hyperlink r:id="rId1139">
+      <w:hyperlink r:id="rId1140">
         <w:r>
           <w:rPr>
             <w:lang w:val="es_ES" w:bidi="es_ES"/>
@@ -51903,7 +51909,7 @@
         </w:rPr>
         <w:t>). • "Tú lo dices": la respuesta de Jesús a la pregunta de Pilato se encuentra en los cuatro Evangelios; Jesús claramente se entendía a sí mismo como un rey (</w:t>
       </w:r>
-      <w:hyperlink r:id="rId1140">
+      <w:hyperlink r:id="rId1141">
         <w:r>
           <w:rPr>
             <w:lang w:val="es_ES" w:bidi="es_ES"/>
@@ -51921,7 +51927,7 @@
         </w:rPr>
         <w:t xml:space="preserve"> </w:t>
       </w:r>
-      <w:hyperlink r:id="rId1141">
+      <w:hyperlink r:id="rId1142">
         <w:r>
           <w:rPr>
             <w:lang w:val="es_ES" w:bidi="es_ES"/>
@@ -51975,7 +51981,7 @@
         </w:rPr>
         <w:t>), apesar de entender que Jesús no era una amenaza política (</w:t>
       </w:r>
-      <w:hyperlink r:id="rId1142">
+      <w:hyperlink r:id="rId1143">
         <w:r>
           <w:rPr>
             <w:lang w:val="es_ES" w:bidi="es_ES"/>
@@ -52089,7 +52095,7 @@
         </w:rPr>
         <w:t xml:space="preserve">La costumbre descrita en </w:t>
       </w:r>
-      <w:hyperlink r:id="rId1143">
+      <w:hyperlink r:id="rId1144">
         <w:r>
           <w:rPr>
             <w:lang w:val="es_ES" w:bidi="es_ES"/>
@@ -52107,7 +52113,7 @@
         </w:rPr>
         <w:t xml:space="preserve"> no se conoce fuera de los Evangelios, pero los cuatro Evangelios se refieren a ella (</w:t>
       </w:r>
-      <w:hyperlink r:id="rId1144">
+      <w:hyperlink r:id="rId1145">
         <w:r>
           <w:rPr>
             <w:lang w:val="es_ES" w:bidi="es_ES"/>
@@ -52125,7 +52131,7 @@
         </w:rPr>
         <w:t xml:space="preserve"> </w:t>
       </w:r>
-      <w:hyperlink r:id="rId1145">
+      <w:hyperlink r:id="rId1146">
         <w:r>
           <w:rPr>
             <w:lang w:val="es_ES" w:bidi="es_ES"/>
@@ -52143,7 +52149,7 @@
         </w:rPr>
         <w:t xml:space="preserve"> </w:t>
       </w:r>
-      <w:hyperlink r:id="rId1146">
+      <w:hyperlink r:id="rId1147">
         <w:r>
           <w:rPr>
             <w:lang w:val="es_ES" w:bidi="es_ES"/>
@@ -52161,7 +52167,7 @@
         </w:rPr>
         <w:t xml:space="preserve">); en muchas ocasiones, los prisioneros en el mundo antiguo eran liberados en días festivos especiales. • "Barrabás": véase también </w:t>
       </w:r>
-      <w:hyperlink r:id="rId1147">
+      <w:hyperlink r:id="rId1148">
         <w:r>
           <w:rPr>
             <w:lang w:val="es_ES" w:bidi="es_ES"/>
@@ -52179,7 +52185,7 @@
         </w:rPr>
         <w:t xml:space="preserve"> </w:t>
       </w:r>
-      <w:hyperlink r:id="rId1148">
+      <w:hyperlink r:id="rId1149">
         <w:r>
           <w:rPr>
             <w:lang w:val="es_ES" w:bidi="es_ES"/>
@@ -52209,7 +52215,7 @@
         </w:rPr>
         <w:t>: la disposición de Pilato para liberar a Barrabás (</w:t>
       </w:r>
-      <w:hyperlink r:id="rId1149">
+      <w:hyperlink r:id="rId1150">
         <w:r>
           <w:rPr>
             <w:lang w:val="es_ES" w:bidi="es_ES"/>
@@ -52335,7 +52341,7 @@
         </w:rPr>
         <w:t xml:space="preserve">: para proteger su trabajo, Pilato ordenó que un hombre completamente inocente fuera crucificado. • "Ordenó que Jesús fuera azotado": el azotamiento era preliminar a la crucifixión. Se hacía con correas de cuero con puntas de metal, piedra o hueso. Esta laceración de la carne podría causar la muerte por sí misma. La predicción de Jesús en </w:t>
       </w:r>
-      <w:hyperlink r:id="rId850">
+      <w:hyperlink r:id="rId851">
         <w:r>
           <w:rPr>
             <w:lang w:val="es_ES" w:bidi="es_ES"/>
@@ -52462,7 +52468,7 @@
         </w:rPr>
         <w:t>El relato de la crucifixión es uno de los relatos más históricamente comprobados de la historia antigua. ¿Por qué la iglesia primitiva crearía una historia en la que el objeto de su fe fue crucificado? Esta historia fue y sigue siendo una ofensa para los judíos y un absurdo para los gentiles (</w:t>
       </w:r>
-      <w:hyperlink r:id="rId1150">
+      <w:hyperlink r:id="rId1151">
         <w:r>
           <w:rPr>
             <w:lang w:val="es_ES" w:bidi="es_ES"/>
@@ -52528,7 +52534,7 @@
         </w:rPr>
         <w:t>"un manto púrpura": la tela púrpura, hecha con un tinte caro, era usada por la realeza y otras personas adineradas (</w:t>
       </w:r>
-      <w:hyperlink r:id="rId1151">
+      <w:hyperlink r:id="rId1152">
         <w:r>
           <w:rPr>
             <w:lang w:val="es_ES" w:bidi="es_ES"/>
@@ -52678,7 +52684,7 @@
         </w:rPr>
         <w:t xml:space="preserve">Después de que dejaron la ciudad amurallada de Jerusalén, la fuerza de Jesús aparentemente falló. Los soldados romanos obligaron a Simón... de Cirene en el norte de África, a llevar la cruz de Jesús (cp. </w:t>
       </w:r>
-      <w:hyperlink r:id="rId832">
+      <w:hyperlink r:id="rId833">
         <w:r>
           <w:rPr>
             <w:lang w:val="es_ES" w:bidi="es_ES"/>
@@ -52735,7 +52741,7 @@
         </w:rPr>
         <w:t xml:space="preserve"> quienes probablemente eran conocidos por los lectores de Marcos (cp. </w:t>
       </w:r>
-      <w:hyperlink r:id="rId1152">
+      <w:hyperlink r:id="rId1153">
         <w:r>
           <w:rPr>
             <w:lang w:val="es_ES" w:bidi="es_ES"/>
@@ -52766,7 +52772,7 @@
         </w:rPr>
         <w:t xml:space="preserve"> (“Calvario”). En los días de Jesús, el Gólgota estaba fuera de la ciudad amurallada de Jerusalén (</w:t>
       </w:r>
-      <w:hyperlink r:id="rId1153">
+      <w:hyperlink r:id="rId1154">
         <w:r>
           <w:rPr>
             <w:lang w:val="es_ES" w:bidi="es_ES"/>
@@ -52784,7 +52790,7 @@
         </w:rPr>
         <w:t xml:space="preserve"> ver </w:t>
       </w:r>
-      <w:hyperlink r:id="rId1154">
+      <w:hyperlink r:id="rId1155">
         <w:r>
           <w:rPr>
             <w:lang w:val="es_ES" w:bidi="es_ES"/>
@@ -52802,7 +52808,7 @@
         </w:rPr>
         <w:t xml:space="preserve"> </w:t>
       </w:r>
-      <w:hyperlink r:id="rId1155">
+      <w:hyperlink r:id="rId1156">
         <w:r>
           <w:rPr>
             <w:lang w:val="es_ES" w:bidi="es_ES"/>
@@ -52868,7 +52874,7 @@
         </w:rPr>
         <w:t>Es incierto si a Jesús se le ofreció una bebida de vino mezclada con mirra por amabilidad (</w:t>
       </w:r>
-      <w:hyperlink r:id="rId1156">
+      <w:hyperlink r:id="rId1157">
         <w:r>
           <w:rPr>
             <w:lang w:val="es_ES" w:bidi="es_ES"/>
@@ -52886,7 +52892,7 @@
         </w:rPr>
         <w:t>) o por burla . Jesús rechazó la bebida, porque se había comprometido a beber la copa que Dios le había dado (</w:t>
       </w:r>
-      <w:hyperlink r:id="rId1157">
+      <w:hyperlink r:id="rId1158">
         <w:r>
           <w:rPr>
             <w:lang w:val="es_ES" w:bidi="es_ES"/>
@@ -52970,7 +52976,7 @@
         </w:rPr>
         <w:t>La crucifixión se remonta a los medos y persas en los años 600 a.C. Se extendió al mundo del Mediterráneo oriental en los años 300 a.C. a través de Alejandro Magno y se convirtió en la forma dominante de pena capital en el Imperio Romano hasta el año 337 d.C., cuando fue prohibida por Constantino. Era lenta, vergonzosa y tortuosa. La víctima a veces vivía durante días, y los cuervos y perros se alimentaban de las víctimas incluso antes de que murieran. Una persona podía ser fijada a la cruz con cuerdas o, como en el caso de Jesús (</w:t>
       </w:r>
-      <w:hyperlink r:id="rId1158">
+      <w:hyperlink r:id="rId1159">
         <w:r>
           <w:rPr>
             <w:lang w:val="es_ES" w:bidi="es_ES"/>
@@ -52988,7 +52994,7 @@
         </w:rPr>
         <w:t xml:space="preserve"> </w:t>
       </w:r>
-      <w:hyperlink r:id="rId1159">
+      <w:hyperlink r:id="rId1160">
         <w:r>
           <w:rPr>
             <w:lang w:val="es_ES" w:bidi="es_ES"/>
@@ -53000,7 +53006,7 @@
           <w:t>Juan 20:25,</w:t>
         </w:r>
       </w:hyperlink>
-      <w:hyperlink r:id="rId1160">
+      <w:hyperlink r:id="rId1161">
         <w:r>
           <w:rPr>
             <w:lang w:val="es_ES" w:bidi="es_ES"/>
@@ -53018,7 +53024,7 @@
         </w:rPr>
         <w:t xml:space="preserve"> ver </w:t>
       </w:r>
-      <w:hyperlink r:id="rId1161">
+      <w:hyperlink r:id="rId1162">
         <w:r>
           <w:rPr>
             <w:lang w:val="es_ES" w:bidi="es_ES"/>
@@ -53084,7 +53090,7 @@
         </w:rPr>
         <w:t xml:space="preserve">Marcos registra la crucifixión de Jesús como ocurriendo a la hora tercera , o las nueve de la mañana. </w:t>
       </w:r>
-      <w:hyperlink r:id="rId1058">
+      <w:hyperlink r:id="rId1059">
         <w:r>
           <w:rPr>
             <w:lang w:val="es_ES" w:bidi="es_ES"/>
@@ -53102,7 +53108,7 @@
         </w:rPr>
         <w:t xml:space="preserve"> da la hora como alrededor de la sexta hora, o mediodía. Estas son estimaciones aproximadas del tiempo, y los eventos en la mañana tardía se describían típicamente como ocurriendo alrededor de la tercera (</w:t>
       </w:r>
-      <w:hyperlink r:id="rId1162">
+      <w:hyperlink r:id="rId1163">
         <w:r>
           <w:rPr>
             <w:lang w:val="es_ES" w:bidi="es_ES"/>
@@ -53114,7 +53120,7 @@
           <w:t xml:space="preserve">Mt 20:3, </w:t>
         </w:r>
       </w:hyperlink>
-      <w:hyperlink r:id="rId1163">
+      <w:hyperlink r:id="rId1164">
         <w:r>
           <w:rPr>
             <w:lang w:val="es_ES" w:bidi="es_ES"/>
@@ -53132,7 +53138,7 @@
         </w:rPr>
         <w:t>) o sexta hora (</w:t>
       </w:r>
-      <w:hyperlink r:id="rId1164">
+      <w:hyperlink r:id="rId1165">
         <w:r>
           <w:rPr>
             <w:lang w:val="es_ES" w:bidi="es_ES"/>
@@ -53150,7 +53156,7 @@
         </w:rPr>
         <w:t xml:space="preserve"> </w:t>
       </w:r>
-      <w:hyperlink r:id="rId1165">
+      <w:hyperlink r:id="rId1166">
         <w:r>
           <w:rPr>
             <w:lang w:val="es_ES" w:bidi="es_ES"/>
@@ -53168,7 +53174,7 @@
         </w:rPr>
         <w:t xml:space="preserve">; </w:t>
       </w:r>
-      <w:hyperlink r:id="rId1166">
+      <w:hyperlink r:id="rId1167">
         <w:r>
           <w:rPr>
             <w:lang w:val="es_ES" w:bidi="es_ES"/>
@@ -53186,7 +53192,7 @@
         </w:rPr>
         <w:t xml:space="preserve"> </w:t>
       </w:r>
-      <w:hyperlink r:id="rId1167">
+      <w:hyperlink r:id="rId1168">
         <w:r>
           <w:rPr>
             <w:lang w:val="es_ES" w:bidi="es_ES"/>
@@ -53204,7 +53210,7 @@
         </w:rPr>
         <w:t xml:space="preserve"> </w:t>
       </w:r>
-      <w:hyperlink r:id="rId1168">
+      <w:hyperlink r:id="rId1169">
         <w:r>
           <w:rPr>
             <w:lang w:val="es_ES" w:bidi="es_ES"/>
@@ -53222,7 +53228,7 @@
         </w:rPr>
         <w:t xml:space="preserve">; </w:t>
       </w:r>
-      <w:hyperlink r:id="rId1058">
+      <w:hyperlink r:id="rId1059">
         <w:r>
           <w:rPr>
             <w:lang w:val="es_ES" w:bidi="es_ES"/>
@@ -53240,7 +53246,7 @@
         </w:rPr>
         <w:t xml:space="preserve"> </w:t>
       </w:r>
-      <w:hyperlink r:id="rId1169">
+      <w:hyperlink r:id="rId1170">
         <w:r>
           <w:rPr>
             <w:lang w:val="es_ES" w:bidi="es_ES"/>
@@ -53402,7 +53408,7 @@
         </w:rPr>
         <w:t xml:space="preserve">Jesús estaba siendo ridicularizado e insultado por la gente que pasaba, los líderes religiosos y los revolucionarios. • La gente que pasaba gritaba insultos (literalmente blasfemaban), movían sus cabezas con desprecio (ver </w:t>
       </w:r>
-      <w:hyperlink r:id="rId1170">
+      <w:hyperlink r:id="rId1171">
         <w:r>
           <w:rPr>
             <w:lang w:val="es_ES" w:bidi="es_ES"/>
@@ -53486,7 +53492,7 @@
         </w:rPr>
         <w:t xml:space="preserve">Los dos hombres que fueron crucificados con Jesús también se burlaron de él. Uno podría esperar compasión de aquellos que sufren un destino cruel similar (cp. </w:t>
       </w:r>
-      <w:hyperlink r:id="rId1171">
+      <w:hyperlink r:id="rId1172">
         <w:r>
           <w:rPr>
             <w:lang w:val="es_ES" w:bidi="es_ES"/>
@@ -53552,7 +53558,7 @@
         </w:rPr>
         <w:t xml:space="preserve">Al mediodía (literalmente la hora sexta ) la oscuridad cubrió toda la tierra hasta las tres de la tarde (literalmente la hora novena). "Toda la tierra" probablemente significa toda Judea. La oscuridad fue tanto literal como simbólica, reveló la naturaleza siniestra de lo que estaba ocurriendo y fue una muestra del juicio que Jesús predijo que vendría sobre Israel (ver </w:t>
       </w:r>
-      <w:hyperlink r:id="rId1172">
+      <w:hyperlink r:id="rId1173">
         <w:r>
           <w:rPr>
             <w:lang w:val="es_ES" w:bidi="es_ES"/>
@@ -53588,7 +53594,7 @@
         </w:rPr>
         <w:t xml:space="preserve"> </w:t>
       </w:r>
-      <w:hyperlink r:id="rId761">
+      <w:hyperlink r:id="rId762">
         <w:r>
           <w:rPr>
             <w:lang w:val="es_ES" w:bidi="es_ES"/>
@@ -53654,7 +53660,7 @@
         </w:rPr>
         <w:t xml:space="preserve">"Eloi, Eloi... ¿por qué me has abandonado?": el fuerte grito de Jesús se relata en su arameo original y luego se traduce para los lectores griegos. • “Dios mío, Dios mío, ¿por qué me has abandonado?” Jesús cita </w:t>
       </w:r>
-      <w:hyperlink r:id="rId1173">
+      <w:hyperlink r:id="rId1174">
         <w:r>
           <w:rPr>
             <w:lang w:val="es_ES" w:bidi="es_ES"/>
@@ -53672,7 +53678,7 @@
         </w:rPr>
         <w:t xml:space="preserve">. Esta frase se interpreta mejor a la luz de </w:t>
       </w:r>
-      <w:hyperlink r:id="rId1174">
+      <w:hyperlink r:id="rId1175">
         <w:r>
           <w:rPr>
             <w:lang w:val="es_ES" w:bidi="es_ES"/>
@@ -53702,7 +53708,7 @@
           <w:t xml:space="preserve">Sal 22, </w:t>
         </w:r>
       </w:hyperlink>
-      <w:hyperlink r:id="rId1175">
+      <w:hyperlink r:id="rId1176">
         <w:r>
           <w:rPr>
             <w:lang w:val="es_ES" w:bidi="es_ES"/>
@@ -53720,7 +53726,7 @@
         </w:rPr>
         <w:t xml:space="preserve"> </w:t>
       </w:r>
-      <w:hyperlink r:id="rId1091">
+      <w:hyperlink r:id="rId1092">
         <w:r>
           <w:rPr>
             <w:lang w:val="es_ES" w:bidi="es_ES"/>
@@ -53738,7 +53744,7 @@
         </w:rPr>
         <w:t xml:space="preserve"> y </w:t>
       </w:r>
-      <w:hyperlink r:id="rId1092">
+      <w:hyperlink r:id="rId1093">
         <w:r>
           <w:rPr>
             <w:lang w:val="es_ES" w:bidi="es_ES"/>
@@ -53848,7 +53854,7 @@
         </w:rPr>
         <w:t xml:space="preserve"> (</w:t>
       </w:r>
-      <w:hyperlink r:id="rId1176">
+      <w:hyperlink r:id="rId1177">
         <w:r>
           <w:rPr>
             <w:lang w:val="es_ES" w:bidi="es_ES"/>
@@ -53980,7 +53986,7 @@
         </w:rPr>
         <w:t xml:space="preserve">La cortina que se rasgó en dos podría haber sido la que separaba el santuario del patio (un magnífico tapiz de veinticuatro metros de altura) o la que separaba el Lugar Santísimo del resto del santuario. Si fue la primera, el rasgado (así como la oscuridad, </w:t>
       </w:r>
-      <w:hyperlink r:id="rId1164">
+      <w:hyperlink r:id="rId1165">
         <w:r>
           <w:rPr>
             <w:lang w:val="es_ES" w:bidi="es_ES"/>
@@ -54016,7 +54022,7 @@
         </w:rPr>
         <w:t xml:space="preserve">; </w:t>
       </w:r>
-      <w:hyperlink r:id="rId761">
+      <w:hyperlink r:id="rId762">
         <w:r>
           <w:rPr>
             <w:lang w:val="es_ES" w:bidi="es_ES"/>
@@ -54034,7 +54040,7 @@
         </w:rPr>
         <w:t xml:space="preserve">) se estaba cumpliendo espiritualmente (ver </w:t>
       </w:r>
-      <w:hyperlink r:id="rId1177">
+      <w:hyperlink r:id="rId1178">
         <w:r>
           <w:rPr>
             <w:lang w:val="es_ES" w:bidi="es_ES"/>
@@ -54064,7 +54070,7 @@
         </w:rPr>
         <w:t xml:space="preserve">), su muerte ahora extendía este acceso a sus seguidores (ver </w:t>
       </w:r>
-      <w:hyperlink r:id="rId1178">
+      <w:hyperlink r:id="rId1179">
         <w:r>
           <w:rPr>
             <w:lang w:val="es_ES" w:bidi="es_ES"/>
@@ -54082,7 +54088,7 @@
         </w:rPr>
         <w:t xml:space="preserve">; </w:t>
       </w:r>
-      <w:hyperlink r:id="rId1179">
+      <w:hyperlink r:id="rId1180">
         <w:r>
           <w:rPr>
             <w:lang w:val="es_ES" w:bidi="es_ES"/>
@@ -54100,7 +54106,7 @@
         </w:rPr>
         <w:t xml:space="preserve">; </w:t>
       </w:r>
-      <w:hyperlink r:id="rId1180">
+      <w:hyperlink r:id="rId1181">
         <w:r>
           <w:rPr>
             <w:lang w:val="es_ES" w:bidi="es_ES"/>
@@ -54318,7 +54324,7 @@
         </w:rPr>
         <w:t>), por Jesús mismamente (</w:t>
       </w:r>
-      <w:hyperlink r:id="rId1130">
+      <w:hyperlink r:id="rId1131">
         <w:r>
           <w:rPr>
             <w:lang w:val="es_ES" w:bidi="es_ES"/>
@@ -54336,7 +54342,7 @@
         </w:rPr>
         <w:t xml:space="preserve">; </w:t>
       </w:r>
-      <w:hyperlink r:id="rId689">
+      <w:hyperlink r:id="rId690">
         <w:r>
           <w:rPr>
             <w:lang w:val="es_ES" w:bidi="es_ES"/>
@@ -54420,7 +54426,7 @@
         </w:rPr>
         <w:t xml:space="preserve">Estas mujeres habían suplido algunas de las necesidades económicas de Jesús (ver </w:t>
       </w:r>
-      <w:hyperlink r:id="rId1181">
+      <w:hyperlink r:id="rId1182">
         <w:r>
           <w:rPr>
             <w:lang w:val="es_ES" w:bidi="es_ES"/>
@@ -54438,7 +54444,7 @@
         </w:rPr>
         <w:t>). También estuvieron presentes en el entierro (</w:t>
       </w:r>
-      <w:hyperlink r:id="rId1182">
+      <w:hyperlink r:id="rId1183">
         <w:r>
           <w:rPr>
             <w:lang w:val="es_ES" w:bidi="es_ES"/>
@@ -54456,7 +54462,7 @@
         </w:rPr>
         <w:t>) y en la tumba vacía (</w:t>
       </w:r>
-      <w:hyperlink r:id="rId1183">
+      <w:hyperlink r:id="rId1184">
         <w:r>
           <w:rPr>
             <w:lang w:val="es_ES" w:bidi="es_ES"/>
@@ -54487,7 +54493,7 @@
         </w:rPr>
         <w:t xml:space="preserve"> del pueblo de Magdala cerca de la orilla del mar de Galilea, fue una figura clave en los relatos de la resurrección (</w:t>
       </w:r>
-      <w:hyperlink r:id="rId1184">
+      <w:hyperlink r:id="rId1185">
         <w:r>
           <w:rPr>
             <w:lang w:val="es_ES" w:bidi="es_ES"/>
@@ -54505,115 +54511,115 @@
         </w:rPr>
         <w:t>,</w:t>
       </w:r>
+      <w:hyperlink r:id="rId1186">
+        <w:r>
+          <w:rPr>
+            <w:lang w:val="es_ES" w:bidi="es_ES"/>
+          </w:rPr>
+          <w:rPr>
+            <w:color w:val="0000EE"/>
+            <w:u w:val="single"/>
+          </w:rPr>
+          <w:t>9</w:t>
+        </w:r>
+      </w:hyperlink>
+      <w:r>
+        <w:rPr>
+          <w:lang w:val="es_ES" w:bidi="es_ES"/>
+        </w:rPr>
+        <w:t xml:space="preserve">; </w:t>
+      </w:r>
+      <w:hyperlink r:id="rId1187">
+        <w:r>
+          <w:rPr>
+            <w:lang w:val="es_ES" w:bidi="es_ES"/>
+          </w:rPr>
+          <w:rPr>
+            <w:color w:val="0000EE"/>
+            <w:u w:val="single"/>
+          </w:rPr>
+          <w:t>Mt 28:1,</w:t>
+        </w:r>
+      </w:hyperlink>
+      <w:r>
+        <w:rPr>
+          <w:lang w:val="es_ES" w:bidi="es_ES"/>
+        </w:rPr>
+        <w:t xml:space="preserve"> </w:t>
+      </w:r>
+      <w:hyperlink r:id="rId1188">
+        <w:r>
+          <w:rPr>
+            <w:lang w:val="es_ES" w:bidi="es_ES"/>
+          </w:rPr>
+          <w:rPr>
+            <w:color w:val="0000EE"/>
+            <w:u w:val="single"/>
+          </w:rPr>
+          <w:t>Lucas 24:10,</w:t>
+        </w:r>
+      </w:hyperlink>
+      <w:r>
+        <w:rPr>
+          <w:lang w:val="es_ES" w:bidi="es_ES"/>
+        </w:rPr>
+        <w:t xml:space="preserve"> </w:t>
+      </w:r>
+      <w:hyperlink r:id="rId1189">
+        <w:r>
+          <w:rPr>
+            <w:lang w:val="es_ES" w:bidi="es_ES"/>
+          </w:rPr>
+          <w:rPr>
+            <w:color w:val="0000EE"/>
+            <w:u w:val="single"/>
+          </w:rPr>
+          <w:t>Juan 20:1;</w:t>
+        </w:r>
+      </w:hyperlink>
+      <w:r>
+        <w:rPr>
+          <w:lang w:val="es_ES" w:bidi="es_ES"/>
+        </w:rPr>
+        <w:t xml:space="preserve"> </w:t>
+      </w:r>
+      <w:hyperlink r:id="rId1190">
+        <w:r>
+          <w:rPr>
+            <w:lang w:val="es_ES" w:bidi="es_ES"/>
+          </w:rPr>
+          <w:rPr>
+            <w:color w:val="0000EE"/>
+            <w:u w:val="single"/>
+          </w:rPr>
+          <w:t>11–18</w:t>
+        </w:r>
+      </w:hyperlink>
+      <w:r>
+        <w:rPr>
+          <w:lang w:val="es_ES" w:bidi="es_ES"/>
+        </w:rPr>
+        <w:t>). • María (la madre de Jacobo el menor): este Jacobo podría haber sido Jacobo el hijo de Alfeo (</w:t>
+      </w:r>
+      <w:hyperlink r:id="rId1191">
+        <w:r>
+          <w:rPr>
+            <w:lang w:val="es_ES" w:bidi="es_ES"/>
+          </w:rPr>
+          <w:rPr>
+            <w:color w:val="0000EE"/>
+            <w:u w:val="single"/>
+          </w:rPr>
+          <w:t>Marcos 3:18</w:t>
+        </w:r>
+      </w:hyperlink>
+      <w:r>
+        <w:rPr>
+          <w:lang w:val="es_ES" w:bidi="es_ES"/>
+        </w:rPr>
+        <w:t xml:space="preserve">). • Salomé se menciona solo aquí y en </w:t>
+      </w:r>
       <w:hyperlink r:id="rId1185">
-        <w:r>
-          <w:rPr>
-            <w:lang w:val="es_ES" w:bidi="es_ES"/>
-          </w:rPr>
-          <w:rPr>
-            <w:color w:val="0000EE"/>
-            <w:u w:val="single"/>
-          </w:rPr>
-          <w:t>9</w:t>
-        </w:r>
-      </w:hyperlink>
-      <w:r>
-        <w:rPr>
-          <w:lang w:val="es_ES" w:bidi="es_ES"/>
-        </w:rPr>
-        <w:t xml:space="preserve">; </w:t>
-      </w:r>
-      <w:hyperlink r:id="rId1186">
-        <w:r>
-          <w:rPr>
-            <w:lang w:val="es_ES" w:bidi="es_ES"/>
-          </w:rPr>
-          <w:rPr>
-            <w:color w:val="0000EE"/>
-            <w:u w:val="single"/>
-          </w:rPr>
-          <w:t>Mt 28:1,</w:t>
-        </w:r>
-      </w:hyperlink>
-      <w:r>
-        <w:rPr>
-          <w:lang w:val="es_ES" w:bidi="es_ES"/>
-        </w:rPr>
-        <w:t xml:space="preserve"> </w:t>
-      </w:r>
-      <w:hyperlink r:id="rId1187">
-        <w:r>
-          <w:rPr>
-            <w:lang w:val="es_ES" w:bidi="es_ES"/>
-          </w:rPr>
-          <w:rPr>
-            <w:color w:val="0000EE"/>
-            <w:u w:val="single"/>
-          </w:rPr>
-          <w:t>Lucas 24:10,</w:t>
-        </w:r>
-      </w:hyperlink>
-      <w:r>
-        <w:rPr>
-          <w:lang w:val="es_ES" w:bidi="es_ES"/>
-        </w:rPr>
-        <w:t xml:space="preserve"> </w:t>
-      </w:r>
-      <w:hyperlink r:id="rId1188">
-        <w:r>
-          <w:rPr>
-            <w:lang w:val="es_ES" w:bidi="es_ES"/>
-          </w:rPr>
-          <w:rPr>
-            <w:color w:val="0000EE"/>
-            <w:u w:val="single"/>
-          </w:rPr>
-          <w:t>Juan 20:1;</w:t>
-        </w:r>
-      </w:hyperlink>
-      <w:r>
-        <w:rPr>
-          <w:lang w:val="es_ES" w:bidi="es_ES"/>
-        </w:rPr>
-        <w:t xml:space="preserve"> </w:t>
-      </w:r>
-      <w:hyperlink r:id="rId1189">
-        <w:r>
-          <w:rPr>
-            <w:lang w:val="es_ES" w:bidi="es_ES"/>
-          </w:rPr>
-          <w:rPr>
-            <w:color w:val="0000EE"/>
-            <w:u w:val="single"/>
-          </w:rPr>
-          <w:t>11–18</w:t>
-        </w:r>
-      </w:hyperlink>
-      <w:r>
-        <w:rPr>
-          <w:lang w:val="es_ES" w:bidi="es_ES"/>
-        </w:rPr>
-        <w:t>). • María (la madre de Jacobo el menor): este Jacobo podría haber sido Jacobo el hijo de Alfeo (</w:t>
-      </w:r>
-      <w:hyperlink r:id="rId1190">
-        <w:r>
-          <w:rPr>
-            <w:lang w:val="es_ES" w:bidi="es_ES"/>
-          </w:rPr>
-          <w:rPr>
-            <w:color w:val="0000EE"/>
-            <w:u w:val="single"/>
-          </w:rPr>
-          <w:t>Marcos 3:18</w:t>
-        </w:r>
-      </w:hyperlink>
-      <w:r>
-        <w:rPr>
-          <w:lang w:val="es_ES" w:bidi="es_ES"/>
-        </w:rPr>
-        <w:t xml:space="preserve">). • Salomé se menciona solo aquí y en </w:t>
-      </w:r>
-      <w:hyperlink r:id="rId1184">
         <w:r>
           <w:rPr>
             <w:lang w:val="es_ES" w:bidi="es_ES"/>
@@ -54679,7 +54685,7 @@
         </w:rPr>
         <w:t xml:space="preserve">José de Arimatea (posiblemente del pueblo de Ramataim, a treinta y dos kilómetros al noroeste de Jerusalén) era un miembro honrado del alto consejo y un discípulo secreto de Jesús que esperaba la venida del reino de Dios (ver </w:t>
       </w:r>
-      <w:hyperlink r:id="rId1191">
+      <w:hyperlink r:id="rId1192">
         <w:r>
           <w:rPr>
             <w:lang w:val="es_ES" w:bidi="es_ES"/>
@@ -54697,7 +54703,7 @@
         </w:rPr>
         <w:t xml:space="preserve"> </w:t>
       </w:r>
-      <w:hyperlink r:id="rId1192">
+      <w:hyperlink r:id="rId1193">
         <w:r>
           <w:rPr>
             <w:lang w:val="es_ES" w:bidi="es_ES"/>
@@ -54715,7 +54721,7 @@
         </w:rPr>
         <w:t xml:space="preserve"> </w:t>
       </w:r>
-      <w:hyperlink r:id="rId1193">
+      <w:hyperlink r:id="rId1194">
         <w:r>
           <w:rPr>
             <w:lang w:val="es_ES" w:bidi="es_ES"/>
@@ -54733,7 +54739,7 @@
         </w:rPr>
         <w:t>). Solicitó valientemente el cuerpo de Jesús a Pilato para el entierro. Como era miembro del alto consejo y no se sabía que era discípulo de Jesús, sirvió a los propósitos de Roma conceder su petición: satisfaría las preocupaciones judías sobre dejar a los muertos expuestos después del atardecer (</w:t>
       </w:r>
-      <w:hyperlink r:id="rId1194">
+      <w:hyperlink r:id="rId1195">
         <w:r>
           <w:rPr>
             <w:lang w:val="es_ES" w:bidi="es_ES"/>
@@ -54799,7 +54805,7 @@
         </w:rPr>
         <w:t xml:space="preserve">José preparó el cuerpo de Jesús para el entierro y lo puso en su propia tumba (ver </w:t>
       </w:r>
-      <w:hyperlink r:id="rId1195">
+      <w:hyperlink r:id="rId1196">
         <w:r>
           <w:rPr>
             <w:lang w:val="es_ES" w:bidi="es_ES"/>
@@ -54865,7 +54871,7 @@
         </w:rPr>
         <w:t>Al final del sábado al atardecer, las tiendas reabrieron y las mujeres pudieron comprar especias funerarias para ungir el cuerpo de Jesús (</w:t>
       </w:r>
-      <w:hyperlink r:id="rId1184">
+      <w:hyperlink r:id="rId1185">
         <w:r>
           <w:rPr>
             <w:lang w:val="es_ES" w:bidi="es_ES"/>
@@ -54883,7 +54889,7 @@
         </w:rPr>
         <w:t>). Su propósito no era embalsamar el cuerpo, sino aliviar el hedor que un cuerpo en descomposición crearía. • Las mujeres claramente no anticipaban la resurrección de Jesús. Incluso la tumba vacía no las convencería de que Jesús había resucitado de entre los muertos (</w:t>
       </w:r>
-      <w:hyperlink r:id="rId1196">
+      <w:hyperlink r:id="rId1197">
         <w:r>
           <w:rPr>
             <w:lang w:val="es_ES" w:bidi="es_ES"/>
@@ -54901,7 +54907,7 @@
         </w:rPr>
         <w:t>,</w:t>
       </w:r>
-      <w:hyperlink r:id="rId1197">
+      <w:hyperlink r:id="rId1198">
         <w:r>
           <w:rPr>
             <w:lang w:val="es_ES" w:bidi="es_ES"/>
@@ -55015,7 +55021,7 @@
         </w:rPr>
         <w:t>El mensaje del ángel para los discípulos repitió la predicción y promesa de Jesús (</w:t>
       </w:r>
-      <w:hyperlink r:id="rId1198">
+      <w:hyperlink r:id="rId1199">
         <w:r>
           <w:rPr>
             <w:lang w:val="es_ES" w:bidi="es_ES"/>
@@ -55081,7 +55087,7 @@
         </w:rPr>
         <w:t xml:space="preserve">El relato termina con las mujeres huyendo del sepulcro desconcertadas. • "no dijeron nada a nadie": esto se puede entender positivamente (no se distrajeron de su misión de contar a los discípulos, </w:t>
       </w:r>
-      <w:hyperlink r:id="rId1080">
+      <w:hyperlink r:id="rId1081">
         <w:r>
           <w:rPr>
             <w:lang w:val="es_ES" w:bidi="es_ES"/>
@@ -55099,7 +55105,7 @@
         </w:rPr>
         <w:t xml:space="preserve">; cp. </w:t>
       </w:r>
-      <w:hyperlink r:id="rId1199">
+      <w:hyperlink r:id="rId1200">
         <w:r>
           <w:rPr>
             <w:lang w:val="es_ES" w:bidi="es_ES"/>
@@ -55117,7 +55123,7 @@
         </w:rPr>
         <w:t xml:space="preserve"> </w:t>
       </w:r>
-      <w:hyperlink r:id="rId1200">
+      <w:hyperlink r:id="rId1201">
         <w:r>
           <w:rPr>
             <w:lang w:val="es_ES" w:bidi="es_ES"/>
@@ -55135,7 +55141,7 @@
         </w:rPr>
         <w:t xml:space="preserve">) o negativamente (no entregaron el mensaje). Cp. </w:t>
       </w:r>
-      <w:hyperlink r:id="rId1201">
+      <w:hyperlink r:id="rId1202">
         <w:r>
           <w:rPr>
             <w:lang w:val="es_ES" w:bidi="es_ES"/>
@@ -55153,7 +55159,7 @@
         </w:rPr>
         <w:t xml:space="preserve"> </w:t>
       </w:r>
-      <w:hyperlink r:id="rId1202">
+      <w:hyperlink r:id="rId1203">
         <w:r>
           <w:rPr>
             <w:lang w:val="es_ES" w:bidi="es_ES"/>
@@ -55171,7 +55177,7 @@
         </w:rPr>
         <w:t>,</w:t>
       </w:r>
-      <w:hyperlink r:id="rId1203">
+      <w:hyperlink r:id="rId1204">
         <w:r>
           <w:rPr>
             <w:lang w:val="es_ES" w:bidi="es_ES"/>
@@ -55366,7 +55372,7 @@
         </w:rPr>
         <w:t xml:space="preserve"> (“porque”) como la última palabra, no se ha encontrado otro ejemplo de esto; y (7) </w:t>
       </w:r>
-      <w:hyperlink r:id="rId1080">
+      <w:hyperlink r:id="rId1081">
         <w:r>
           <w:rPr>
             <w:lang w:val="es_ES" w:bidi="es_ES"/>

--- a/spa/docx/41.content.docx
+++ b/spa/docx/41.content.docx
@@ -48248,7 +48248,7 @@
         <w:rPr>
           <w:lang w:val="es_ES" w:bidi="es_ES"/>
         </w:rPr>
-        <w:t xml:space="preserve">La Última Cena comenzó con una bendición. En la práctica moderna, los cristianos piden a Dios que bendiga la comida; los judíos en los días de Jesús bendecían a Dios por proporcionar la comida con las palabras, “Bendito eres tú, oh Señor nuestro Dios, Rey del universo, que sacas el pan de la tierra.” • "esto es mi cuerpo... Esto es mi sangre": algunos entienden estas palabras en el sentido de que el pan y el vino se transforman en el mismo cuerpo y sangre de Jesús (transubstanciación); otros, que el pan y el vino siguen siendo pan y vino pero que la presencia real de Jesús se encuentra en ellos (consubstanciación). En estas dos visiones, cuando uno participa en la Cena del Señor, uno realmente come y bebe el cuerpo y la sangre de Jesús. Una tercera visión es que al comer el pan y el vino, los cristianos se alimentan espiritualmente de Jesús. Una cuarta visión es que la comida es principalmente un memorial, y los elementos son simbólicos del sacrificio de Jesús en nuestro favor. Véase también </w:t>
+        <w:t xml:space="preserve">La Última Cena comenzó con una bendición. En la práctica moderna, los cristianos piden a Dios que bendiga la comida; los judíos en los días de Jesús bendecían a Dios por proporcionar la comida con las palabras, “Bendito eres tú, oh Señor nuestro Dios, Rey del universo, que sacas el pan de la tierra.” • "esto es mi cuerpo... Esto es mi sangre": Desde la Reforma, han habido tres interpretaciones dominantes de las declaraciones de Jesús sobre el pan y el vino: (1) que el pan y el vino se transforman en el cuerpo y la sangre reales de Jesucristo (transubstanciación); (2) que Cristo está verdaderamente presente en el sacramento de una manera misteriosa pero real que está más allá de la comprensión humana (presencia real); (3) que el pan y el vino simbolizan el cuerpo y la sangre de Cristo, beneficiando al receptor a través del Espíritu por la fe (simbolismo). Véase también </w:t>
       </w:r>
       <w:hyperlink r:id="rId1072">
         <w:r>
@@ -48262,18 +48262,6 @@
           <w:t>Juan 6:53–63</w:t>
         </w:r>
       </w:hyperlink>
-      <w:r>
-        <w:rPr>
-          <w:lang w:val="es_ES" w:bidi="es_ES"/>
-        </w:rPr>
-        <w:t xml:space="preserve"> y </w:t>
-      </w:r>
-      <w:r>
-        <w:rPr>
-          <w:lang w:val="es_ES" w:bidi="es_ES"/>
-        </w:rPr>
-        <w:t>nota de estudio correspondiente</w:t>
-      </w:r>
       <w:r>
         <w:rPr>
           <w:lang w:val="es_ES" w:bidi="es_ES"/>

--- a/spa/docx/41.content.docx
+++ b/spa/docx/41.content.docx
@@ -19,7 +19,7 @@
         <w:rPr>
           <w:lang w:val="es_ES" w:bidi="es_ES"/>
         </w:rPr>
-        <w:t>Resource: Tyndale Open Study Notes</w:t>
+        <w:t>Resource: Aquifer Open Study Notes</w:t>
       </w:r>
       <w:r>
         <w:rPr>
@@ -112,7 +112,7 @@
         <w:rPr>
           <w:lang w:val="es_ES" w:bidi="es_ES"/>
         </w:rPr>
-        <w:t>Tyndale Open Study Notes</w:t>
+        <w:t>Aquifer Open Study Notes</w:t>
       </w:r>
     </w:p>
     <w:p>

--- a/spa/docx/41.content.docx
+++ b/spa/docx/41.content.docx
@@ -31702,7 +31702,7 @@
         <w:rPr>
           <w:lang w:val="es_ES" w:bidi="es_ES"/>
         </w:rPr>
-        <w:t>) o experimentar la ira divina como él lo hizo (</w:t>
+        <w:t>) o experimentar el sufrimiento único que sufrió en la cruz (</w:t>
       </w:r>
       <w:hyperlink r:id="rId493">
         <w:r>
